--- a/App_Build_Status.docx
+++ b/App_Build_Status.docx
@@ -2,7 +2,7 @@
 <file path=word/document.xml><?xml version="1.0" encoding="utf-8"?>
 <w:document xmlns:w="http://schemas.openxmlformats.org/wordprocessingml/2006/main" xmlns:m="http://schemas.openxmlformats.org/officeDocument/2006/math" xmlns:r="http://schemas.openxmlformats.org/officeDocument/2006/relationships" xmlns:o="urn:schemas-microsoft-com:office:office" xmlns:v="urn:schemas-microsoft-com:vml" xmlns:w10="urn:schemas-microsoft-com:office:word" xmlns:a="http://schemas.openxmlformats.org/drawingml/2006/main" xmlns:pic="http://schemas.openxmlformats.org/drawingml/2006/picture" xmlns:wp="http://schemas.openxmlformats.org/drawingml/2006/wordprocessingDrawing">
   <w:body>
-    <w:bookmarkStart w:id="33" w:name="X56cd1a79c4d2dad6d7234bec71d947341ddf126"/>
+    <w:bookmarkStart w:id="41" w:name="X56cd1a79c4d2dad6d7234bec71d947341ddf126"/>
     <w:p>
       <w:pPr>
         <w:pStyle w:val="Heading1"/>
@@ -26,7 +26,49 @@
         <w:t xml:space="preserve"> </w:t>
       </w:r>
       <w:r>
-        <w:t xml:space="preserve">2026-05-20 evening (post engineering-ownership audit cycle — 7 PRs landed today: #162/#163/#166/#169/#170/#172/#174 closing 0009 + 0043 end-to-end; chrome drift confirmed already-fixed; full session arc captured in CLAUDE.md decision-log rows 442-446)</w:t>
+        <w:rPr>
+          <w:b/>
+          <w:bCs/>
+        </w:rPr>
+        <w:t xml:space="preserve">2026-05-28 pre-pilot pass — addendum below</w:t>
+      </w:r>
+      <w:r>
+        <w:t xml:space="preserve"> </w:t>
+      </w:r>
+      <w:r>
+        <w:t xml:space="preserve">captures 2026-05-23 → 2026-05-28 sprint (~PRs #290–#549, ~260 merges including Concierge → Today’s Focus SKU lock, wizard 38 → 65 cards, /today first-class route + first BottomNav tab, admin dashboard 4 new surfaces + Tier 1 follow-ups, vendor hero photos pilot polish, Wedding Attire Guide arc, OAuth Google + Facebook, .single() pilot hardening). Headline counts below updated for the deltas; per-iteration table at line 67 is still mostly accurate (rows that materially changed are noted in the addendum). Pilot launches</w:t>
+      </w:r>
+      <w:r>
+        <w:t xml:space="preserve"> </w:t>
+      </w:r>
+      <w:r>
+        <w:rPr>
+          <w:b/>
+          <w:bCs/>
+        </w:rPr>
+        <w:t xml:space="preserve">2026-06-01</w:t>
+      </w:r>
+      <w:r>
+        <w:t xml:space="preserve"> </w:t>
+      </w:r>
+      <w:r>
+        <w:t xml:space="preserve">— 4 days out at regen time.</w:t>
+      </w:r>
+      <w:r>
+        <w:t xml:space="preserve"> </w:t>
+      </w:r>
+      <w:r>
+        <w:rPr>
+          <w:b/>
+          <w:bCs/>
+        </w:rPr>
+        <w:t xml:space="preserve">Previous regen:</w:t>
+      </w:r>
+      <w:r>
+        <w:t xml:space="preserve"> </w:t>
+      </w:r>
+      <w:r>
+        <w:t xml:space="preserve">2026-05-22 post 17-PR sprint (PRs #272–#289 — payments idempotency sealed, observability completed end-to-end, day-of PWA Phase 1, marketing chrome + schema.org + sitemap refresh, CI guards for retired strings + email links, dashboard TILES expansion, admin nav, actor terminology sweep, Patiktok + Pakanta marketing surfaces, Setnayan Pay worked example update)</w:t>
       </w:r>
       <w:r>
         <w:t xml:space="preserve"> </w:t>
@@ -61,6 +103,27 @@
           <w:rStyle w:val="VerbatimChar"/>
         </w:rPr>
         <w:t xml:space="preserve">https://github.com/iscasasola/setnayan-platform</w:t>
+      </w:r>
+      <w:r>
+        <w:t xml:space="preserve"> </w:t>
+      </w:r>
+      <w:r>
+        <w:t xml:space="preserve">(last commit</w:t>
+      </w:r>
+      <w:r>
+        <w:t xml:space="preserve"> </w:t>
+      </w:r>
+      <w:r>
+        <w:rPr>
+          <w:rStyle w:val="VerbatimChar"/>
+        </w:rPr>
+        <w:t xml:space="preserve">a6475b3</w:t>
+      </w:r>
+      <w:r>
+        <w:t xml:space="preserve"> </w:t>
+      </w:r>
+      <w:r>
+        <w:t xml:space="preserve">2026-05-27 22:17 PHT — PR #549 my profile maybeSingle fix)</w:t>
       </w:r>
       <w:r>
         <w:t xml:space="preserve"> </w:t>
@@ -131,13 +194,13 @@
         </w:pict>
       </w:r>
     </w:p>
-    <w:bookmarkStart w:id="12" w:name="how-to-read-this-doc"/>
+    <w:bookmarkStart w:id="18" w:name="X82f76f0a5c2fcbe30e3329043f9dbf50df85fdf"/>
     <w:p>
       <w:pPr>
         <w:pStyle w:val="Heading2"/>
       </w:pPr>
       <w:r>
-        <w:t xml:space="preserve">How to read this doc</w:t>
+        <w:t xml:space="preserve">🚀 2026-05-23 → 2026-05-28 sprint addendum — what changed since the 2026-05-22 regen</w:t>
       </w:r>
     </w:p>
     <w:p>
@@ -146,233 +209,25 @@
       </w:pPr>
       <w:r>
         <w:rPr>
-          <w:rStyle w:val="VerbatimChar"/>
-        </w:rPr>
-        <w:t xml:space="preserve">V1_Gap_Analysis_Status.md</w:t>
-      </w:r>
-      <w:r>
-        <w:t xml:space="preserve"> </w:t>
-      </w:r>
-      <w:r>
-        <w:t xml:space="preserve">answers</w:t>
-      </w:r>
-      <w:r>
-        <w:t xml:space="preserve"> </w:t>
-      </w:r>
-      <w:r>
-        <w:t xml:space="preserve">“did we update the spec?”</w:t>
-      </w:r>
-      <w:r>
-        <w:t xml:space="preserve">.</w:t>
-      </w:r>
-      <w:r>
-        <w:t xml:space="preserve"> </w:t>
-      </w:r>
-      <w:r>
-        <w:rPr>
           <w:b/>
           <w:bCs/>
         </w:rPr>
-        <w:t xml:space="preserve">This doc answers</w:t>
-      </w:r>
-      <w:r>
-        <w:rPr>
-          <w:b/>
-          <w:bCs/>
-        </w:rPr>
-        <w:t xml:space="preserve"> </w:t>
-      </w:r>
-      <w:r>
-        <w:rPr>
-          <w:b/>
-          <w:bCs/>
-        </w:rPr>
-        <w:t xml:space="preserve">“did we ship the spec?”</w:t>
-      </w:r>
-      <w:r>
-        <w:t xml:space="preserve"> </w:t>
-      </w:r>
-      <w:r>
-        <w:t xml:space="preserve">Re-generated EOD 2026-05-14 after a 23-PR run.</w:t>
+        <w:t xml:space="preserve">Scope:</w:t>
+      </w:r>
+      <w:r>
+        <w:t xml:space="preserve"> </w:t>
+      </w:r>
+      <w:r>
+        <w:t xml:space="preserve">~260 PRs merged (PR numbers ~#290 → #549). Engineering velocity stayed high through 2026-05-25 then dropped to a calm 3-day window through 2026-05-28 with one batch (PRs #545–#549) landing on the pre-pilot polish. Pilot launches 2026-06-01 — 4 days out at this regen.</w:t>
       </w:r>
     </w:p>
+    <w:bookmarkStart w:id="12" w:name="X4b3631adc1da013086953c55e783c03a4be10fd"/>
     <w:p>
       <w:pPr>
-        <w:pStyle w:val="Compact"/>
-        <w:numPr>
-          <w:ilvl w:val="0"/>
-          <w:numId w:val="1001"/>
-        </w:numPr>
+        <w:pStyle w:val="Heading3"/>
       </w:pPr>
       <w:r>
-        <w:t xml:space="preserve">✅</w:t>
-      </w:r>
-      <w:r>
-        <w:t xml:space="preserve"> </w:t>
-      </w:r>
-      <w:r>
-        <w:rPr>
-          <w:b/>
-          <w:bCs/>
-        </w:rPr>
-        <w:t xml:space="preserve">Shipped</w:t>
-      </w:r>
-      <w:r>
-        <w:t xml:space="preserve"> </w:t>
-      </w:r>
-      <w:r>
-        <w:t xml:space="preserve">— spec scope is live in the app</w:t>
-      </w:r>
-    </w:p>
-    <w:p>
-      <w:pPr>
-        <w:pStyle w:val="Compact"/>
-        <w:numPr>
-          <w:ilvl w:val="0"/>
-          <w:numId w:val="1001"/>
-        </w:numPr>
-      </w:pPr>
-      <w:r>
-        <w:t xml:space="preserve">⚠️</w:t>
-      </w:r>
-      <w:r>
-        <w:t xml:space="preserve"> </w:t>
-      </w:r>
-      <w:r>
-        <w:rPr>
-          <w:b/>
-          <w:bCs/>
-        </w:rPr>
-        <w:t xml:space="preserve">Partial</w:t>
-      </w:r>
-      <w:r>
-        <w:t xml:space="preserve"> </w:t>
-      </w:r>
-      <w:r>
-        <w:t xml:space="preserve">— some scope is live; remainder still in flight or queued</w:t>
-      </w:r>
-    </w:p>
-    <w:p>
-      <w:pPr>
-        <w:pStyle w:val="Compact"/>
-        <w:numPr>
-          <w:ilvl w:val="0"/>
-          <w:numId w:val="1001"/>
-        </w:numPr>
-      </w:pPr>
-      <w:r>
-        <w:t xml:space="preserve">🟡</w:t>
-      </w:r>
-      <w:r>
-        <w:t xml:space="preserve"> </w:t>
-      </w:r>
-      <w:r>
-        <w:rPr>
-          <w:b/>
-          <w:bCs/>
-        </w:rPr>
-        <w:t xml:space="preserve">Not shipped</w:t>
-      </w:r>
-      <w:r>
-        <w:t xml:space="preserve"> </w:t>
-      </w:r>
-      <w:r>
-        <w:t xml:space="preserve">— spec exists, code doesn’t (V1.5+ deferral or pending Phase 2/3)</w:t>
-      </w:r>
-    </w:p>
-    <w:p>
-      <w:pPr>
-        <w:pStyle w:val="Compact"/>
-        <w:numPr>
-          <w:ilvl w:val="0"/>
-          <w:numId w:val="1001"/>
-        </w:numPr>
-      </w:pPr>
-      <w:r>
-        <w:t xml:space="preserve">⛔</w:t>
-      </w:r>
-      <w:r>
-        <w:t xml:space="preserve"> </w:t>
-      </w:r>
-      <w:r>
-        <w:rPr>
-          <w:b/>
-          <w:bCs/>
-        </w:rPr>
-        <w:t xml:space="preserve">Blocked</w:t>
-      </w:r>
-      <w:r>
-        <w:t xml:space="preserve"> </w:t>
-      </w:r>
-      <w:r>
-        <w:t xml:space="preserve">— gated on an external dep</w:t>
-      </w:r>
-    </w:p>
-    <w:p>
-      <w:pPr>
-        <w:pStyle w:val="Compact"/>
-        <w:numPr>
-          <w:ilvl w:val="0"/>
-          <w:numId w:val="1001"/>
-        </w:numPr>
-      </w:pPr>
-      <w:r>
-        <w:t xml:space="preserve">🚫</w:t>
-      </w:r>
-      <w:r>
-        <w:t xml:space="preserve"> </w:t>
-      </w:r>
-      <w:r>
-        <w:rPr>
-          <w:b/>
-          <w:bCs/>
-        </w:rPr>
-        <w:t xml:space="preserve">Retired / superseded</w:t>
-      </w:r>
-    </w:p>
-    <w:p>
-      <w:pPr>
-        <w:pStyle w:val="Compact"/>
-        <w:numPr>
-          <w:ilvl w:val="0"/>
-          <w:numId w:val="1001"/>
-        </w:numPr>
-      </w:pPr>
-      <w:r>
-        <w:t xml:space="preserve">⚙️</w:t>
-      </w:r>
-      <w:r>
-        <w:t xml:space="preserve"> </w:t>
-      </w:r>
-      <w:r>
-        <w:rPr>
-          <w:b/>
-          <w:bCs/>
-        </w:rPr>
-        <w:t xml:space="preserve">Engineering in flight</w:t>
-      </w:r>
-      <w:r>
-        <w:t xml:space="preserve"> </w:t>
-      </w:r>
-      <w:r>
-        <w:t xml:space="preserve">— worktree created + brief committed + fresh Claude Code session can pick up (added 2026-05-19 for parallel kickoff)</w:t>
-      </w:r>
-    </w:p>
-    <w:p>
-      <w:r>
-        <w:pict>
-          <v:rect style="width:0;height:1.5pt" o:hralign="center" o:hrstd="t" o:hr="t"/>
-        </w:pict>
-      </w:r>
-    </w:p>
-    <w:bookmarkEnd w:id="12"/>
-    <w:bookmarkStart w:id="13" w:name="headline-numbers-post-2026-05-14-pr-run"/>
-    <w:p>
-      <w:pPr>
-        <w:pStyle w:val="Heading2"/>
-      </w:pPr>
-      <w:r>
-        <w:t xml:space="preserve">Headline numbers (post 2026-05-14 PR run)</w:t>
+        <w:t xml:space="preserve">Headline shifts (per-iteration table at line 67 mostly stays — these rows materially changed)</w:t>
       </w:r>
     </w:p>
     <w:tbl>
@@ -398,45 +253,467 @@
               <w:pStyle w:val="Compact"/>
             </w:pPr>
             <w:r>
-              <w:t xml:space="preserve">Bucket</w:t>
-            </w:r>
-          </w:p>
-        </w:tc>
-        <w:tc>
-          <w:tcPr/>
-          <w:p>
-            <w:pPr>
-              <w:pStyle w:val="Compact"/>
-            </w:pPr>
-            <w:r>
-              <w:t xml:space="preserve">Count</w:t>
-            </w:r>
-          </w:p>
-        </w:tc>
-        <w:tc>
-          <w:tcPr/>
-          <w:p>
-            <w:pPr>
-              <w:pStyle w:val="Compact"/>
-            </w:pPr>
-            <w:r>
-              <w:t xml:space="preserve">Iterations</w:t>
-            </w:r>
-          </w:p>
-        </w:tc>
-      </w:tr>
-      <w:tr>
-        <w:tc>
-          <w:tcPr/>
-          <w:p>
-            <w:pPr>
-              <w:pStyle w:val="Compact"/>
-            </w:pPr>
-            <w:r>
-              <w:t xml:space="preserve">✅ Shipped</w:t>
-            </w:r>
-          </w:p>
-        </w:tc>
+              <w:t xml:space="preserve">Iteration</w:t>
+            </w:r>
+          </w:p>
+        </w:tc>
+        <w:tc>
+          <w:tcPr/>
+          <w:p>
+            <w:pPr>
+              <w:pStyle w:val="Compact"/>
+            </w:pPr>
+            <w:r>
+              <w:t xml:space="preserve">Status flip</w:t>
+            </w:r>
+          </w:p>
+        </w:tc>
+        <w:tc>
+          <w:tcPr/>
+          <w:p>
+            <w:pPr>
+              <w:pStyle w:val="Compact"/>
+            </w:pPr>
+            <w:r>
+              <w:t xml:space="preserve">Why</w:t>
+            </w:r>
+          </w:p>
+        </w:tc>
+      </w:tr>
+      <w:tr>
+        <w:tc>
+          <w:tcPr/>
+          <w:p>
+            <w:pPr>
+              <w:pStyle w:val="Compact"/>
+            </w:pPr>
+            <w:r>
+              <w:t xml:space="preserve">0011 Panood</w:t>
+            </w:r>
+          </w:p>
+        </w:tc>
+        <w:tc>
+          <w:tcPr/>
+          <w:p>
+            <w:pPr>
+              <w:pStyle w:val="Compact"/>
+            </w:pPr>
+            <w:r>
+              <w:t xml:space="preserve">⚙️ engineering-in-flight → ⚠️ partial → on path to ✅ V1 (YouTube verified-app review still pending)</w:t>
+            </w:r>
+          </w:p>
+        </w:tc>
+        <w:tc>
+          <w:tcPr/>
+          <w:p>
+            <w:pPr>
+              <w:pStyle w:val="Compact"/>
+            </w:pPr>
+            <w:r>
+              <w:t xml:space="preserve">BYO YouTube OAuth shipped per CLAUDE.md 2026-05-23 row 1 OAuth providers expansion; broadcaster scaffolds shipped via 2026-05-24 wizard sequence work</w:t>
+            </w:r>
+          </w:p>
+        </w:tc>
+      </w:tr>
+      <w:tr>
+        <w:tc>
+          <w:tcPr/>
+          <w:p>
+            <w:pPr>
+              <w:pStyle w:val="Compact"/>
+            </w:pPr>
+            <w:r>
+              <w:t xml:space="preserve">0012 Papic</w:t>
+            </w:r>
+          </w:p>
+        </w:tc>
+        <w:tc>
+          <w:tcPr/>
+          <w:p>
+            <w:pPr>
+              <w:pStyle w:val="Compact"/>
+            </w:pPr>
+            <w:r>
+              <w:t xml:space="preserve">⚙️ engineering-in-flight → ⚠️ partial V1 web slice</w:t>
+            </w:r>
+          </w:p>
+        </w:tc>
+        <w:tc>
+          <w:tcPr/>
+          <w:p>
+            <w:pPr>
+              <w:pStyle w:val="Compact"/>
+            </w:pPr>
+            <w:r>
+              <w:t xml:space="preserve">Web-side capture path + Drive transfer + Auto-Recap rendering scaffolds shipped throughout 2026-05-23/24; native iOS/Android stays V1.5+ per the deferred-architecture lock; 1019 vendor_profiles + 39 venue_directory rows backfilled with Pexels hero photos via PR #499</w:t>
+            </w:r>
+          </w:p>
+        </w:tc>
+      </w:tr>
+      <w:tr>
+        <w:tc>
+          <w:tcPr/>
+          <w:p>
+            <w:pPr>
+              <w:pStyle w:val="Compact"/>
+            </w:pPr>
+            <w:r>
+              <w:t xml:space="preserve">0016 Step-by-Step Plan Builder</w:t>
+            </w:r>
+          </w:p>
+        </w:tc>
+        <w:tc>
+          <w:tcPr/>
+          <w:p>
+            <w:pPr>
+              <w:pStyle w:val="Compact"/>
+            </w:pPr>
+            <w:r>
+              <w:t xml:space="preserve">renamed in spec to</w:t>
+            </w:r>
+            <w:r>
+              <w:t xml:space="preserve"> </w:t>
+            </w:r>
+            <w:r>
+              <w:t xml:space="preserve">“Today’s Focus”</w:t>
+            </w:r>
+            <w:r>
+              <w:t xml:space="preserve"> </w:t>
+            </w:r>
+            <w:r>
+              <w:t xml:space="preserve">(CLAUDE.md 2026-05-24 eighth row), engineering shipped 65-card wizard</w:t>
+            </w:r>
+          </w:p>
+        </w:tc>
+        <w:tc>
+          <w:tcPr/>
+          <w:p>
+            <w:pPr>
+              <w:pStyle w:val="Compact"/>
+            </w:pPr>
+            <w:r>
+              <w:t xml:space="preserve">38 → 65 cards across PRs #519–#544 (one-PR-per-card waves); /today route + first BottomNav tab</w:t>
+            </w:r>
+            <w:r>
+              <w:t xml:space="preserve"> </w:t>
+            </w:r>
+            <w:r>
+              <w:t xml:space="preserve">“Today”</w:t>
+            </w:r>
+            <w:r>
+              <w:t xml:space="preserve"> </w:t>
+            </w:r>
+            <w:r>
+              <w:t xml:space="preserve">with Focus icon shipped via PR #520; 6-week Phase 0–5 plan locked 2026-05-23 row 6 collapsed into ~5-day intensive engineering sprint 2026-05-24</w:t>
+            </w:r>
+          </w:p>
+        </w:tc>
+      </w:tr>
+      <w:tr>
+        <w:tc>
+          <w:tcPr/>
+          <w:p>
+            <w:pPr>
+              <w:pStyle w:val="Compact"/>
+            </w:pPr>
+            <w:r>
+              <w:t xml:space="preserve">0017 Patiktok</w:t>
+            </w:r>
+          </w:p>
+        </w:tc>
+        <w:tc>
+          <w:tcPr/>
+          <w:p>
+            <w:pPr>
+              <w:pStyle w:val="Compact"/>
+            </w:pPr>
+            <w:r>
+              <w:t xml:space="preserve">⚙️ engineering-in-flight → ⚠️ partial</w:t>
+            </w:r>
+          </w:p>
+        </w:tc>
+        <w:tc>
+          <w:tcPr/>
+          <w:p>
+            <w:pPr>
+              <w:pStyle w:val="Compact"/>
+            </w:pPr>
+            <w:r>
+              <w:t xml:space="preserve">Setnayan-tier dual-TikTok flow shipped; Personal-tier still gated on TikTok app review</w:t>
+            </w:r>
+          </w:p>
+        </w:tc>
+      </w:tr>
+      <w:tr>
+        <w:tc>
+          <w:tcPr/>
+          <w:p>
+            <w:pPr>
+              <w:pStyle w:val="Compact"/>
+            </w:pPr>
+            <w:r>
+              <w:t xml:space="preserve">0018 Setnayan Supplies</w:t>
+            </w:r>
+          </w:p>
+        </w:tc>
+        <w:tc>
+          <w:tcPr/>
+          <w:p>
+            <w:pPr>
+              <w:pStyle w:val="Compact"/>
+            </w:pPr>
+            <w:r>
+              <w:t xml:space="preserve">⚙️ engineering-in-flight stayed (PR plan #1–#8 partial)</w:t>
+            </w:r>
+          </w:p>
+        </w:tc>
+        <w:tc>
+          <w:tcPr/>
+          <w:p>
+            <w:pPr>
+              <w:pStyle w:val="Compact"/>
+            </w:pPr>
+            <w:r>
+              <w:t xml:space="preserve">Awaits owner-side supplier onboarding chain per the 2026-05-19 pivot</w:t>
+            </w:r>
+          </w:p>
+        </w:tc>
+      </w:tr>
+      <w:tr>
+        <w:tc>
+          <w:tcPr/>
+          <w:p>
+            <w:pPr>
+              <w:pStyle w:val="Compact"/>
+            </w:pPr>
+            <w:r>
+              <w:t xml:space="preserve">0021 Couple Dashboard</w:t>
+            </w:r>
+          </w:p>
+        </w:tc>
+        <w:tc>
+          <w:tcPr/>
+          <w:p>
+            <w:pPr>
+              <w:pStyle w:val="Compact"/>
+            </w:pPr>
+            <w:r>
+              <w:t xml:space="preserve">✅ shipped → ✅ refreshed for Finder-column UX (2026-05-22 PR #367) → ✅ Today’s Focus extracted to /today (PR #520)</w:t>
+            </w:r>
+          </w:p>
+        </w:tc>
+        <w:tc>
+          <w:tcPr/>
+          <w:p>
+            <w:pPr>
+              <w:pStyle w:val="Compact"/>
+            </w:pPr>
+            <w:r>
+              <w:t xml:space="preserve">Per-event localStorage isolation fix (PR #517) + cap-compare-at-2 (PR #515) closed customer-side bug-hunt findings</w:t>
+            </w:r>
+          </w:p>
+        </w:tc>
+      </w:tr>
+      <w:tr>
+        <w:tc>
+          <w:tcPr/>
+          <w:p>
+            <w:pPr>
+              <w:pStyle w:val="Compact"/>
+            </w:pPr>
+            <w:r>
+              <w:t xml:space="preserve">0023 Admin Console</w:t>
+            </w:r>
+          </w:p>
+        </w:tc>
+        <w:tc>
+          <w:tcPr/>
+          <w:p>
+            <w:pPr>
+              <w:pStyle w:val="Compact"/>
+            </w:pPr>
+            <w:r>
+              <w:t xml:space="preserve">⚠️ partial → ✅ 4 new surfaces shipped (PRs #419/#420/#421/#423) + Tier 1 follow-ups (refund + comp-grant + Setnayan Pay rate alignment PRs #429-#432)</w:t>
+            </w:r>
+          </w:p>
+        </w:tc>
+        <w:tc>
+          <w:tcPr/>
+          <w:p>
+            <w:pPr>
+              <w:pStyle w:val="Compact"/>
+            </w:pPr>
+            <w:r>
+              <w:t xml:space="preserve">Disputes · Pricing · Add-ons · Concierge Brain surfaces all read-only V1; admin payment-method config table extension for min_fee_centavos shipped</w:t>
+            </w:r>
+          </w:p>
+        </w:tc>
+      </w:tr>
+      <w:tr>
+        <w:tc>
+          <w:tcPr/>
+          <w:p>
+            <w:pPr>
+              <w:pStyle w:val="Compact"/>
+            </w:pPr>
+            <w:r>
+              <w:t xml:space="preserve">0025 Profile Settings</w:t>
+            </w:r>
+          </w:p>
+        </w:tc>
+        <w:tc>
+          <w:tcPr/>
+          <w:p>
+            <w:pPr>
+              <w:pStyle w:val="Compact"/>
+            </w:pPr>
+            <w:r>
+              <w:t xml:space="preserve">✅ shipped → ✅ hardened pre-pilot via PR #549</w:t>
+            </w:r>
+          </w:p>
+        </w:tc>
+        <w:tc>
+          <w:tcPr/>
+          <w:p>
+            <w:pPr>
+              <w:pStyle w:val="Compact"/>
+            </w:pPr>
+            <w:r>
+              <w:t xml:space="preserve">.single() → .maybeSingle() canonical guard pattern applied; profile load now logs PGRST116 + future ADD-COLUMN drift as</w:t>
+            </w:r>
+            <w:r>
+              <w:t xml:space="preserve"> </w:t>
+            </w:r>
+            <w:r>
+              <w:rPr>
+                <w:rStyle w:val="VerbatimChar"/>
+              </w:rPr>
+              <w:t xml:space="preserve">graceful_degrade</w:t>
+            </w:r>
+          </w:p>
+        </w:tc>
+      </w:tr>
+      <w:tr>
+        <w:tc>
+          <w:tcPr/>
+          <w:p>
+            <w:pPr>
+              <w:pStyle w:val="Compact"/>
+            </w:pPr>
+            <w:r>
+              <w:t xml:space="preserve">0026 BIR Tax Compliance</w:t>
+            </w:r>
+          </w:p>
+        </w:tc>
+        <w:tc>
+          <w:tcPr/>
+          <w:p>
+            <w:pPr>
+              <w:pStyle w:val="Compact"/>
+            </w:pPr>
+            <w:r>
+              <w:t xml:space="preserve">✅ stayed</w:t>
+            </w:r>
+          </w:p>
+        </w:tc>
+        <w:tc>
+          <w:tcPr/>
+          <w:p>
+            <w:pPr>
+              <w:pStyle w:val="Compact"/>
+            </w:pPr>
+            <w:r>
+              <w:t xml:space="preserve">OR generation + EWT + Form 2307 unchanged</w:t>
+            </w:r>
+          </w:p>
+        </w:tc>
+      </w:tr>
+      <w:tr>
+        <w:tc>
+          <w:tcPr/>
+          <w:p>
+            <w:pPr>
+              <w:pStyle w:val="Compact"/>
+            </w:pPr>
+            <w:r>
+              <w:t xml:space="preserve">0028 Email Notifications</w:t>
+            </w:r>
+          </w:p>
+        </w:tc>
+        <w:tc>
+          <w:tcPr/>
+          <w:p>
+            <w:pPr>
+              <w:pStyle w:val="Compact"/>
+            </w:pPr>
+            <w:r>
+              <w:t xml:space="preserve">✅ template count 9 → 10 (PR #288)</w:t>
+            </w:r>
+          </w:p>
+        </w:tc>
+        <w:tc>
+          <w:tcPr/>
+          <w:p>
+            <w:pPr>
+              <w:pStyle w:val="Compact"/>
+            </w:pPr>
+            <w:r>
+              <w:t xml:space="preserve">Notification routing held</w:t>
+            </w:r>
+          </w:p>
+        </w:tc>
+      </w:tr>
+      <w:tr>
+        <w:tc>
+          <w:tcPr/>
+          <w:p>
+            <w:pPr>
+              <w:pStyle w:val="Compact"/>
+            </w:pPr>
+            <w:r>
+              <w:t xml:space="preserve">0034 Payments &amp; Cart</w:t>
+            </w:r>
+          </w:p>
+        </w:tc>
+        <w:tc>
+          <w:tcPr/>
+          <w:p>
+            <w:pPr>
+              <w:pStyle w:val="Compact"/>
+            </w:pPr>
+            <w:r>
+              <w:t xml:space="preserve">✅ Setnayan Pay flat 5.0% + ₱50 min floor + Vendor opt-in absorption</w:t>
+            </w:r>
+          </w:p>
+        </w:tc>
+        <w:tc>
+          <w:tcPr/>
+          <w:p>
+            <w:pPr>
+              <w:pStyle w:val="Compact"/>
+            </w:pPr>
+            <w:r>
+              <w:t xml:space="preserve">Migration</w:t>
+            </w:r>
+            <w:r>
+              <w:t xml:space="preserve"> </w:t>
+            </w:r>
+            <w:r>
+              <w:rPr>
+                <w:rStyle w:val="VerbatimChar"/>
+              </w:rPr>
+              <w:t xml:space="preserve">20260608000000_iteration_0023_setnayan_pay_rate_alignment.sql</w:t>
+            </w:r>
+            <w:r>
+              <w:t xml:space="preserve"> </w:t>
+            </w:r>
+            <w:r>
+              <w:t xml:space="preserve">shipped per PR #432</w:t>
+            </w:r>
+          </w:p>
+        </w:tc>
+      </w:tr>
+      <w:tr>
         <w:tc>
           <w:tcPr/>
           <w:p>
@@ -448,485 +725,2073 @@
                 <w:b/>
                 <w:bCs/>
               </w:rPr>
-              <w:t xml:space="preserve">24</w:t>
-            </w:r>
-          </w:p>
-        </w:tc>
-        <w:tc>
-          <w:tcPr/>
-          <w:p>
-            <w:pPr>
-              <w:pStyle w:val="Compact"/>
-            </w:pPr>
-            <w:r>
-              <w:t xml:space="preserve">0000, 0001, 0002, 0004, 0007, 0008,</w:t>
-            </w:r>
-            <w:r>
-              <w:t xml:space="preserve"> </w:t>
-            </w:r>
-            <w:r>
-              <w:rPr>
-                <w:b/>
-                <w:bCs/>
-              </w:rPr>
-              <w:t xml:space="preserve">0009</w:t>
-            </w:r>
-            <w:r>
-              <w:t xml:space="preserve"> </w:t>
-            </w:r>
-            <w:r>
-              <w:t xml:space="preserve">(NEW 2026-05-20 — engineering complete; gated on #19g), 0010, 0013, 0015, 0016, 0021, 0023, 0025, 0026, 0028, 0029, 0030, 0031, 0033 (partial), 0034, 0035, 0037,</w:t>
-            </w:r>
-            <w:r>
-              <w:t xml:space="preserve"> </w:t>
-            </w:r>
-            <w:r>
-              <w:rPr>
-                <w:b/>
-                <w:bCs/>
-              </w:rPr>
-              <w:t xml:space="preserve">0043</w:t>
-            </w:r>
-            <w:r>
-              <w:t xml:space="preserve"> </w:t>
-            </w:r>
-            <w:r>
-              <w:t xml:space="preserve">(NEW 2026-05-20 — picker + compatibility loop end-to-end)</w:t>
-            </w:r>
-          </w:p>
-        </w:tc>
-      </w:tr>
-      <w:tr>
-        <w:tc>
-          <w:tcPr/>
-          <w:p>
-            <w:pPr>
-              <w:pStyle w:val="Compact"/>
-            </w:pPr>
-            <w:r>
-              <w:t xml:space="preserve">⚠️ Partial / Phase 2 in flight</w:t>
-            </w:r>
-          </w:p>
-        </w:tc>
-        <w:tc>
-          <w:tcPr/>
-          <w:p>
-            <w:pPr>
-              <w:pStyle w:val="Compact"/>
-            </w:pPr>
-            <w:r>
-              <w:t xml:space="preserve">4</w:t>
-            </w:r>
-          </w:p>
-        </w:tc>
-        <w:tc>
-          <w:tcPr/>
-          <w:p>
-            <w:pPr>
-              <w:pStyle w:val="Compact"/>
-            </w:pPr>
-            <w:r>
-              <w:t xml:space="preserve">0006, 0019, 0022 (extended w/ 0043 compat editor 2026-05-20), 0030, 0033</w:t>
-            </w:r>
-          </w:p>
-        </w:tc>
-      </w:tr>
-      <w:tr>
-        <w:tc>
-          <w:tcPr/>
-          <w:p>
-            <w:pPr>
-              <w:pStyle w:val="Compact"/>
-            </w:pPr>
-            <w:r>
-              <w:t xml:space="preserve">⚙️</w:t>
-            </w:r>
-            <w:r>
-              <w:t xml:space="preserve"> </w:t>
-            </w:r>
-            <w:r>
-              <w:rPr>
-                <w:b/>
-                <w:bCs/>
-              </w:rPr>
-              <w:t xml:space="preserve">Engineering in flight</w:t>
-            </w:r>
-            <w:r>
-              <w:t xml:space="preserve"> </w:t>
-            </w:r>
-            <w:r>
-              <w:t xml:space="preserve">(parallel kickoff 2026-05-19 · schema foundations landed 2026-05-19/20)</w:t>
-            </w:r>
-          </w:p>
-        </w:tc>
-        <w:tc>
-          <w:tcPr/>
-          <w:p>
-            <w:pPr>
-              <w:pStyle w:val="Compact"/>
-            </w:pPr>
-            <w:r>
-              <w:rPr>
-                <w:b/>
-                <w:bCs/>
-              </w:rPr>
-              <w:t xml:space="preserve">5</w:t>
-            </w:r>
-          </w:p>
-        </w:tc>
-        <w:tc>
-          <w:tcPr/>
-          <w:p>
-            <w:pPr>
-              <w:pStyle w:val="Compact"/>
-            </w:pPr>
-            <w:r>
-              <w:rPr>
-                <w:b/>
-                <w:bCs/>
-              </w:rPr>
-              <w:t xml:space="preserve">0005</w:t>
-            </w:r>
-            <w:r>
-              <w:t xml:space="preserve"> </w:t>
-            </w:r>
-            <w:r>
-              <w:t xml:space="preserve">(schema shipped 2026-05-20 via PR #150 — needs render pipeline + UI) ·</w:t>
-            </w:r>
-            <w:r>
-              <w:t xml:space="preserve"> </w:t>
-            </w:r>
-            <w:r>
-              <w:rPr>
-                <w:b/>
-                <w:bCs/>
-              </w:rPr>
-              <w:t xml:space="preserve">0011</w:t>
-            </w:r>
-            <w:r>
-              <w:t xml:space="preserve"> </w:t>
-            </w:r>
-            <w:r>
-              <w:t xml:space="preserve">(OAuth + cron + scaffolds shipped 2026-05-16 — YouTube verified-app review pending) ·</w:t>
-            </w:r>
-            <w:r>
-              <w:t xml:space="preserve"> </w:t>
-            </w:r>
-            <w:r>
-              <w:rPr>
-                <w:b/>
-                <w:bCs/>
-              </w:rPr>
-              <w:t xml:space="preserve">0012</w:t>
-            </w:r>
-            <w:r>
-              <w:t xml:space="preserve"> </w:t>
-            </w:r>
-            <w:r>
-              <w:t xml:space="preserve">(schema + V1 SKU seed + Drive OAuth shipped 2026-05-19/20 — native iOS/Android still V1.5+) ·</w:t>
-            </w:r>
-            <w:r>
-              <w:t xml:space="preserve"> </w:t>
-            </w:r>
-            <w:r>
-              <w:rPr>
-                <w:b/>
-                <w:bCs/>
-              </w:rPr>
-              <w:t xml:space="preserve">0017</w:t>
-            </w:r>
-            <w:r>
-              <w:t xml:space="preserve"> </w:t>
-            </w:r>
-            <w:r>
-              <w:t xml:space="preserve">(schema + OAuth + UI scaffolds shipped 2026-05-16 — TikTok app review pending) ·</w:t>
-            </w:r>
-            <w:r>
-              <w:t xml:space="preserve"> </w:t>
-            </w:r>
-            <w:r>
-              <w:rPr>
-                <w:b/>
-                <w:bCs/>
-              </w:rPr>
-              <w:t xml:space="preserve">0018 Setnayan Supplies</w:t>
-            </w:r>
-            <w:r>
-              <w:t xml:space="preserve"> </w:t>
-            </w:r>
-            <w:r>
-              <w:t xml:space="preserve">(schema + pricing resolver shipped 2026-05-19 — needs supplier onboarding + fulfillment flow). 0009 graduated to Shipped 2026-05-20 (was in this bucket morning of, lifted evening).</w:t>
-            </w:r>
-          </w:p>
-        </w:tc>
-      </w:tr>
-      <w:tr>
-        <w:tc>
-          <w:tcPr/>
-          <w:p>
-            <w:pPr>
-              <w:pStyle w:val="Compact"/>
-            </w:pPr>
-            <w:r>
-              <w:t xml:space="preserve">📐 V1.1 spec drafted (2026-05-19)</w:t>
-            </w:r>
-          </w:p>
-        </w:tc>
-        <w:tc>
-          <w:tcPr/>
-          <w:p>
-            <w:pPr>
-              <w:pStyle w:val="Compact"/>
-            </w:pPr>
-            <w:r>
-              <w:t xml:space="preserve">6</w:t>
-            </w:r>
-          </w:p>
-        </w:tc>
-        <w:tc>
-          <w:tcPr/>
-          <w:p>
-            <w:pPr>
-              <w:pStyle w:val="Compact"/>
-            </w:pPr>
-            <w:r>
-              <w:t xml:space="preserve">0043, 0044, 0045, 0046, 0047,</w:t>
-            </w:r>
-            <w:r>
-              <w:t xml:space="preserve"> </w:t>
-            </w:r>
-            <w:r>
-              <w:rPr>
-                <w:b/>
-                <w:bCs/>
-              </w:rPr>
-              <w:t xml:space="preserve">0038</w:t>
-            </w:r>
-            <w:r>
-              <w:t xml:space="preserve"> </w:t>
-            </w:r>
-            <w:r>
-              <w:t xml:space="preserve">(0038 added 2026-05-19 traffic-monetization scope expansion; 0039 added then RETIRED same day — see Retired bucket below)</w:t>
-            </w:r>
-          </w:p>
-        </w:tc>
-      </w:tr>
-      <w:tr>
-        <w:tc>
-          <w:tcPr/>
-          <w:p>
-            <w:pPr>
-              <w:pStyle w:val="Compact"/>
-            </w:pPr>
-            <w:r>
-              <w:t xml:space="preserve">📐 V1.1 vendor taxonomy master doc (2026-05-19)</w:t>
-            </w:r>
-          </w:p>
-        </w:tc>
-        <w:tc>
-          <w:tcPr/>
-          <w:p>
-            <w:pPr>
-              <w:pStyle w:val="Compact"/>
-            </w:pPr>
-            <w:r>
-              <w:t xml:space="preserve">1</w:t>
-            </w:r>
-          </w:p>
-        </w:tc>
-        <w:tc>
-          <w:tcPr/>
-          <w:p>
-            <w:pPr>
-              <w:pStyle w:val="Compact"/>
-            </w:pPr>
-            <w:r>
-              <w:rPr>
-                <w:rStyle w:val="VerbatimChar"/>
-              </w:rPr>
-              <w:t xml:space="preserve">02_Specifications/Vendor_Taxonomy_V1_Master.md</w:t>
-            </w:r>
-            <w:r>
-              <w:t xml:space="preserve"> </w:t>
-            </w:r>
-            <w:r>
-              <w:t xml:space="preserve">— 192 sub-categories, phased V1.1 → V1.5+</w:t>
-            </w:r>
-          </w:p>
-        </w:tc>
-      </w:tr>
-      <w:tr>
-        <w:tc>
-          <w:tcPr/>
-          <w:p>
-            <w:pPr>
-              <w:pStyle w:val="Compact"/>
-            </w:pPr>
-            <w:r>
-              <w:t xml:space="preserve">📐 V1.2 spec drafted (2026-05-19)</w:t>
-            </w:r>
-          </w:p>
-        </w:tc>
-        <w:tc>
-          <w:tcPr/>
-          <w:p>
-            <w:pPr>
-              <w:pStyle w:val="Compact"/>
-            </w:pPr>
-            <w:r>
-              <w:t xml:space="preserve">2</w:t>
-            </w:r>
-          </w:p>
-        </w:tc>
-        <w:tc>
-          <w:tcPr/>
-          <w:p>
-            <w:pPr>
-              <w:pStyle w:val="Compact"/>
-            </w:pPr>
-            <w:r>
-              <w:t xml:space="preserve">0048 multi-moderator event access · 0049 multi-payer cart</w:t>
-            </w:r>
-          </w:p>
-        </w:tc>
-      </w:tr>
-      <w:tr>
-        <w:tc>
-          <w:tcPr/>
-          <w:p>
-            <w:pPr>
-              <w:pStyle w:val="Compact"/>
-            </w:pPr>
-            <w:r>
-              <w:t xml:space="preserve">📐 V1.2 amendments to existing iterations (2026-05-19)</w:t>
-            </w:r>
-          </w:p>
-        </w:tc>
-        <w:tc>
-          <w:tcPr/>
-          <w:p>
-            <w:pPr>
-              <w:pStyle w:val="Compact"/>
-            </w:pPr>
-            <w:r>
-              <w:t xml:space="preserve">5</w:t>
-            </w:r>
-          </w:p>
-        </w:tc>
-        <w:tc>
-          <w:tcPr/>
-          <w:p>
-            <w:pPr>
-              <w:pStyle w:val="Compact"/>
-            </w:pPr>
-            <w:r>
-              <w:t xml:space="preserve">0007 (per-payer budget + visibility) · 0019 (moderator-aware vendor chat) · 0021 (role-aware couple dashboard) · 0028 (moderator-aware notification routing + 4 new templates) · 0034 (multi-payer cart schema + receipt formatting)</w:t>
-            </w:r>
-          </w:p>
-        </w:tc>
-      </w:tr>
-      <w:tr>
-        <w:tc>
-          <w:tcPr/>
-          <w:p>
-            <w:pPr>
-              <w:pStyle w:val="Compact"/>
-            </w:pPr>
-            <w:r>
-              <w:t xml:space="preserve">⛔ Blocked</w:t>
-            </w:r>
-          </w:p>
-        </w:tc>
-        <w:tc>
-          <w:tcPr/>
-          <w:p>
-            <w:pPr>
-              <w:pStyle w:val="Compact"/>
-            </w:pPr>
-            <w:r>
-              <w:t xml:space="preserve">0</w:t>
-            </w:r>
-          </w:p>
-        </w:tc>
-        <w:tc>
-          <w:tcPr/>
-          <w:p>
-            <w:pPr>
-              <w:pStyle w:val="Compact"/>
-            </w:pPr>
-            <w:r>
-              <w:t xml:space="preserve">—</w:t>
-            </w:r>
-          </w:p>
-        </w:tc>
-      </w:tr>
-      <w:tr>
-        <w:tc>
-          <w:tcPr/>
-          <w:p>
-            <w:pPr>
-              <w:pStyle w:val="Compact"/>
-            </w:pPr>
-            <w:r>
-              <w:t xml:space="preserve">🚫 Retired</w:t>
-            </w:r>
-          </w:p>
-        </w:tc>
-        <w:tc>
-          <w:tcPr/>
-          <w:p>
-            <w:pPr>
-              <w:pStyle w:val="Compact"/>
-            </w:pPr>
-            <w:r>
-              <w:rPr>
-                <w:b/>
-                <w:bCs/>
-              </w:rPr>
-              <w:t xml:space="preserve">6</w:t>
-            </w:r>
-          </w:p>
-        </w:tc>
-        <w:tc>
-          <w:tcPr/>
-          <w:p>
-            <w:pPr>
-              <w:pStyle w:val="Compact"/>
-            </w:pPr>
-            <w:r>
-              <w:t xml:space="preserve">0003, 0014, 0027, 0024 (folded into 0002 Phase 1 on 2026-05-16), 0039 (RETIRED 2026-05-19 — AdSense path blocked),</w:t>
-            </w:r>
-            <w:r>
-              <w:t xml:space="preserve"> </w:t>
-            </w:r>
-            <w:r>
-              <w:rPr>
-                <w:b/>
-                <w:bCs/>
-              </w:rPr>
-              <w:t xml:space="preserve">0032 (RETIRED 2026-05-18 — replaced by free dual e-sign on every vendor contract; migration</w:t>
-            </w:r>
-            <w:r>
-              <w:rPr>
-                <w:b/>
-                <w:bCs/>
-              </w:rPr>
-              <w:t xml:space="preserve"> </w:t>
-            </w:r>
-            <w:r>
-              <w:rPr>
-                <w:rStyle w:val="VerbatimChar"/>
-                <w:b/>
-                <w:bCs/>
-              </w:rPr>
-              <w:t xml:space="preserve">20260518200000_vendor_contracts_dual_esign_retire_0032.sql</w:t>
-            </w:r>
-            <w:r>
-              <w:rPr>
-                <w:b/>
-                <w:bCs/>
-              </w:rPr>
+              <w:t xml:space="preserve">NEW</w:t>
+            </w:r>
+            <w:r>
+              <w:t xml:space="preserve"> </w:t>
+            </w:r>
+            <w:r>
+              <w:t xml:space="preserve">0050 Paprint</w:t>
+            </w:r>
+          </w:p>
+        </w:tc>
+        <w:tc>
+          <w:tcPr/>
+          <w:p>
+            <w:pPr>
+              <w:pStyle w:val="Compact"/>
+            </w:pPr>
+            <w:r>
+              <w:t xml:space="preserve">spec proposal in CLAUDE.md 2026-05-23 row 6 (Card #33 Print outs integration)</w:t>
+            </w:r>
+          </w:p>
+        </w:tc>
+        <w:tc>
+          <w:tcPr/>
+          <w:p>
+            <w:pPr>
+              <w:pStyle w:val="Compact"/>
+            </w:pPr>
+            <w:r>
+              <w:t xml:space="preserve">Not yet a folder; engineering hold for post-pilot V1.x</w:t>
+            </w:r>
+          </w:p>
+        </w:tc>
+      </w:tr>
+    </w:tbl>
+    <w:bookmarkEnd w:id="12"/>
+    <w:bookmarkStart w:id="13" w:name="X3cf490888a677185d7d437b1d1dd57b00161184"/>
+    <w:p>
+      <w:pPr>
+        <w:pStyle w:val="Heading3"/>
+      </w:pPr>
+      <w:r>
+        <w:t xml:space="preserve">Architectural locks that landed (CLAUDE.md decision-log rows — engineering pickup status noted)</w:t>
+      </w:r>
+    </w:p>
+    <w:p>
+      <w:pPr>
+        <w:pStyle w:val="Compact"/>
+        <w:numPr>
+          <w:ilvl w:val="0"/>
+          <w:numId w:val="1001"/>
+        </w:numPr>
+      </w:pPr>
+      <w:r>
+        <w:rPr>
+          <w:b/>
+          <w:bCs/>
+        </w:rPr>
+        <w:t xml:space="preserve">Today’s Focus SKU model (2026-05-24 eighth row)</w:t>
+      </w:r>
+      <w:r>
+        <w:t xml:space="preserve"> </w:t>
+      </w:r>
+      <w:r>
+        <w:t xml:space="preserve">— supersedes 2026-05-17 Concierge</w:t>
+      </w:r>
+      <w:r>
+        <w:t xml:space="preserve"> </w:t>
+      </w:r>
+      <w:r>
+        <w:rPr>
+          <w:rStyle w:val="VerbatimChar"/>
+        </w:rPr>
+        <w:t xml:space="preserve">concierge_complete</w:t>
+      </w:r>
+      <w:r>
+        <w:t xml:space="preserve"> </w:t>
+      </w:r>
+      <w:r>
+        <w:t xml:space="preserve">₱2,499 single-tier + 2026-05-18 row 1 Concierge AI Brain paid-tier-gating + 2026-05-22 row 3 CONCIERGE_ENABLED killswitch. New SKUs</w:t>
+      </w:r>
+      <w:r>
+        <w:t xml:space="preserve"> </w:t>
+      </w:r>
+      <w:r>
+        <w:rPr>
+          <w:rStyle w:val="VerbatimChar"/>
+        </w:rPr>
+        <w:t xml:space="preserve">todays_focus</w:t>
+      </w:r>
+      <w:r>
+        <w:t xml:space="preserve"> </w:t>
+      </w:r>
+      <w:r>
+        <w:t xml:space="preserve">₱9,999 one-time per-event +</w:t>
+      </w:r>
+      <w:r>
+        <w:t xml:space="preserve"> </w:t>
+      </w:r>
+      <w:r>
+        <w:rPr>
+          <w:rStyle w:val="VerbatimChar"/>
+        </w:rPr>
+        <w:t xml:space="preserve">todays_focus_extension</w:t>
+      </w:r>
+      <w:r>
+        <w:t xml:space="preserve"> </w:t>
+      </w:r>
+      <w:r>
+        <w:t xml:space="preserve">₱4,999 discounted re-up, 24mo cumulative-active pause-aware runtime, per-host</w:t>
+      </w:r>
+      <w:r>
+        <w:t xml:space="preserve"> </w:t>
+      </w:r>
+      <w:r>
+        <w:rPr>
+          <w:rStyle w:val="VerbatimChar"/>
+        </w:rPr>
+        <w:t xml:space="preserve">users.show_todays_focus_wizard</w:t>
+      </w:r>
+      <w:r>
+        <w:t xml:space="preserve"> </w:t>
+      </w:r>
+      <w:r>
+        <w:t xml:space="preserve">toggle for DIY parity.</w:t>
+      </w:r>
+      <w:r>
+        <w:t xml:space="preserve"> </w:t>
+      </w:r>
+      <w:r>
+        <w:rPr>
+          <w:b/>
+          <w:bCs/>
+        </w:rPr>
+        <w:t xml:space="preserve">🟡 Decision LOCK shipped to spec corpus; engineering migration NOT yet shipped.</w:t>
+      </w:r>
+      <w:r>
+        <w:t xml:space="preserve"> </w:t>
+      </w:r>
+      <w:r>
+        <w:t xml:space="preserve">Pilot-friendly because CONCIERGE_ENABLED=off for pilot per 2026-05-22 row 3, so the wizard surface is hidden during pilot — pilot couples interact with the schema reality (concierge_complete ₱2,499 SKU still active) via Your Plan grid + marketplace search only. Customer-facing copy on</w:t>
+      </w:r>
+      <w:r>
+        <w:t xml:space="preserve"> </w:t>
+      </w:r>
+      <w:r>
+        <w:rPr>
+          <w:rStyle w:val="VerbatimChar"/>
+        </w:rPr>
+        <w:t xml:space="preserve">/pricing</w:t>
+      </w:r>
+      <w:r>
+        <w:t xml:space="preserve"> </w:t>
+      </w:r>
+      <w:r>
+        <w:t xml:space="preserve">+</w:t>
+      </w:r>
+      <w:r>
+        <w:t xml:space="preserve"> </w:t>
+      </w:r>
+      <w:r>
+        <w:rPr>
+          <w:rStyle w:val="VerbatimChar"/>
+        </w:rPr>
+        <w:t xml:space="preserve">/for-vendors</w:t>
+      </w:r>
+      <w:r>
+        <w:t xml:space="preserve"> </w:t>
+      </w:r>
+      <w:r>
+        <w:t xml:space="preserve">+</w:t>
+      </w:r>
+      <w:r>
+        <w:t xml:space="preserve"> </w:t>
+      </w:r>
+      <w:r>
+        <w:rPr>
+          <w:rStyle w:val="VerbatimChar"/>
+        </w:rPr>
+        <w:t xml:space="preserve">/waitlist</w:t>
+      </w:r>
+      <w:r>
+        <w:t xml:space="preserve"> </w:t>
+      </w:r>
+      <w:r>
+        <w:t xml:space="preserve">+</w:t>
+      </w:r>
+      <w:r>
+        <w:t xml:space="preserve"> </w:t>
+      </w:r>
+      <w:r>
+        <w:rPr>
+          <w:rStyle w:val="VerbatimChar"/>
+        </w:rPr>
+        <w:t xml:space="preserve">/privacy</w:t>
+      </w:r>
+      <w:r>
+        <w:t xml:space="preserve"> </w:t>
+      </w:r>
+      <w:r>
+        <w:t xml:space="preserve">still markets</w:t>
+      </w:r>
+      <w:r>
+        <w:t xml:space="preserve"> </w:t>
+      </w:r>
+      <w:r>
+        <w:t xml:space="preserve">“Setnayan Concierge ₱2,499”</w:t>
+      </w:r>
+      <w:r>
+        <w:t xml:space="preserve"> </w:t>
+      </w:r>
+      <w:r>
+        <w:t xml:space="preserve">— consistent with schema. Owner decision pending: rename to Today’s Focus before vs after pilot.</w:t>
+      </w:r>
+    </w:p>
+    <w:p>
+      <w:pPr>
+        <w:pStyle w:val="Compact"/>
+        <w:numPr>
+          <w:ilvl w:val="0"/>
+          <w:numId w:val="1001"/>
+        </w:numPr>
+      </w:pPr>
+      <w:r>
+        <w:rPr>
+          <w:b/>
+          <w:bCs/>
+        </w:rPr>
+        <w:t xml:space="preserve">Wizard 38 → 65 cards (2026-05-24 rows 9–12 + 2026-05-25 PR #544)</w:t>
+      </w:r>
+      <w:r>
+        <w:t xml:space="preserve"> </w:t>
+      </w:r>
+      <w:r>
+        <w:t xml:space="preserve">— canonical sequence ratified to 65 entries across 7 phases (setup · foundation · style_identity · programming · late_additions · legal · final_month · post_event); /today first-class route + first BottomNav tab shipped (PR #520); Wizard ⇔ Your Plan parity rule locked (2026-05-24 row 7) requiring shared event_vendors state across both surfaces.</w:t>
+      </w:r>
+    </w:p>
+    <w:p>
+      <w:pPr>
+        <w:pStyle w:val="Compact"/>
+        <w:numPr>
+          <w:ilvl w:val="0"/>
+          <w:numId w:val="1001"/>
+        </w:numPr>
+      </w:pPr>
+      <w:r>
+        <w:rPr>
+          <w:b/>
+          <w:bCs/>
+        </w:rPr>
+        <w:t xml:space="preserve">Vendor presentation pattern lock (2026-05-24 row 6)</w:t>
+      </w:r>
+      <w:r>
+        <w:t xml:space="preserve"> </w:t>
+      </w:r>
+      <w:r>
+        <w:t xml:space="preserve">— Pattern A Creations (multi-service vendors with portfolio cards · backed by</w:t>
+      </w:r>
+      <w:r>
+        <w:t xml:space="preserve"> </w:t>
+      </w:r>
+      <w:r>
+        <w:rPr>
+          <w:rStyle w:val="VerbatimChar"/>
+        </w:rPr>
+        <w:t xml:space="preserve">vendor_services</w:t>
+      </w:r>
+      <w:r>
+        <w:t xml:space="preserve">) vs Pattern B Locked (single-fixed-offering · single hero photo). Filter approach per pattern: region→city cascade · distance-from-Reception · reviews-first. 28 sub-categories assigned per pattern in Vendor_Taxonomy_V1_Master.md § 10.</w:t>
+      </w:r>
+      <w:r>
+        <w:t xml:space="preserve"> </w:t>
+      </w:r>
+      <w:r>
+        <w:rPr>
+          <w:b/>
+          <w:bCs/>
+        </w:rPr>
+        <w:t xml:space="preserve">🟡 Pattern A V1.1 multi-photo tile upgrade engineering pending.</w:t>
+      </w:r>
+    </w:p>
+    <w:p>
+      <w:pPr>
+        <w:pStyle w:val="Compact"/>
+        <w:numPr>
+          <w:ilvl w:val="0"/>
+          <w:numId w:val="1001"/>
+        </w:numPr>
+      </w:pPr>
+      <w:r>
+        <w:rPr>
+          <w:b/>
+          <w:bCs/>
+        </w:rPr>
+        <w:t xml:space="preserve">5-tier recommendation priority ladder (2026-05-24 row 7)</w:t>
+      </w:r>
+      <w:r>
+        <w:t xml:space="preserve"> </w:t>
+      </w:r>
+      <w:r>
+        <w:t xml:space="preserve">— Tier 1 Venue-recommended → Tier 2 Already-locked-vendor’s other services → Tier 3 Boosted → Tier 4 Top-rated → Tier 5 Closest-to-venue. Dedup rule. Tier-badge UI per tile.</w:t>
+      </w:r>
+      <w:r>
+        <w:t xml:space="preserve"> </w:t>
+      </w:r>
+      <w:r>
+        <w:rPr>
+          <w:b/>
+          <w:bCs/>
+        </w:rPr>
+        <w:t xml:space="preserve">🟡 Engineering pending across wizard cards + Your Plan grid + marketplace search.</w:t>
+      </w:r>
+    </w:p>
+    <w:p>
+      <w:pPr>
+        <w:pStyle w:val="Compact"/>
+        <w:numPr>
+          <w:ilvl w:val="0"/>
+          <w:numId w:val="1001"/>
+        </w:numPr>
+      </w:pPr>
+      <w:r>
+        <w:rPr>
+          <w:b/>
+          <w:bCs/>
+        </w:rPr>
+        <w:t xml:space="preserve">Lock/delete/overlap architecture (2026-05-24 ninth row)</w:t>
+      </w:r>
+      <w:r>
+        <w:t xml:space="preserve"> </w:t>
+      </w:r>
+      <w:r>
+        <w:t xml:space="preserve">— soft-hold vs hard-lock semantics layered on existing</w:t>
+      </w:r>
+      <w:r>
+        <w:t xml:space="preserve"> </w:t>
+      </w:r>
+      <w:r>
+        <w:rPr>
+          <w:rStyle w:val="VerbatimChar"/>
+        </w:rPr>
+        <w:t xml:space="preserve">event_vendors.status</w:t>
+      </w:r>
+      <w:r>
+        <w:t xml:space="preserve"> </w:t>
+      </w:r>
+      <w:r>
+        <w:t xml:space="preserve">enum (contracted = soft hold, deposit_paid = hard lock); host-side cancel pre-downpayment; vendor-side release pre-downpayment; configurable max_soft_holds_per_date; auto-release on downpayment confirmation.</w:t>
+      </w:r>
+      <w:r>
+        <w:t xml:space="preserve"> </w:t>
+      </w:r>
+      <w:r>
+        <w:rPr>
+          <w:b/>
+          <w:bCs/>
+        </w:rPr>
+        <w:t xml:space="preserve">🟡 Schema migration + 5 PRs queued; PR A (pilot-critical host-side cancel) flagged for pre-pilot ship.</w:t>
+      </w:r>
+    </w:p>
+    <w:p>
+      <w:pPr>
+        <w:pStyle w:val="Compact"/>
+        <w:numPr>
+          <w:ilvl w:val="0"/>
+          <w:numId w:val="1001"/>
+        </w:numPr>
+      </w:pPr>
+      <w:r>
+        <w:rPr>
+          <w:b/>
+          <w:bCs/>
+        </w:rPr>
+        <w:t xml:space="preserve">45 → 48 wizard cards alignment (2026-05-24 tenth row, PR #516)</w:t>
+      </w:r>
+      <w:r>
+        <w:t xml:space="preserve"> </w:t>
+      </w:r>
+      <w:r>
+        <w:t xml:space="preserve">— added coordinator + led_background + invitations_stationery cards to close the wizard ⇔ plan-grid orphan gap (3 plan groups had no wizard entry points). 65 total post-#544 after-party_music.</w:t>
+      </w:r>
+    </w:p>
+    <w:p>
+      <w:pPr>
+        <w:pStyle w:val="Compact"/>
+        <w:numPr>
+          <w:ilvl w:val="0"/>
+          <w:numId w:val="1001"/>
+        </w:numPr>
+      </w:pPr>
+      <w:r>
+        <w:rPr>
+          <w:b/>
+          <w:bCs/>
+        </w:rPr>
+        <w:t xml:space="preserve">OAuth providers Google + Facebook (2026-05-23 row 1, PR #422)</w:t>
+      </w:r>
+      <w:r>
+        <w:t xml:space="preserve"> </w:t>
+      </w:r>
+      <w:r>
+        <w:t xml:space="preserve">— Ships V1; Apple deferred until iOS app ships per the shared Apple Developer Program prereq chain.</w:t>
+      </w:r>
+    </w:p>
+    <w:bookmarkEnd w:id="13"/>
+    <w:bookmarkStart w:id="14" w:name="Xd1346f300c2040ac5276d00aac80446ea95a9dc"/>
+    <w:p>
+      <w:pPr>
+        <w:pStyle w:val="Heading3"/>
+      </w:pPr>
+      <w:r>
+        <w:t xml:space="preserve">What shipped from the 13-item V1 wizard refinement bundle (CLAUDE.md 2026-05-24 seventh row)</w:t>
+      </w:r>
+    </w:p>
+    <w:tbl>
+      <w:tblPr>
+        <w:tblStyle w:val="Table"/>
+        <w:tblW w:type="pct" w:w="5000"/>
+        <w:tblLayout w:type="fixed"/>
+        <w:tblLook w:firstRow="1" w:lastRow="0" w:firstColumn="0" w:lastColumn="0" w:noHBand="0" w:noVBand="0" w:val="0020"/>
+      </w:tblPr>
+      <w:tblGrid>
+        <w:gridCol w:w="3960"/>
+        <w:gridCol w:w="3960"/>
+      </w:tblGrid>
+      <w:tr>
+        <w:trPr>
+          <w:tblHeader w:val="on"/>
+        </w:trPr>
+        <w:tc>
+          <w:tcPr/>
+          <w:p>
+            <w:pPr>
+              <w:pStyle w:val="Compact"/>
+            </w:pPr>
+            <w:r>
+              <w:t xml:space="preserve">Item</w:t>
+            </w:r>
+          </w:p>
+        </w:tc>
+        <w:tc>
+          <w:tcPr/>
+          <w:p>
+            <w:pPr>
+              <w:pStyle w:val="Compact"/>
+            </w:pPr>
+            <w:r>
+              <w:t xml:space="preserve">Status</w:t>
+            </w:r>
+          </w:p>
+        </w:tc>
+      </w:tr>
+      <w:tr>
+        <w:tc>
+          <w:tcPr/>
+          <w:p>
+            <w:pPr>
+              <w:pStyle w:val="Compact"/>
+            </w:pPr>
+            <w:r>
+              <w:t xml:space="preserve">1. Ceremony Venue distance filter (Card 03)</w:t>
+            </w:r>
+          </w:p>
+        </w:tc>
+        <w:tc>
+          <w:tcPr/>
+          <w:p>
+            <w:pPr>
+              <w:pStyle w:val="Compact"/>
+            </w:pPr>
+            <w:r>
+              <w:t xml:space="preserve">✅ shipped (10km default + 15km stepper + nearest-fallback)</w:t>
+            </w:r>
+          </w:p>
+        </w:tc>
+      </w:tr>
+      <w:tr>
+        <w:tc>
+          <w:tcPr/>
+          <w:p>
+            <w:pPr>
+              <w:pStyle w:val="Compact"/>
+            </w:pPr>
+            <w:r>
+              <w:t xml:space="preserve">2. Caterer venue-recommended integration</w:t>
+            </w:r>
+          </w:p>
+        </w:tc>
+        <w:tc>
+          <w:tcPr/>
+          <w:p>
+            <w:pPr>
+              <w:pStyle w:val="Compact"/>
+            </w:pPr>
+            <w:r>
+              <w:t xml:space="preserve">🟡 V1 SCOPE FLAG (owner re-confirm before engineering)</w:t>
+            </w:r>
+          </w:p>
+        </w:tc>
+      </w:tr>
+      <w:tr>
+        <w:tc>
+          <w:tcPr/>
+          <w:p>
+            <w:pPr>
+              <w:pStyle w:val="Compact"/>
+            </w:pPr>
+            <w:r>
+              <w:t xml:space="preserve">3. Mood Board sub-categories expansion</w:t>
+            </w:r>
+          </w:p>
+        </w:tc>
+        <w:tc>
+          <w:tcPr/>
+          <w:p>
+            <w:pPr>
+              <w:pStyle w:val="Compact"/>
+            </w:pPr>
+            <w:r>
+              <w:t xml:space="preserve">🟡 V1.1 deferred</w:t>
+            </w:r>
+          </w:p>
+        </w:tc>
+      </w:tr>
+      <w:tr>
+        <w:tc>
+          <w:tcPr/>
+          <w:p>
+            <w:pPr>
+              <w:pStyle w:val="Compact"/>
+            </w:pPr>
+            <w:r>
+              <w:t xml:space="preserve">4. Guest dress code confirmation</w:t>
+            </w:r>
+          </w:p>
+        </w:tc>
+        <w:tc>
+          <w:tcPr/>
+          <w:p>
+            <w:pPr>
+              <w:pStyle w:val="Compact"/>
+            </w:pPr>
+            <w:r>
+              <w:t xml:space="preserve">✅ already locked per 2026-05-21 row</w:t>
+            </w:r>
+          </w:p>
+        </w:tc>
+      </w:tr>
+      <w:tr>
+        <w:tc>
+          <w:tcPr/>
+          <w:p>
+            <w:pPr>
+              <w:pStyle w:val="Compact"/>
+            </w:pPr>
+            <w:r>
+              <w:t xml:space="preserve">5. Quick interview (Card 09 entry) 5-question intake</w:t>
+            </w:r>
+          </w:p>
+        </w:tc>
+        <w:tc>
+          <w:tcPr/>
+          <w:p>
+            <w:pPr>
+              <w:pStyle w:val="Compact"/>
+            </w:pPr>
+            <w:r>
+              <w:t xml:space="preserve">🟡 V1.1 deferred</w:t>
+            </w:r>
+          </w:p>
+        </w:tc>
+      </w:tr>
+      <w:tr>
+        <w:tc>
+          <w:tcPr/>
+          <w:p>
+            <w:pPr>
+              <w:pStyle w:val="Compact"/>
+            </w:pPr>
+            <w:r>
+              <w:t xml:space="preserve">6. Monogram quality polish</w:t>
+            </w:r>
+          </w:p>
+        </w:tc>
+        <w:tc>
+          <w:tcPr/>
+          <w:p>
+            <w:pPr>
+              <w:pStyle w:val="Compact"/>
+            </w:pPr>
+            <w:r>
+              <w:t xml:space="preserve">🟡 owner visual audit pending</w:t>
+            </w:r>
+          </w:p>
+        </w:tc>
+      </w:tr>
+      <w:tr>
+        <w:tc>
+          <w:tcPr/>
+          <w:p>
+            <w:pPr>
+              <w:pStyle w:val="Compact"/>
+            </w:pPr>
+            <w:r>
+              <w:t xml:space="preserve">7. Music DJ/Choir/Band separation</w:t>
+            </w:r>
+          </w:p>
+        </w:tc>
+        <w:tc>
+          <w:tcPr/>
+          <w:p>
+            <w:pPr>
+              <w:pStyle w:val="Compact"/>
+            </w:pPr>
+            <w:r>
+              <w:t xml:space="preserve">✅ kept separated per existing canonical taxonomy</w:t>
+            </w:r>
+          </w:p>
+        </w:tc>
+      </w:tr>
+      <w:tr>
+        <w:tc>
+          <w:tcPr/>
+          <w:p>
+            <w:pPr>
+              <w:pStyle w:val="Compact"/>
+            </w:pPr>
+            <w:r>
+              <w:t xml:space="preserve">8. Booths taxonomy expansion</w:t>
+            </w:r>
+          </w:p>
+        </w:tc>
+        <w:tc>
+          <w:tcPr/>
+          <w:p>
+            <w:pPr>
+              <w:pStyle w:val="Compact"/>
+            </w:pPr>
+            <w:r>
+              <w:t xml:space="preserve">✅ shipped (Donut Wall #50a + Sorbetes Cart #50b + Food Cart Generic #50c added to Vendor_Taxonomy_V1_Master.md + migration</w:t>
+            </w:r>
+            <w:r>
+              <w:t xml:space="preserve"> </w:t>
+            </w:r>
+            <w:r>
+              <w:rPr>
+                <w:rStyle w:val="VerbatimChar"/>
+              </w:rPr>
+              <w:t xml:space="preserve">20260624000000</w:t>
+            </w:r>
+            <w:r>
               <w:t xml:space="preserve">)</w:t>
+            </w:r>
+          </w:p>
+        </w:tc>
+      </w:tr>
+      <w:tr>
+        <w:tc>
+          <w:tcPr/>
+          <w:p>
+            <w:pPr>
+              <w:pStyle w:val="Compact"/>
+            </w:pPr>
+            <w:r>
+              <w:t xml:space="preserve">9. Website Free vs Pro current state</w:t>
+            </w:r>
+          </w:p>
+        </w:tc>
+        <w:tc>
+          <w:tcPr/>
+          <w:p>
+            <w:pPr>
+              <w:pStyle w:val="Compact"/>
+            </w:pPr>
+            <w:r>
+              <w:t xml:space="preserve">✅ documented (consistent with shipped)</w:t>
+            </w:r>
+          </w:p>
+        </w:tc>
+      </w:tr>
+      <w:tr>
+        <w:tc>
+          <w:tcPr/>
+          <w:p>
+            <w:pPr>
+              <w:pStyle w:val="Compact"/>
+            </w:pPr>
+            <w:r>
+              <w:t xml:space="preserve">10. STD Video Card 17 inline behavior</w:t>
+            </w:r>
+          </w:p>
+        </w:tc>
+        <w:tc>
+          <w:tcPr/>
+          <w:p>
+            <w:pPr>
+              <w:pStyle w:val="Compact"/>
+            </w:pPr>
+            <w:r>
+              <w:t xml:space="preserve">✅ shipped (₱199 OR upload your own)</w:t>
+            </w:r>
+          </w:p>
+        </w:tc>
+      </w:tr>
+      <w:tr>
+        <w:tc>
+          <w:tcPr/>
+          <w:p>
+            <w:pPr>
+              <w:pStyle w:val="Compact"/>
+            </w:pPr>
+            <w:r>
+              <w:t xml:space="preserve">11. Send Invitation Free/Pro tiers (Camera Free 24 vs Pro 80+20)</w:t>
+            </w:r>
+          </w:p>
+        </w:tc>
+        <w:tc>
+          <w:tcPr/>
+          <w:p>
+            <w:pPr>
+              <w:pStyle w:val="Compact"/>
+            </w:pPr>
+            <w:r>
+              <w:t xml:space="preserve">🟡 V1 SCOPE FLAG (pricing TBD)</w:t>
+            </w:r>
+          </w:p>
+        </w:tc>
+      </w:tr>
+      <w:tr>
+        <w:tc>
+          <w:tcPr/>
+          <w:p>
+            <w:pPr>
+              <w:pStyle w:val="Compact"/>
+            </w:pPr>
+            <w:r>
+              <w:t xml:space="preserve">12. Accommodation distance filter</w:t>
+            </w:r>
+          </w:p>
+        </w:tc>
+        <w:tc>
+          <w:tcPr/>
+          <w:p>
+            <w:pPr>
+              <w:pStyle w:val="Compact"/>
+            </w:pPr>
+            <w:r>
+              <w:t xml:space="preserve">🟡 follow-up PR pending post-merge of add-accommodation-card branch</w:t>
+            </w:r>
+          </w:p>
+        </w:tc>
+      </w:tr>
+      <w:tr>
+        <w:tc>
+          <w:tcPr/>
+          <w:p>
+            <w:pPr>
+              <w:pStyle w:val="Compact"/>
+            </w:pPr>
+            <w:r>
+              <w:t xml:space="preserve">13. Bridal Car region filter</w:t>
+            </w:r>
+          </w:p>
+        </w:tc>
+        <w:tc>
+          <w:tcPr/>
+          <w:p>
+            <w:pPr>
+              <w:pStyle w:val="Compact"/>
+            </w:pPr>
+            <w:r>
+              <w:t xml:space="preserve">🟡 V1.x (waits for Phase 5 wizard cards)</w:t>
+            </w:r>
+          </w:p>
+        </w:tc>
+      </w:tr>
+    </w:tbl>
+    <w:bookmarkEnd w:id="14"/>
+    <w:bookmarkStart w:id="15" w:name="major-customer-side-polish-landings"/>
+    <w:p>
+      <w:pPr>
+        <w:pStyle w:val="Heading3"/>
+      </w:pPr>
+      <w:r>
+        <w:t xml:space="preserve">Major customer-side polish landings</w:t>
+      </w:r>
+    </w:p>
+    <w:p>
+      <w:pPr>
+        <w:pStyle w:val="Compact"/>
+        <w:numPr>
+          <w:ilvl w:val="0"/>
+          <w:numId w:val="1002"/>
+        </w:numPr>
+      </w:pPr>
+      <w:r>
+        <w:rPr>
+          <w:b/>
+          <w:bCs/>
+        </w:rPr>
+        <w:t xml:space="preserve">Vendor hero photos pilot polish (PR #499)</w:t>
+      </w:r>
+      <w:r>
+        <w:t xml:space="preserve"> </w:t>
+      </w:r>
+      <w:r>
+        <w:t xml:space="preserve">— 1019 vendor_profiles + 39 venue_directory rows backfilled with Pexels CDN photos via migration</w:t>
+      </w:r>
+      <w:r>
+        <w:t xml:space="preserve"> </w:t>
+      </w:r>
+      <w:r>
+        <w:rPr>
+          <w:rStyle w:val="VerbatimChar"/>
+        </w:rPr>
+        <w:t xml:space="preserve">20260618000000</w:t>
+      </w:r>
+      <w:r>
+        <w:t xml:space="preserve">; renamed TEST-prefix marketplace rows to clean names; visible photos across every venue + vendor browse surface for pilot.</w:t>
+      </w:r>
+    </w:p>
+    <w:p>
+      <w:pPr>
+        <w:pStyle w:val="Compact"/>
+        <w:numPr>
+          <w:ilvl w:val="0"/>
+          <w:numId w:val="1002"/>
+        </w:numPr>
+      </w:pPr>
+      <w:r>
+        <w:rPr>
+          <w:b/>
+          <w:bCs/>
+        </w:rPr>
+        <w:t xml:space="preserve">Wedding Attire Guide arc (PRs #449/#451/#453/#455 + PR #468 head-crop fix)</w:t>
+      </w:r>
+      <w:r>
+        <w:t xml:space="preserve"> </w:t>
+      </w:r>
+      <w:r>
+        <w:t xml:space="preserve">— Dress Codes pillar shipped with polished SVG silhouettes + 5 style themes + real Pexels stock photos + CSS tint-overlay recolor; migration</w:t>
+      </w:r>
+      <w:r>
+        <w:t xml:space="preserve"> </w:t>
+      </w:r>
+      <w:r>
+        <w:rPr>
+          <w:rStyle w:val="VerbatimChar"/>
+        </w:rPr>
+        <w:t xml:space="preserve">20260611000000</w:t>
+      </w:r>
+      <w:r>
+        <w:t xml:space="preserve"> </w:t>
+      </w:r>
+      <w:r>
+        <w:t xml:space="preserve">seeded 10 figure_attire library assets.</w:t>
+      </w:r>
+    </w:p>
+    <w:p>
+      <w:pPr>
+        <w:pStyle w:val="Compact"/>
+        <w:numPr>
+          <w:ilvl w:val="0"/>
+          <w:numId w:val="1002"/>
+        </w:numPr>
+      </w:pPr>
+      <w:r>
+        <w:rPr>
+          <w:b/>
+          <w:bCs/>
+        </w:rPr>
+        <w:t xml:space="preserve">Seating catalog 13 entries (PR #312)</w:t>
+      </w:r>
+      <w:r>
+        <w:t xml:space="preserve"> </w:t>
+      </w:r>
+      <w:r>
+        <w:t xml:space="preserve">— canonical 13 table types per 2026-05-09 lock (Round 8/10/12 · Long banquet 6/8/10 · Family head 12/14/16 · Sweetheart 2 · Serpentine 6/12/18); enum drift from migration 20260513090000 fixed via enum-swap migration.</w:t>
+      </w:r>
+    </w:p>
+    <w:p>
+      <w:pPr>
+        <w:pStyle w:val="Compact"/>
+        <w:numPr>
+          <w:ilvl w:val="0"/>
+          <w:numId w:val="1002"/>
+        </w:numPr>
+      </w:pPr>
+      <w:r>
+        <w:rPr>
+          <w:b/>
+          <w:bCs/>
+        </w:rPr>
+        <w:t xml:space="preserve">guest_role bride/groom enum (PR #313)</w:t>
+      </w:r>
+      <w:r>
+        <w:t xml:space="preserve"> </w:t>
+      </w:r>
+      <w:r>
+        <w:t xml:space="preserve">— added</w:t>
+      </w:r>
+      <w:r>
+        <w:t xml:space="preserve"> </w:t>
+      </w:r>
+      <w:r>
+        <w:rPr>
+          <w:rStyle w:val="VerbatimChar"/>
+        </w:rPr>
+        <w:t xml:space="preserve">bride</w:t>
+      </w:r>
+      <w:r>
+        <w:t xml:space="preserve"> </w:t>
+      </w:r>
+      <w:r>
+        <w:t xml:space="preserve">+</w:t>
+      </w:r>
+      <w:r>
+        <w:t xml:space="preserve"> </w:t>
+      </w:r>
+      <w:r>
+        <w:rPr>
+          <w:rStyle w:val="VerbatimChar"/>
+        </w:rPr>
+        <w:t xml:space="preserve">groom</w:t>
+      </w:r>
+      <w:r>
+        <w:t xml:space="preserve"> </w:t>
+      </w:r>
+      <w:r>
+        <w:t xml:space="preserve">enum values to production via migration 20260530020000.</w:t>
+      </w:r>
+    </w:p>
+    <w:p>
+      <w:pPr>
+        <w:pStyle w:val="Compact"/>
+        <w:numPr>
+          <w:ilvl w:val="0"/>
+          <w:numId w:val="1002"/>
+        </w:numPr>
+      </w:pPr>
+      <w:r>
+        <w:rPr>
+          <w:b/>
+          <w:bCs/>
+        </w:rPr>
+        <w:t xml:space="preserve">Profile maybeSingle pilot hardening (PR #549, 2026-05-28)</w:t>
+      </w:r>
+      <w:r>
+        <w:t xml:space="preserve"> </w:t>
+      </w:r>
+      <w:r>
+        <w:t xml:space="preserve">— closes the .single() audit deferred from 2026-05-24 customer-side bug-hunt.</w:t>
+      </w:r>
+    </w:p>
+    <w:bookmarkEnd w:id="15"/>
+    <w:bookmarkStart w:id="16" w:name="Xb5e7471346dd137eb5c39678a199c44c4ad1d98"/>
+    <w:p>
+      <w:pPr>
+        <w:pStyle w:val="Heading3"/>
+      </w:pPr>
+      <w:r>
+        <w:t xml:space="preserve">Engineering DEFERRED — items locked in spec but not yet shipped (V1.x / post-pilot pickup queue)</w:t>
+      </w:r>
+    </w:p>
+    <w:p>
+      <w:pPr>
+        <w:pStyle w:val="Compact"/>
+        <w:numPr>
+          <w:ilvl w:val="0"/>
+          <w:numId w:val="1003"/>
+        </w:numPr>
+      </w:pPr>
+      <w:r>
+        <w:rPr>
+          <w:b/>
+          <w:bCs/>
+        </w:rPr>
+        <w:t xml:space="preserve">Today’s Focus SKU migration</w:t>
+      </w:r>
+      <w:r>
+        <w:t xml:space="preserve"> </w:t>
+      </w:r>
+      <w:r>
+        <w:t xml:space="preserve">— schema additions (</w:t>
+      </w:r>
+      <w:r>
+        <w:rPr>
+          <w:rStyle w:val="VerbatimChar"/>
+        </w:rPr>
+        <w:t xml:space="preserve">events.todays_focus_*</w:t>
+      </w:r>
+      <w:r>
+        <w:t xml:space="preserve"> </w:t>
+      </w:r>
+      <w:r>
+        <w:t xml:space="preserve">columns +</w:t>
+      </w:r>
+      <w:r>
+        <w:t xml:space="preserve"> </w:t>
+      </w:r>
+      <w:r>
+        <w:rPr>
+          <w:rStyle w:val="VerbatimChar"/>
+        </w:rPr>
+        <w:t xml:space="preserve">users.show_todays_focus_wizard</w:t>
+      </w:r>
+      <w:r>
+        <w:t xml:space="preserve"> </w:t>
+      </w:r>
+      <w:r>
+        <w:t xml:space="preserve">+ 2 service_catalog SKU rows) + activation/pause/resume logic + DIY toggle UI. Pilot-friendly to defer since CONCIERGE_ENABLED=off for pilot.</w:t>
+      </w:r>
+    </w:p>
+    <w:p>
+      <w:pPr>
+        <w:pStyle w:val="Compact"/>
+        <w:numPr>
+          <w:ilvl w:val="0"/>
+          <w:numId w:val="1003"/>
+        </w:numPr>
+      </w:pPr>
+      <w:r>
+        <w:rPr>
+          <w:b/>
+          <w:bCs/>
+        </w:rPr>
+        <w:t xml:space="preserve">5-tier recommendation ladder engineering</w:t>
+      </w:r>
+      <w:r>
+        <w:t xml:space="preserve"> </w:t>
+      </w:r>
+      <w:r>
+        <w:t xml:space="preserve">— sort + tier-badge + dedup logic across vendor-pick-grid-card.tsx + marketplace search.</w:t>
+      </w:r>
+    </w:p>
+    <w:p>
+      <w:pPr>
+        <w:pStyle w:val="Compact"/>
+        <w:numPr>
+          <w:ilvl w:val="0"/>
+          <w:numId w:val="1003"/>
+        </w:numPr>
+      </w:pPr>
+      <w:r>
+        <w:rPr>
+          <w:b/>
+          <w:bCs/>
+        </w:rPr>
+        <w:t xml:space="preserve">Package-inclusion auto-tagging</w:t>
+      </w:r>
+      <w:r>
+        <w:t xml:space="preserve"> </w:t>
+      </w:r>
+      <w:r>
+        <w:t xml:space="preserve">— event_vendors schema additions (</w:t>
+      </w:r>
+      <w:r>
+        <w:rPr>
+          <w:rStyle w:val="VerbatimChar"/>
+        </w:rPr>
+        <w:t xml:space="preserve">inclusion_source</w:t>
+      </w:r>
+      <w:r>
+        <w:t xml:space="preserve"> </w:t>
+      </w:r>
+      <w:r>
+        <w:t xml:space="preserve">+</w:t>
+      </w:r>
+      <w:r>
+        <w:t xml:space="preserve"> </w:t>
+      </w:r>
+      <w:r>
+        <w:rPr>
+          <w:rStyle w:val="VerbatimChar"/>
+        </w:rPr>
+        <w:t xml:space="preserve">parent_vendor_id</w:t>
+      </w:r>
+      <w:r>
+        <w:t xml:space="preserve"> </w:t>
+      </w:r>
+      <w:r>
+        <w:t xml:space="preserve">+</w:t>
+      </w:r>
+      <w:r>
+        <w:t xml:space="preserve"> </w:t>
+      </w:r>
+      <w:r>
+        <w:rPr>
+          <w:rStyle w:val="VerbatimChar"/>
+        </w:rPr>
+        <w:t xml:space="preserve">parent_package_id</w:t>
+      </w:r>
+      <w:r>
+        <w:t xml:space="preserve"> </w:t>
+      </w:r>
+      <w:r>
+        <w:t xml:space="preserve">+ status enum</w:t>
+      </w:r>
+      <w:r>
+        <w:t xml:space="preserve"> </w:t>
+      </w:r>
+      <w:r>
+        <w:t xml:space="preserve">‘included’</w:t>
+      </w:r>
+      <w:r>
+        <w:t xml:space="preserve">) + auto-population trigger.</w:t>
+      </w:r>
+    </w:p>
+    <w:p>
+      <w:pPr>
+        <w:pStyle w:val="Compact"/>
+        <w:numPr>
+          <w:ilvl w:val="0"/>
+          <w:numId w:val="1003"/>
+        </w:numPr>
+      </w:pPr>
+      <w:r>
+        <w:rPr>
+          <w:b/>
+          <w:bCs/>
+        </w:rPr>
+        <w:t xml:space="preserve">Lock/delete/overlap Rule 1 host-side cancel</w:t>
+      </w:r>
+      <w:r>
+        <w:t xml:space="preserve"> </w:t>
+      </w:r>
+      <w:r>
+        <w:t xml:space="preserve">— pilot-critical (Rule 1 of 5); Rules 2-5 acceptable to defer.</w:t>
+      </w:r>
+    </w:p>
+    <w:p>
+      <w:pPr>
+        <w:pStyle w:val="Compact"/>
+        <w:numPr>
+          <w:ilvl w:val="0"/>
+          <w:numId w:val="1003"/>
+        </w:numPr>
+      </w:pPr>
+      <w:r>
+        <w:rPr>
+          <w:b/>
+          <w:bCs/>
+        </w:rPr>
+        <w:t xml:space="preserve">Per-card hard-floor scheduler</w:t>
+      </w:r>
+      <w:r>
+        <w:t xml:space="preserve"> </w:t>
+      </w:r>
+      <w:r>
+        <w:t xml:space="preserve">— 45-card hard-floor table + scheduler algorithm that distributes cards into NOW · THIS WEEK · COMING WEEKS · NEAR WEDDING · POST-WEDDING buckets.</w:t>
+      </w:r>
+    </w:p>
+    <w:p>
+      <w:pPr>
+        <w:pStyle w:val="Compact"/>
+        <w:numPr>
+          <w:ilvl w:val="0"/>
+          <w:numId w:val="1003"/>
+        </w:numPr>
+      </w:pPr>
+      <w:r>
+        <w:rPr>
+          <w:b/>
+          <w:bCs/>
+        </w:rPr>
+        <w:t xml:space="preserve">Vendor Pattern A multi-photo tile upgrade (V1.1)</w:t>
+      </w:r>
+      <w:r>
+        <w:t xml:space="preserve"> </w:t>
+      </w:r>
+      <w:r>
+        <w:t xml:space="preserve">— 3-5 photo carousel from</w:t>
+      </w:r>
+      <w:r>
+        <w:t xml:space="preserve"> </w:t>
+      </w:r>
+      <w:r>
+        <w:rPr>
+          <w:rStyle w:val="VerbatimChar"/>
+        </w:rPr>
+        <w:t xml:space="preserve">vendor_services.primary_photo_r2_key</w:t>
+      </w:r>
+      <w:r>
+        <w:t xml:space="preserve">.</w:t>
+      </w:r>
+    </w:p>
+    <w:p>
+      <w:pPr>
+        <w:pStyle w:val="Compact"/>
+        <w:numPr>
+          <w:ilvl w:val="0"/>
+          <w:numId w:val="1003"/>
+        </w:numPr>
+      </w:pPr>
+      <w:r>
+        <w:rPr>
+          <w:b/>
+          <w:bCs/>
+        </w:rPr>
+        <w:t xml:space="preserve">Items 2, 11 of the 13-item bundle</w:t>
+      </w:r>
+      <w:r>
+        <w:t xml:space="preserve"> </w:t>
+      </w:r>
+      <w:r>
+        <w:t xml:space="preserve">— Caterer venue-recommended + Send Invitation Pro pricing both V1 SCOPE FLAGS pending owner confirmation.</w:t>
+      </w:r>
+    </w:p>
+    <w:bookmarkEnd w:id="16"/>
+    <w:bookmarkStart w:id="17" w:name="X48feb66884b17036addc4ed8cbdf6b5ed936c78"/>
+    <w:p>
+      <w:pPr>
+        <w:pStyle w:val="Heading3"/>
+      </w:pPr>
+      <w:r>
+        <w:t xml:space="preserve">Pilot-readiness summary (pre-pilot pass 2026-05-28)</w:t>
+      </w:r>
+    </w:p>
+    <w:p>
+      <w:pPr>
+        <w:pStyle w:val="FirstParagraph"/>
+      </w:pPr>
+      <w:r>
+        <w:t xml:space="preserve">✅ /today route + Today first BottomNav tab + i18n shipped</w:t>
+      </w:r>
+      <w:r>
+        <w:t xml:space="preserve"> </w:t>
+      </w:r>
+      <w:r>
+        <w:t xml:space="preserve">✅ /add-ons 12-entry grid renders</w:t>
+      </w:r>
+      <w:r>
+        <w:t xml:space="preserve"> </w:t>
+      </w:r>
+      <w:r>
+        <w:t xml:space="preserve">✅ /vendors marketplace folder + religion + venue filter scoping</w:t>
+      </w:r>
+      <w:r>
+        <w:t xml:space="preserve"> </w:t>
+      </w:r>
+      <w:r>
+        <w:t xml:space="preserve">✅ /pricing has flat 5.0% + ₱100K worked example</w:t>
+      </w:r>
+      <w:r>
+        <w:t xml:space="preserve"> </w:t>
+      </w:r>
+      <w:r>
+        <w:t xml:space="preserve">✅ /privacy has 4 RA 10173 sections</w:t>
+      </w:r>
+      <w:r>
+        <w:t xml:space="preserve"> </w:t>
+      </w:r>
+      <w:r>
+        <w:t xml:space="preserve">✅ Setnayan Pay 5.0% bps + ₱50 min floor + BIR 0.5% withholding</w:t>
+      </w:r>
+      <w:r>
+        <w:t xml:space="preserve"> </w:t>
+      </w:r>
+      <w:r>
+        <w:t xml:space="preserve">✅ Wizard 65 cards shipped (Concierge OFF for pilot but DIY surface always works)</w:t>
+      </w:r>
+      <w:r>
+        <w:t xml:space="preserve"> </w:t>
+      </w:r>
+      <w:r>
+        <w:t xml:space="preserve">✅ Profile page hardened (PR #549 maybeSingle)</w:t>
+      </w:r>
+      <w:r>
+        <w:t xml:space="preserve"> </w:t>
+      </w:r>
+      <w:r>
+        <w:t xml:space="preserve">✅ Vendor hero photos backfilled across pilot surfaces (PR #499)</w:t>
+      </w:r>
+      <w:r>
+        <w:t xml:space="preserve"> </w:t>
+      </w:r>
+      <w:r>
+        <w:t xml:space="preserve">✅ Seating catalog 13 canonical entries (PR #312)</w:t>
+      </w:r>
+      <w:r>
+        <w:t xml:space="preserve"> </w:t>
+      </w:r>
+      <w:r>
+        <w:t xml:space="preserve">✅ guest_role bride/groom in production schema (PR #313)</w:t>
+      </w:r>
+      <w:r>
+        <w:t xml:space="preserve"> </w:t>
+      </w:r>
+      <w:r>
+        <w:t xml:space="preserve">🟡 Sentry prod smoke test → owner verification still pending per OWNER_ACTIONS Step Sentry.7</w:t>
+      </w:r>
+      <w:r>
+        <w:t xml:space="preserve"> </w:t>
+      </w:r>
+      <w:r>
+        <w:t xml:space="preserve">🟡 4 owner-side crypto-secret rotation pending per OWNER_ACTIONS punch-list #19f</w:t>
+      </w:r>
+      <w:r>
+        <w:t xml:space="preserve"> </w:t>
+      </w:r>
+      <w:r>
+        <w:t xml:space="preserve">🟡 Concierge → Today’s Focus SKU rename — defer to post-pilot decision</w:t>
+      </w:r>
+    </w:p>
+    <w:p>
+      <w:pPr>
+        <w:pStyle w:val="BodyText"/>
+      </w:pPr>
+      <w:r>
+        <w:rPr>
+          <w:b/>
+          <w:bCs/>
+        </w:rPr>
+        <w:t xml:space="preserve">No pilot-blocking findings.</w:t>
+      </w:r>
+      <w:r>
+        <w:t xml:space="preserve"> </w:t>
+      </w:r>
+      <w:r>
+        <w:t xml:space="preserve">Pre-pilot smoke check + .single() audit + admin dashboard realignment all closed. The 4-day window through 2026-06-01 is calm engineering with owner-side action items remaining as the main critical path.</w:t>
+      </w:r>
+    </w:p>
+    <w:p>
+      <w:r>
+        <w:pict>
+          <v:rect style="width:0;height:1.5pt" o:hralign="center" o:hrstd="t" o:hr="t"/>
+        </w:pict>
+      </w:r>
+    </w:p>
+    <w:bookmarkEnd w:id="17"/>
+    <w:bookmarkEnd w:id="18"/>
+    <w:bookmarkStart w:id="19" w:name="autonomous-17-pr-sprint-what-changed"/>
+    <w:p>
+      <w:pPr>
+        <w:pStyle w:val="Heading2"/>
+      </w:pPr>
+      <w:r>
+        <w:t xml:space="preserve">🚀 2026-05-22 autonomous 17-PR sprint — what changed</w:t>
+      </w:r>
+    </w:p>
+    <w:tbl>
+      <w:tblPr>
+        <w:tblStyle w:val="Table"/>
+        <w:tblW w:type="pct" w:w="5000"/>
+        <w:tblLayout w:type="fixed"/>
+        <w:tblLook w:firstRow="1" w:lastRow="0" w:firstColumn="0" w:lastColumn="0" w:noHBand="0" w:noVBand="0" w:val="0020"/>
+      </w:tblPr>
+      <w:tblGrid>
+        <w:gridCol w:w="2640"/>
+        <w:gridCol w:w="2640"/>
+        <w:gridCol w:w="2640"/>
+      </w:tblGrid>
+      <w:tr>
+        <w:trPr>
+          <w:tblHeader w:val="on"/>
+        </w:trPr>
+        <w:tc>
+          <w:tcPr/>
+          <w:p>
+            <w:pPr>
+              <w:pStyle w:val="Compact"/>
+            </w:pPr>
+            <w:r>
+              <w:t xml:space="preserve">PR</w:t>
+            </w:r>
+          </w:p>
+        </w:tc>
+        <w:tc>
+          <w:tcPr/>
+          <w:p>
+            <w:pPr>
+              <w:pStyle w:val="Compact"/>
+            </w:pPr>
+            <w:r>
+              <w:t xml:space="preserve">Iteration</w:t>
+            </w:r>
+          </w:p>
+        </w:tc>
+        <w:tc>
+          <w:tcPr/>
+          <w:p>
+            <w:pPr>
+              <w:pStyle w:val="Compact"/>
+            </w:pPr>
+            <w:r>
+              <w:t xml:space="preserve">Net effect</w:t>
+            </w:r>
+          </w:p>
+        </w:tc>
+      </w:tr>
+      <w:tr>
+        <w:tc>
+          <w:tcPr/>
+          <w:p>
+            <w:pPr>
+              <w:pStyle w:val="Compact"/>
+            </w:pPr>
+            <w:r>
+              <w:t xml:space="preserve">#272</w:t>
+            </w:r>
+          </w:p>
+        </w:tc>
+        <w:tc>
+          <w:tcPr/>
+          <w:p>
+            <w:pPr>
+              <w:pStyle w:val="Compact"/>
+            </w:pPr>
+            <w:r>
+              <w:t xml:space="preserve">0034</w:t>
+            </w:r>
+          </w:p>
+        </w:tc>
+        <w:tc>
+          <w:tcPr/>
+          <w:p>
+            <w:pPr>
+              <w:pStyle w:val="Compact"/>
+            </w:pPr>
+            <w:r>
+              <w:t xml:space="preserve">service_catalog migration (price/feature corrections)</w:t>
+            </w:r>
+          </w:p>
+        </w:tc>
+      </w:tr>
+      <w:tr>
+        <w:tc>
+          <w:tcPr/>
+          <w:p>
+            <w:pPr>
+              <w:pStyle w:val="Compact"/>
+            </w:pPr>
+            <w:r>
+              <w:t xml:space="preserve">#273</w:t>
+            </w:r>
+          </w:p>
+        </w:tc>
+        <w:tc>
+          <w:tcPr/>
+          <w:p>
+            <w:pPr>
+              <w:pStyle w:val="Compact"/>
+            </w:pPr>
+            <w:r>
+              <w:t xml:space="preserve">0015 + 0018 brain + 0046 + Privacy Policy v1</w:t>
+            </w:r>
+          </w:p>
+        </w:tc>
+        <w:tc>
+          <w:tcPr/>
+          <w:p>
+            <w:pPr>
+              <w:pStyle w:val="Compact"/>
+            </w:pPr>
+            <w:r>
+              <w:t xml:space="preserve">Public Editorial consent + Concierge Brain consent + Privacy Policy v1 lock</w:t>
+            </w:r>
+          </w:p>
+        </w:tc>
+      </w:tr>
+      <w:tr>
+        <w:tc>
+          <w:tcPr/>
+          <w:p>
+            <w:pPr>
+              <w:pStyle w:val="Compact"/>
+            </w:pPr>
+            <w:r>
+              <w:t xml:space="preserve">#274</w:t>
+            </w:r>
+          </w:p>
+        </w:tc>
+        <w:tc>
+          <w:tcPr/>
+          <w:p>
+            <w:pPr>
+              <w:pStyle w:val="Compact"/>
+            </w:pPr>
+            <w:r>
+              <w:t xml:space="preserve">0006 + 0046</w:t>
+            </w:r>
+          </w:p>
+        </w:tc>
+        <w:tc>
+          <w:tcPr/>
+          <w:p>
+            <w:pPr>
+              <w:pStyle w:val="Compact"/>
+            </w:pPr>
+            <w:r>
+              <w:t xml:space="preserve">Vendor compare orphan redirect (no-entry → marketplace)</w:t>
+            </w:r>
+          </w:p>
+        </w:tc>
+      </w:tr>
+      <w:tr>
+        <w:tc>
+          <w:tcPr/>
+          <w:p>
+            <w:pPr>
+              <w:pStyle w:val="Compact"/>
+            </w:pPr>
+            <w:r>
+              <w:t xml:space="preserve">#275</w:t>
+            </w:r>
+          </w:p>
+        </w:tc>
+        <w:tc>
+          <w:tcPr/>
+          <w:p>
+            <w:pPr>
+              <w:pStyle w:val="Compact"/>
+            </w:pPr>
+            <w:r>
+              <w:t xml:space="preserve">0035</w:t>
+            </w:r>
+          </w:p>
+        </w:tc>
+        <w:tc>
+          <w:tcPr/>
+          <w:p>
+            <w:pPr>
+              <w:pStyle w:val="Compact"/>
+            </w:pPr>
+            <w:r>
+              <w:rPr>
+                <w:rStyle w:val="VerbatimChar"/>
+              </w:rPr>
+              <w:t xml:space="preserve">/api/health</w:t>
+            </w:r>
+            <w:r>
+              <w:t xml:space="preserve"> </w:t>
+            </w:r>
+            <w:r>
+              <w:t xml:space="preserve">+</w:t>
+            </w:r>
+            <w:r>
+              <w:t xml:space="preserve"> </w:t>
+            </w:r>
+            <w:r>
+              <w:rPr>
+                <w:rStyle w:val="VerbatimChar"/>
+              </w:rPr>
+              <w:t xml:space="preserve">/api/health/deep</w:t>
+            </w:r>
+            <w:r>
+              <w:t xml:space="preserve"> </w:t>
+            </w:r>
+            <w:r>
+              <w:t xml:space="preserve">endpoints</w:t>
+            </w:r>
+          </w:p>
+        </w:tc>
+      </w:tr>
+      <w:tr>
+        <w:tc>
+          <w:tcPr/>
+          <w:p>
+            <w:pPr>
+              <w:pStyle w:val="Compact"/>
+            </w:pPr>
+            <w:r>
+              <w:t xml:space="preserve">#276</w:t>
+            </w:r>
+          </w:p>
+        </w:tc>
+        <w:tc>
+          <w:tcPr/>
+          <w:p>
+            <w:pPr>
+              <w:pStyle w:val="Compact"/>
+            </w:pPr>
+            <w:r>
+              <w:t xml:space="preserve">infra</w:t>
+            </w:r>
+          </w:p>
+        </w:tc>
+        <w:tc>
+          <w:tcPr/>
+          <w:p>
+            <w:pPr>
+              <w:pStyle w:val="Compact"/>
+            </w:pPr>
+            <w:r>
+              <w:t xml:space="preserve">CI lint guard for retired strings (Pareto / Custom Monogram Pack) + drift cleanup</w:t>
+            </w:r>
+          </w:p>
+        </w:tc>
+      </w:tr>
+      <w:tr>
+        <w:tc>
+          <w:tcPr/>
+          <w:p>
+            <w:pPr>
+              <w:pStyle w:val="Compact"/>
+            </w:pPr>
+            <w:r>
+              <w:t xml:space="preserve">#277</w:t>
+            </w:r>
+          </w:p>
+        </w:tc>
+        <w:tc>
+          <w:tcPr/>
+          <w:p>
+            <w:pPr>
+              <w:pStyle w:val="Compact"/>
+            </w:pPr>
+            <w:r>
+              <w:t xml:space="preserve">0034</w:t>
+            </w:r>
+          </w:p>
+        </w:tc>
+        <w:tc>
+          <w:tcPr/>
+          <w:p>
+            <w:pPr>
+              <w:pStyle w:val="Compact"/>
+            </w:pPr>
+            <w:r>
+              <w:t xml:space="preserve">Payments idempotency column + unique index — race conditions sealed</w:t>
+            </w:r>
+          </w:p>
+        </w:tc>
+      </w:tr>
+      <w:tr>
+        <w:tc>
+          <w:tcPr/>
+          <w:p>
+            <w:pPr>
+              <w:pStyle w:val="Compact"/>
+            </w:pPr>
+            <w:r>
+              <w:t xml:space="preserve">#278</w:t>
+            </w:r>
+          </w:p>
+        </w:tc>
+        <w:tc>
+          <w:tcPr/>
+          <w:p>
+            <w:pPr>
+              <w:pStyle w:val="Compact"/>
+            </w:pPr>
+            <w:r>
+              <w:t xml:space="preserve">0015</w:t>
+            </w:r>
+          </w:p>
+        </w:tc>
+        <w:tc>
+          <w:tcPr/>
+          <w:p>
+            <w:pPr>
+              <w:pStyle w:val="Compact"/>
+            </w:pPr>
+            <w:r>
+              <w:t xml:space="preserve">schema.org Pro pricing (</w:t>
+            </w:r>
+            <w:r>
+              <w:rPr>
+                <w:rStyle w:val="VerbatimChar"/>
+              </w:rPr>
+              <w:t xml:space="preserve">Offer</w:t>
+            </w:r>
+            <w:r>
+              <w:t xml:space="preserve"> </w:t>
+            </w:r>
+            <w:r>
+              <w:t xml:space="preserve">+</w:t>
+            </w:r>
+            <w:r>
+              <w:t xml:space="preserve"> </w:t>
+            </w:r>
+            <w:r>
+              <w:rPr>
+                <w:rStyle w:val="VerbatimChar"/>
+              </w:rPr>
+              <w:t xml:space="preserve">PriceSpecification</w:t>
+            </w:r>
+            <w:r>
+              <w:t xml:space="preserve">)</w:t>
+            </w:r>
+          </w:p>
+        </w:tc>
+      </w:tr>
+      <w:tr>
+        <w:tc>
+          <w:tcPr/>
+          <w:p>
+            <w:pPr>
+              <w:pStyle w:val="Compact"/>
+            </w:pPr>
+            <w:r>
+              <w:t xml:space="preserve">#279</w:t>
+            </w:r>
+          </w:p>
+        </w:tc>
+        <w:tc>
+          <w:tcPr/>
+          <w:p>
+            <w:pPr>
+              <w:pStyle w:val="Compact"/>
+            </w:pPr>
+            <w:r>
+              <w:t xml:space="preserve">0015</w:t>
+            </w:r>
+          </w:p>
+        </w:tc>
+        <w:tc>
+          <w:tcPr/>
+          <w:p>
+            <w:pPr>
+              <w:pStyle w:val="Compact"/>
+            </w:pPr>
+            <w:r>
+              <w:t xml:space="preserve">Sitemap refresh — all live routes indexed</w:t>
+            </w:r>
+          </w:p>
+        </w:tc>
+      </w:tr>
+      <w:tr>
+        <w:tc>
+          <w:tcPr/>
+          <w:p>
+            <w:pPr>
+              <w:pStyle w:val="Compact"/>
+            </w:pPr>
+            <w:r>
+              <w:t xml:space="preserve">#280</w:t>
+            </w:r>
+          </w:p>
+        </w:tc>
+        <w:tc>
+          <w:tcPr/>
+          <w:p>
+            <w:pPr>
+              <w:pStyle w:val="Compact"/>
+            </w:pPr>
+            <w:r>
+              <w:t xml:space="preserve">0035</w:t>
+            </w:r>
+          </w:p>
+        </w:tc>
+        <w:tc>
+          <w:tcPr/>
+          <w:p>
+            <w:pPr>
+              <w:pStyle w:val="Compact"/>
+            </w:pPr>
+            <w:r>
+              <w:t xml:space="preserve">Sentry prod smoke-test endpoint (</w:t>
+            </w:r>
+            <w:r>
+              <w:rPr>
+                <w:rStyle w:val="VerbatimChar"/>
+              </w:rPr>
+              <w:t xml:space="preserve">/api/admin/sentry-smoke-test</w:t>
+            </w:r>
+            <w:r>
+              <w:t xml:space="preserve">) — wired, owner verification pending</w:t>
+            </w:r>
+          </w:p>
+        </w:tc>
+      </w:tr>
+      <w:tr>
+        <w:tc>
+          <w:tcPr/>
+          <w:p>
+            <w:pPr>
+              <w:pStyle w:val="Compact"/>
+            </w:pPr>
+            <w:r>
+              <w:t xml:space="preserve">#281</w:t>
+            </w:r>
+          </w:p>
+        </w:tc>
+        <w:tc>
+          <w:tcPr/>
+          <w:p>
+            <w:pPr>
+              <w:pStyle w:val="Compact"/>
+            </w:pPr>
+            <w:r>
+              <w:t xml:space="preserve">0015 + 0017 + 0036</w:t>
+            </w:r>
+          </w:p>
+        </w:tc>
+        <w:tc>
+          <w:tcPr/>
+          <w:p>
+            <w:pPr>
+              <w:pStyle w:val="Compact"/>
+            </w:pPr>
+            <w:r>
+              <w:t xml:space="preserve">Patiktok + Pakanta marketing surfaces on</w:t>
+            </w:r>
+            <w:r>
+              <w:t xml:space="preserve"> </w:t>
+            </w:r>
+            <w:r>
+              <w:rPr>
+                <w:rStyle w:val="VerbatimChar"/>
+              </w:rPr>
+              <w:t xml:space="preserve">/features</w:t>
+            </w:r>
+          </w:p>
+        </w:tc>
+      </w:tr>
+      <w:tr>
+        <w:tc>
+          <w:tcPr/>
+          <w:p>
+            <w:pPr>
+              <w:pStyle w:val="Compact"/>
+            </w:pPr>
+            <w:r>
+              <w:t xml:space="preserve">#282</w:t>
+            </w:r>
+          </w:p>
+        </w:tc>
+        <w:tc>
+          <w:tcPr/>
+          <w:p>
+            <w:pPr>
+              <w:pStyle w:val="Compact"/>
+            </w:pPr>
+            <w:r>
+              <w:t xml:space="preserve">0015 + 0034</w:t>
+            </w:r>
+          </w:p>
+        </w:tc>
+        <w:tc>
+          <w:tcPr/>
+          <w:p>
+            <w:pPr>
+              <w:pStyle w:val="Compact"/>
+            </w:pPr>
+            <w:r>
+              <w:t xml:space="preserve">Setnayan Pay worked example refresh + actor terminology sweep (</w:t>
+            </w:r>
+            <w:r>
+              <w:t xml:space="preserve">“couple”</w:t>
+            </w:r>
+            <w:r>
+              <w:t xml:space="preserve"> </w:t>
+            </w:r>
+            <w:r>
+              <w:t xml:space="preserve">→</w:t>
+            </w:r>
+            <w:r>
+              <w:t xml:space="preserve"> </w:t>
+            </w:r>
+            <w:r>
+              <w:t xml:space="preserve">“customer/host”</w:t>
+            </w:r>
+            <w:r>
+              <w:t xml:space="preserve"> </w:t>
+            </w:r>
+            <w:r>
+              <w:t xml:space="preserve">in marketing copy)</w:t>
+            </w:r>
+          </w:p>
+        </w:tc>
+      </w:tr>
+      <w:tr>
+        <w:tc>
+          <w:tcPr/>
+          <w:p>
+            <w:pPr>
+              <w:pStyle w:val="Compact"/>
+            </w:pPr>
+            <w:r>
+              <w:t xml:space="preserve">#284</w:t>
+            </w:r>
+          </w:p>
+        </w:tc>
+        <w:tc>
+          <w:tcPr/>
+          <w:p>
+            <w:pPr>
+              <w:pStyle w:val="Compact"/>
+            </w:pPr>
+            <w:r>
+              <w:t xml:space="preserve">0031</w:t>
+            </w:r>
+          </w:p>
+        </w:tc>
+        <w:tc>
+          <w:tcPr/>
+          <w:p>
+            <w:pPr>
+              <w:pStyle w:val="Compact"/>
+            </w:pPr>
+            <w:r>
+              <w:t xml:space="preserve">Day-of guest experience PWA Phase 1 (offline shell + service-worker fallback)</w:t>
+            </w:r>
+          </w:p>
+        </w:tc>
+      </w:tr>
+      <w:tr>
+        <w:tc>
+          <w:tcPr/>
+          <w:p>
+            <w:pPr>
+              <w:pStyle w:val="Compact"/>
+            </w:pPr>
+            <w:r>
+              <w:t xml:space="preserve">#285</w:t>
+            </w:r>
+          </w:p>
+        </w:tc>
+        <w:tc>
+          <w:tcPr/>
+          <w:p>
+            <w:pPr>
+              <w:pStyle w:val="Compact"/>
+            </w:pPr>
+            <w:r>
+              <w:t xml:space="preserve">0023</w:t>
+            </w:r>
+          </w:p>
+        </w:tc>
+        <w:tc>
+          <w:tcPr/>
+          <w:p>
+            <w:pPr>
+              <w:pStyle w:val="Compact"/>
+            </w:pPr>
+            <w:r>
+              <w:t xml:space="preserve">Admin nav refresh — Funnels + Force-majeure + Website editor flow consolidated</w:t>
+            </w:r>
+          </w:p>
+        </w:tc>
+      </w:tr>
+      <w:tr>
+        <w:tc>
+          <w:tcPr/>
+          <w:p>
+            <w:pPr>
+              <w:pStyle w:val="Compact"/>
+            </w:pPr>
+            <w:r>
+              <w:t xml:space="preserve">#286</w:t>
+            </w:r>
+          </w:p>
+        </w:tc>
+        <w:tc>
+          <w:tcPr/>
+          <w:p>
+            <w:pPr>
+              <w:pStyle w:val="Compact"/>
+            </w:pPr>
+            <w:r>
+              <w:t xml:space="preserve">0015</w:t>
+            </w:r>
+          </w:p>
+        </w:tc>
+        <w:tc>
+          <w:tcPr/>
+          <w:p>
+            <w:pPr>
+              <w:pStyle w:val="Compact"/>
+            </w:pPr>
+            <w:r>
+              <w:t xml:space="preserve">Marketing chrome polish</w:t>
+            </w:r>
+          </w:p>
+        </w:tc>
+      </w:tr>
+      <w:tr>
+        <w:tc>
+          <w:tcPr/>
+          <w:p>
+            <w:pPr>
+              <w:pStyle w:val="Compact"/>
+            </w:pPr>
+            <w:r>
+              <w:t xml:space="preserve">#287</w:t>
+            </w:r>
+          </w:p>
+        </w:tc>
+        <w:tc>
+          <w:tcPr/>
+          <w:p>
+            <w:pPr>
+              <w:pStyle w:val="Compact"/>
+            </w:pPr>
+            <w:r>
+              <w:t xml:space="preserve">0021</w:t>
+            </w:r>
+          </w:p>
+        </w:tc>
+        <w:tc>
+          <w:tcPr/>
+          <w:p>
+            <w:pPr>
+              <w:pStyle w:val="Compact"/>
+            </w:pPr>
+            <w:r>
+              <w:t xml:space="preserve">Couple dashboard TILES expansion (new entry points fix prior orphans)</w:t>
+            </w:r>
+          </w:p>
+        </w:tc>
+      </w:tr>
+      <w:tr>
+        <w:tc>
+          <w:tcPr/>
+          <w:p>
+            <w:pPr>
+              <w:pStyle w:val="Compact"/>
+            </w:pPr>
+            <w:r>
+              <w:t xml:space="preserve">#288</w:t>
+            </w:r>
+          </w:p>
+        </w:tc>
+        <w:tc>
+          <w:tcPr/>
+          <w:p>
+            <w:pPr>
+              <w:pStyle w:val="Compact"/>
+            </w:pPr>
+            <w:r>
+              <w:t xml:space="preserve">0028 + infra</w:t>
+            </w:r>
+          </w:p>
+        </w:tc>
+        <w:tc>
+          <w:tcPr/>
+          <w:p>
+            <w:pPr>
+              <w:pStyle w:val="Compact"/>
+            </w:pPr>
+            <w:r>
+              <w:t xml:space="preserve">Email links lint audit + 1 new template</w:t>
+            </w:r>
+          </w:p>
+        </w:tc>
+      </w:tr>
+      <w:tr>
+        <w:tc>
+          <w:tcPr/>
+          <w:p>
+            <w:pPr>
+              <w:pStyle w:val="Compact"/>
+            </w:pPr>
+            <w:r>
+              <w:t xml:space="preserve">#289</w:t>
+            </w:r>
+          </w:p>
+        </w:tc>
+        <w:tc>
+          <w:tcPr/>
+          <w:p>
+            <w:pPr>
+              <w:pStyle w:val="Compact"/>
+            </w:pPr>
+            <w:r>
+              <w:t xml:space="preserve">0035</w:t>
+            </w:r>
+          </w:p>
+        </w:tc>
+        <w:tc>
+          <w:tcPr/>
+          <w:p>
+            <w:pPr>
+              <w:pStyle w:val="Compact"/>
+            </w:pPr>
+            <w:r>
+              <w:t xml:space="preserve">Observability typecheck — all server actions instrumented cleanly</w:t>
             </w:r>
           </w:p>
         </w:tc>
@@ -941,13 +2806,57 @@
           <w:b/>
           <w:bCs/>
         </w:rPr>
-        <w:t xml:space="preserve">Bold</w:t>
-      </w:r>
-      <w:r>
-        <w:t xml:space="preserve"> </w:t>
-      </w:r>
-      <w:r>
-        <w:t xml:space="preserve">= changed today.</w:t>
+        <w:t xml:space="preserve">Net effect on counts:</w:t>
+      </w:r>
+      <w:r>
+        <w:t xml:space="preserve"> </w:t>
+      </w:r>
+      <w:r>
+        <w:t xml:space="preserve">✅ Shipped 24 →</w:t>
+      </w:r>
+      <w:r>
+        <w:t xml:space="preserve"> </w:t>
+      </w:r>
+      <w:r>
+        <w:rPr>
+          <w:b/>
+          <w:bCs/>
+        </w:rPr>
+        <w:t xml:space="preserve">26</w:t>
+      </w:r>
+      <w:r>
+        <w:t xml:space="preserve"> </w:t>
+      </w:r>
+      <w:r>
+        <w:t xml:space="preserve">(0031 fully ships + 0035 fully ships) · ⚠️ Partial 4 →</w:t>
+      </w:r>
+      <w:r>
+        <w:t xml:space="preserve"> </w:t>
+      </w:r>
+      <w:r>
+        <w:rPr>
+          <w:b/>
+          <w:bCs/>
+        </w:rPr>
+        <w:t xml:space="preserve">3</w:t>
+      </w:r>
+      <w:r>
+        <w:t xml:space="preserve"> </w:t>
+      </w:r>
+      <w:r>
+        <w:t xml:space="preserve">(0035 lifted) · ⛔ Blocked stays 0 · Cross-cutting</w:t>
+      </w:r>
+      <w:r>
+        <w:t xml:space="preserve"> </w:t>
+      </w:r>
+      <w:r>
+        <w:t xml:space="preserve">“Sentry smoke test pending”</w:t>
+      </w:r>
+      <w:r>
+        <w:t xml:space="preserve"> </w:t>
+      </w:r>
+      <w:r>
+        <w:t xml:space="preserve">→ 🟡 endpoint wired, owner verification pending. See per-iteration table below for row-level flips.</w:t>
       </w:r>
     </w:p>
     <w:p>
@@ -957,8 +2866,959 @@
         </w:pict>
       </w:r>
     </w:p>
-    <w:bookmarkEnd w:id="13"/>
-    <w:bookmarkStart w:id="23" w:name="per-iteration-status-post-2026-05-14"/>
+    <w:bookmarkEnd w:id="19"/>
+    <w:bookmarkStart w:id="20" w:name="how-to-read-this-doc"/>
+    <w:p>
+      <w:pPr>
+        <w:pStyle w:val="Heading2"/>
+      </w:pPr>
+      <w:r>
+        <w:t xml:space="preserve">How to read this doc</w:t>
+      </w:r>
+    </w:p>
+    <w:p>
+      <w:pPr>
+        <w:pStyle w:val="FirstParagraph"/>
+      </w:pPr>
+      <w:r>
+        <w:rPr>
+          <w:rStyle w:val="VerbatimChar"/>
+        </w:rPr>
+        <w:t xml:space="preserve">V1_Gap_Analysis_Status.md</w:t>
+      </w:r>
+      <w:r>
+        <w:t xml:space="preserve"> </w:t>
+      </w:r>
+      <w:r>
+        <w:t xml:space="preserve">answers</w:t>
+      </w:r>
+      <w:r>
+        <w:t xml:space="preserve"> </w:t>
+      </w:r>
+      <w:r>
+        <w:t xml:space="preserve">“did we update the spec?”</w:t>
+      </w:r>
+      <w:r>
+        <w:t xml:space="preserve">.</w:t>
+      </w:r>
+      <w:r>
+        <w:t xml:space="preserve"> </w:t>
+      </w:r>
+      <w:r>
+        <w:rPr>
+          <w:b/>
+          <w:bCs/>
+        </w:rPr>
+        <w:t xml:space="preserve">This doc answers</w:t>
+      </w:r>
+      <w:r>
+        <w:rPr>
+          <w:b/>
+          <w:bCs/>
+        </w:rPr>
+        <w:t xml:space="preserve"> </w:t>
+      </w:r>
+      <w:r>
+        <w:rPr>
+          <w:b/>
+          <w:bCs/>
+        </w:rPr>
+        <w:t xml:space="preserve">“did we ship the spec?”</w:t>
+      </w:r>
+      <w:r>
+        <w:t xml:space="preserve"> </w:t>
+      </w:r>
+      <w:r>
+        <w:t xml:space="preserve">Re-generated EOD 2026-05-14 after a 23-PR run.</w:t>
+      </w:r>
+    </w:p>
+    <w:p>
+      <w:pPr>
+        <w:pStyle w:val="Compact"/>
+        <w:numPr>
+          <w:ilvl w:val="0"/>
+          <w:numId w:val="1004"/>
+        </w:numPr>
+      </w:pPr>
+      <w:r>
+        <w:t xml:space="preserve">✅</w:t>
+      </w:r>
+      <w:r>
+        <w:t xml:space="preserve"> </w:t>
+      </w:r>
+      <w:r>
+        <w:rPr>
+          <w:b/>
+          <w:bCs/>
+        </w:rPr>
+        <w:t xml:space="preserve">Shipped</w:t>
+      </w:r>
+      <w:r>
+        <w:t xml:space="preserve"> </w:t>
+      </w:r>
+      <w:r>
+        <w:t xml:space="preserve">— spec scope is live in the app</w:t>
+      </w:r>
+    </w:p>
+    <w:p>
+      <w:pPr>
+        <w:pStyle w:val="Compact"/>
+        <w:numPr>
+          <w:ilvl w:val="0"/>
+          <w:numId w:val="1004"/>
+        </w:numPr>
+      </w:pPr>
+      <w:r>
+        <w:t xml:space="preserve">⚠️</w:t>
+      </w:r>
+      <w:r>
+        <w:t xml:space="preserve"> </w:t>
+      </w:r>
+      <w:r>
+        <w:rPr>
+          <w:b/>
+          <w:bCs/>
+        </w:rPr>
+        <w:t xml:space="preserve">Partial</w:t>
+      </w:r>
+      <w:r>
+        <w:t xml:space="preserve"> </w:t>
+      </w:r>
+      <w:r>
+        <w:t xml:space="preserve">— some scope is live; remainder still in flight or queued</w:t>
+      </w:r>
+    </w:p>
+    <w:p>
+      <w:pPr>
+        <w:pStyle w:val="Compact"/>
+        <w:numPr>
+          <w:ilvl w:val="0"/>
+          <w:numId w:val="1004"/>
+        </w:numPr>
+      </w:pPr>
+      <w:r>
+        <w:t xml:space="preserve">🟡</w:t>
+      </w:r>
+      <w:r>
+        <w:t xml:space="preserve"> </w:t>
+      </w:r>
+      <w:r>
+        <w:rPr>
+          <w:b/>
+          <w:bCs/>
+        </w:rPr>
+        <w:t xml:space="preserve">Not shipped</w:t>
+      </w:r>
+      <w:r>
+        <w:t xml:space="preserve"> </w:t>
+      </w:r>
+      <w:r>
+        <w:t xml:space="preserve">— spec exists, code doesn’t (V1.5+ deferral or pending Phase 2/3)</w:t>
+      </w:r>
+    </w:p>
+    <w:p>
+      <w:pPr>
+        <w:pStyle w:val="Compact"/>
+        <w:numPr>
+          <w:ilvl w:val="0"/>
+          <w:numId w:val="1004"/>
+        </w:numPr>
+      </w:pPr>
+      <w:r>
+        <w:t xml:space="preserve">⛔</w:t>
+      </w:r>
+      <w:r>
+        <w:t xml:space="preserve"> </w:t>
+      </w:r>
+      <w:r>
+        <w:rPr>
+          <w:b/>
+          <w:bCs/>
+        </w:rPr>
+        <w:t xml:space="preserve">Blocked</w:t>
+      </w:r>
+      <w:r>
+        <w:t xml:space="preserve"> </w:t>
+      </w:r>
+      <w:r>
+        <w:t xml:space="preserve">— gated on an external dep</w:t>
+      </w:r>
+    </w:p>
+    <w:p>
+      <w:pPr>
+        <w:pStyle w:val="Compact"/>
+        <w:numPr>
+          <w:ilvl w:val="0"/>
+          <w:numId w:val="1004"/>
+        </w:numPr>
+      </w:pPr>
+      <w:r>
+        <w:t xml:space="preserve">🚫</w:t>
+      </w:r>
+      <w:r>
+        <w:t xml:space="preserve"> </w:t>
+      </w:r>
+      <w:r>
+        <w:rPr>
+          <w:b/>
+          <w:bCs/>
+        </w:rPr>
+        <w:t xml:space="preserve">Retired / superseded</w:t>
+      </w:r>
+    </w:p>
+    <w:p>
+      <w:pPr>
+        <w:pStyle w:val="Compact"/>
+        <w:numPr>
+          <w:ilvl w:val="0"/>
+          <w:numId w:val="1004"/>
+        </w:numPr>
+      </w:pPr>
+      <w:r>
+        <w:t xml:space="preserve">⚙️</w:t>
+      </w:r>
+      <w:r>
+        <w:t xml:space="preserve"> </w:t>
+      </w:r>
+      <w:r>
+        <w:rPr>
+          <w:b/>
+          <w:bCs/>
+        </w:rPr>
+        <w:t xml:space="preserve">Engineering in flight</w:t>
+      </w:r>
+      <w:r>
+        <w:t xml:space="preserve"> </w:t>
+      </w:r>
+      <w:r>
+        <w:t xml:space="preserve">— worktree created + brief committed + fresh Claude Code session can pick up (added 2026-05-19 for parallel kickoff)</w:t>
+      </w:r>
+    </w:p>
+    <w:p>
+      <w:r>
+        <w:pict>
+          <v:rect style="width:0;height:1.5pt" o:hralign="center" o:hrstd="t" o:hr="t"/>
+        </w:pict>
+      </w:r>
+    </w:p>
+    <w:bookmarkEnd w:id="20"/>
+    <w:bookmarkStart w:id="21" w:name="Xaf5e45541121384d3186c4e22045af4cbdf89d2"/>
+    <w:p>
+      <w:pPr>
+        <w:pStyle w:val="Heading2"/>
+      </w:pPr>
+      <w:r>
+        <w:t xml:space="preserve">Headline numbers (post 2026-05-28 pre-pilot pass · supersedes 2026-05-22 17-PR sprint count)</w:t>
+      </w:r>
+    </w:p>
+    <w:tbl>
+      <w:tblPr>
+        <w:tblStyle w:val="Table"/>
+        <w:tblW w:type="pct" w:w="5000"/>
+        <w:tblLayout w:type="fixed"/>
+        <w:tblLook w:firstRow="1" w:lastRow="0" w:firstColumn="0" w:lastColumn="0" w:noHBand="0" w:noVBand="0" w:val="0020"/>
+      </w:tblPr>
+      <w:tblGrid>
+        <w:gridCol w:w="2640"/>
+        <w:gridCol w:w="2640"/>
+        <w:gridCol w:w="2640"/>
+      </w:tblGrid>
+      <w:tr>
+        <w:trPr>
+          <w:tblHeader w:val="on"/>
+        </w:trPr>
+        <w:tc>
+          <w:tcPr/>
+          <w:p>
+            <w:pPr>
+              <w:pStyle w:val="Compact"/>
+            </w:pPr>
+            <w:r>
+              <w:t xml:space="preserve">Bucket</w:t>
+            </w:r>
+          </w:p>
+        </w:tc>
+        <w:tc>
+          <w:tcPr/>
+          <w:p>
+            <w:pPr>
+              <w:pStyle w:val="Compact"/>
+            </w:pPr>
+            <w:r>
+              <w:t xml:space="preserve">Count</w:t>
+            </w:r>
+          </w:p>
+        </w:tc>
+        <w:tc>
+          <w:tcPr/>
+          <w:p>
+            <w:pPr>
+              <w:pStyle w:val="Compact"/>
+            </w:pPr>
+            <w:r>
+              <w:t xml:space="preserve">Iterations</w:t>
+            </w:r>
+          </w:p>
+        </w:tc>
+      </w:tr>
+      <w:tr>
+        <w:tc>
+          <w:tcPr/>
+          <w:p>
+            <w:pPr>
+              <w:pStyle w:val="Compact"/>
+            </w:pPr>
+            <w:r>
+              <w:t xml:space="preserve">✅ Shipped</w:t>
+            </w:r>
+          </w:p>
+        </w:tc>
+        <w:tc>
+          <w:tcPr/>
+          <w:p>
+            <w:pPr>
+              <w:pStyle w:val="Compact"/>
+            </w:pPr>
+            <w:r>
+              <w:rPr>
+                <w:b/>
+                <w:bCs/>
+              </w:rPr>
+              <w:t xml:space="preserve">28</w:t>
+            </w:r>
+            <w:r>
+              <w:t xml:space="preserve"> </w:t>
+            </w:r>
+            <w:r>
+              <w:t xml:space="preserve">(+2 since 2026-05-22)</w:t>
+            </w:r>
+          </w:p>
+        </w:tc>
+        <w:tc>
+          <w:tcPr/>
+          <w:p>
+            <w:pPr>
+              <w:pStyle w:val="Compact"/>
+            </w:pPr>
+            <w:r>
+              <w:t xml:space="preserve">0000, 0001, 0002, 0004, 0007, 0008,</w:t>
+            </w:r>
+            <w:r>
+              <w:t xml:space="preserve"> </w:t>
+            </w:r>
+            <w:r>
+              <w:rPr>
+                <w:b/>
+                <w:bCs/>
+              </w:rPr>
+              <w:t xml:space="preserve">0009</w:t>
+            </w:r>
+            <w:r>
+              <w:t xml:space="preserve"> </w:t>
+            </w:r>
+            <w:r>
+              <w:t xml:space="preserve">(2026-05-20), 0010, 0013, 0015 (refreshed 2026-05-22 via #278/#279/#281/#282/#286), 0016 →</w:t>
+            </w:r>
+            <w:r>
+              <w:t xml:space="preserve"> </w:t>
+            </w:r>
+            <w:r>
+              <w:rPr>
+                <w:b/>
+                <w:bCs/>
+              </w:rPr>
+              <w:t xml:space="preserve">renamed to Today’s Focus in spec</w:t>
+            </w:r>
+            <w:r>
+              <w:t xml:space="preserve"> </w:t>
+            </w:r>
+            <w:r>
+              <w:t xml:space="preserve">(engineering 65 cards shipped + /today first-class route + first BottomNav tab via PR #520 · CONCIERGE_ENABLED off for pilot · Today’s Focus SKU migration 🟡 deferred to owner decision), 0021 (TILES expanded 2026-05-22 via #287 · Finder-column UX via #367 · cap-compare-at-2 via #515 · per-event localStorage isolation via #517), 0023 (+ 4 new admin surfaces via PRs #419/#420/#421/#423 · Tier 1 follow-ups via PRs #429-#432 · nav refresh 2026-05-22 via #285), 0025 (+ Profile page maybeSingle hardening via PR #549), 0026, 0028 (+1 template 2026-05-22 via #288), 0029, 0030,</w:t>
+            </w:r>
+            <w:r>
+              <w:t xml:space="preserve"> </w:t>
+            </w:r>
+            <w:r>
+              <w:rPr>
+                <w:b/>
+                <w:bCs/>
+              </w:rPr>
+              <w:t xml:space="preserve">0031</w:t>
+            </w:r>
+            <w:r>
+              <w:t xml:space="preserve"> </w:t>
+            </w:r>
+            <w:r>
+              <w:t xml:space="preserve">(PWA Phase 1 via #284), 0033 (partial), 0034 (race conditions sealed via #277 · Setnayan Pay rate alignment + min fee floor via #432),</w:t>
+            </w:r>
+            <w:r>
+              <w:t xml:space="preserve"> </w:t>
+            </w:r>
+            <w:r>
+              <w:rPr>
+                <w:b/>
+                <w:bCs/>
+              </w:rPr>
+              <w:t xml:space="preserve">0035</w:t>
+            </w:r>
+            <w:r>
+              <w:t xml:space="preserve"> </w:t>
+            </w:r>
+            <w:r>
+              <w:t xml:space="preserve">(health endpoints #275 + smoke-test #280 + typecheck #289), 0037,</w:t>
+            </w:r>
+            <w:r>
+              <w:t xml:space="preserve"> </w:t>
+            </w:r>
+            <w:r>
+              <w:rPr>
+                <w:b/>
+                <w:bCs/>
+              </w:rPr>
+              <w:t xml:space="preserve">0043</w:t>
+            </w:r>
+            <w:r>
+              <w:t xml:space="preserve"> </w:t>
+            </w:r>
+            <w:r>
+              <w:t xml:space="preserve">(2026-05-20). 🆕</w:t>
+            </w:r>
+            <w:r>
+              <w:t xml:space="preserve"> </w:t>
+            </w:r>
+            <w:r>
+              <w:rPr>
+                <w:b/>
+                <w:bCs/>
+              </w:rPr>
+              <w:t xml:space="preserve">0011 Panood + 0012 Papic + 0017 Patiktok lifted from engineering-in-flight to partial-V1</w:t>
+            </w:r>
+            <w:r>
+              <w:t xml:space="preserve">.</w:t>
+            </w:r>
+          </w:p>
+        </w:tc>
+      </w:tr>
+      <w:tr>
+        <w:tc>
+          <w:tcPr/>
+          <w:p>
+            <w:pPr>
+              <w:pStyle w:val="Compact"/>
+            </w:pPr>
+            <w:r>
+              <w:t xml:space="preserve">⚠️ Partial / Phase 2 in flight</w:t>
+            </w:r>
+          </w:p>
+        </w:tc>
+        <w:tc>
+          <w:tcPr/>
+          <w:p>
+            <w:pPr>
+              <w:pStyle w:val="Compact"/>
+            </w:pPr>
+            <w:r>
+              <w:rPr>
+                <w:b/>
+                <w:bCs/>
+              </w:rPr>
+              <w:t xml:space="preserve">6</w:t>
+            </w:r>
+            <w:r>
+              <w:t xml:space="preserve"> </w:t>
+            </w:r>
+            <w:r>
+              <w:t xml:space="preserve">(was 3)</w:t>
+            </w:r>
+          </w:p>
+        </w:tc>
+        <w:tc>
+          <w:tcPr/>
+          <w:p>
+            <w:pPr>
+              <w:pStyle w:val="Compact"/>
+            </w:pPr>
+            <w:r>
+              <w:t xml:space="preserve">0006 · 0019 · 0022 (extended w/ 0043 compat editor 2026-05-20) · 0030 · 0033. 🆕</w:t>
+            </w:r>
+            <w:r>
+              <w:t xml:space="preserve"> </w:t>
+            </w:r>
+            <w:r>
+              <w:rPr>
+                <w:b/>
+                <w:bCs/>
+              </w:rPr>
+              <w:t xml:space="preserve">0011 Panood</w:t>
+            </w:r>
+            <w:r>
+              <w:t xml:space="preserve"> </w:t>
+            </w:r>
+            <w:r>
+              <w:t xml:space="preserve">(BYO YouTube OAuth shipped via 2026-05-23 row 1 OAuth providers expansion · YouTube verified-app review still pending) · 🆕</w:t>
+            </w:r>
+            <w:r>
+              <w:t xml:space="preserve"> </w:t>
+            </w:r>
+            <w:r>
+              <w:rPr>
+                <w:b/>
+                <w:bCs/>
+              </w:rPr>
+              <w:t xml:space="preserve">0012 Papic</w:t>
+            </w:r>
+            <w:r>
+              <w:t xml:space="preserve"> </w:t>
+            </w:r>
+            <w:r>
+              <w:t xml:space="preserve">(web-side capture + Drive transfer + Auto-Recap scaffolds shipped · native iOS/Android stays V1.5+) · 🆕</w:t>
+            </w:r>
+            <w:r>
+              <w:t xml:space="preserve"> </w:t>
+            </w:r>
+            <w:r>
+              <w:rPr>
+                <w:b/>
+                <w:bCs/>
+              </w:rPr>
+              <w:t xml:space="preserve">0017 Patiktok</w:t>
+            </w:r>
+            <w:r>
+              <w:t xml:space="preserve"> </w:t>
+            </w:r>
+            <w:r>
+              <w:t xml:space="preserve">(Setnayan-tier shipped · Personal-tier gated on TikTok app review).</w:t>
+            </w:r>
+          </w:p>
+        </w:tc>
+      </w:tr>
+      <w:tr>
+        <w:tc>
+          <w:tcPr/>
+          <w:p>
+            <w:pPr>
+              <w:pStyle w:val="Compact"/>
+            </w:pPr>
+            <w:r>
+              <w:t xml:space="preserve">⚙️</w:t>
+            </w:r>
+            <w:r>
+              <w:t xml:space="preserve"> </w:t>
+            </w:r>
+            <w:r>
+              <w:rPr>
+                <w:b/>
+                <w:bCs/>
+              </w:rPr>
+              <w:t xml:space="preserve">Engineering in flight</w:t>
+            </w:r>
+          </w:p>
+        </w:tc>
+        <w:tc>
+          <w:tcPr/>
+          <w:p>
+            <w:pPr>
+              <w:pStyle w:val="Compact"/>
+            </w:pPr>
+            <w:r>
+              <w:rPr>
+                <w:b/>
+                <w:bCs/>
+              </w:rPr>
+              <w:t xml:space="preserve">2</w:t>
+            </w:r>
+            <w:r>
+              <w:t xml:space="preserve"> </w:t>
+            </w:r>
+            <w:r>
+              <w:t xml:space="preserve">(was 5)</w:t>
+            </w:r>
+          </w:p>
+        </w:tc>
+        <w:tc>
+          <w:tcPr/>
+          <w:p>
+            <w:pPr>
+              <w:pStyle w:val="Compact"/>
+            </w:pPr>
+            <w:r>
+              <w:rPr>
+                <w:b/>
+                <w:bCs/>
+              </w:rPr>
+              <w:t xml:space="preserve">0005 Pailaw</w:t>
+            </w:r>
+            <w:r>
+              <w:t xml:space="preserve"> </w:t>
+            </w:r>
+            <w:r>
+              <w:t xml:space="preserve">(schema shipped 2026-05-20 via PR #150 — needs render pipeline + UI) ·</w:t>
+            </w:r>
+            <w:r>
+              <w:t xml:space="preserve"> </w:t>
+            </w:r>
+            <w:r>
+              <w:rPr>
+                <w:b/>
+                <w:bCs/>
+              </w:rPr>
+              <w:t xml:space="preserve">0018 Setnayan Supplies</w:t>
+            </w:r>
+            <w:r>
+              <w:t xml:space="preserve"> </w:t>
+            </w:r>
+            <w:r>
+              <w:t xml:space="preserve">(schema + pricing resolver shipped 2026-05-19 — needs owner-side supplier onboarding + fulfillment flow). 0009 graduated to Shipped 2026-05-20; 0011 + 0012 + 0017 graduated to Partial-V1 across 2026-05-22 → 2026-05-25 wizard sprint.</w:t>
+            </w:r>
+          </w:p>
+        </w:tc>
+      </w:tr>
+      <w:tr>
+        <w:tc>
+          <w:tcPr/>
+          <w:p>
+            <w:pPr>
+              <w:pStyle w:val="Compact"/>
+            </w:pPr>
+            <w:r>
+              <w:t xml:space="preserve">📐 V1.1 spec drafted (2026-05-19)</w:t>
+            </w:r>
+          </w:p>
+        </w:tc>
+        <w:tc>
+          <w:tcPr/>
+          <w:p>
+            <w:pPr>
+              <w:pStyle w:val="Compact"/>
+            </w:pPr>
+            <w:r>
+              <w:t xml:space="preserve">6</w:t>
+            </w:r>
+          </w:p>
+        </w:tc>
+        <w:tc>
+          <w:tcPr/>
+          <w:p>
+            <w:pPr>
+              <w:pStyle w:val="Compact"/>
+            </w:pPr>
+            <w:r>
+              <w:t xml:space="preserve">0043, 0044, 0045, 0046, 0047,</w:t>
+            </w:r>
+            <w:r>
+              <w:t xml:space="preserve"> </w:t>
+            </w:r>
+            <w:r>
+              <w:rPr>
+                <w:b/>
+                <w:bCs/>
+              </w:rPr>
+              <w:t xml:space="preserve">0038</w:t>
+            </w:r>
+            <w:r>
+              <w:t xml:space="preserve"> </w:t>
+            </w:r>
+            <w:r>
+              <w:t xml:space="preserve">(0039 RETIRED same day — see Retired bucket below)</w:t>
+            </w:r>
+          </w:p>
+        </w:tc>
+      </w:tr>
+      <w:tr>
+        <w:tc>
+          <w:tcPr/>
+          <w:p>
+            <w:pPr>
+              <w:pStyle w:val="Compact"/>
+            </w:pPr>
+            <w:r>
+              <w:t xml:space="preserve">📐 V1.1 vendor taxonomy master doc (2026-05-19)</w:t>
+            </w:r>
+          </w:p>
+        </w:tc>
+        <w:tc>
+          <w:tcPr/>
+          <w:p>
+            <w:pPr>
+              <w:pStyle w:val="Compact"/>
+            </w:pPr>
+            <w:r>
+              <w:t xml:space="preserve">1</w:t>
+            </w:r>
+          </w:p>
+        </w:tc>
+        <w:tc>
+          <w:tcPr/>
+          <w:p>
+            <w:pPr>
+              <w:pStyle w:val="Compact"/>
+            </w:pPr>
+            <w:r>
+              <w:rPr>
+                <w:rStyle w:val="VerbatimChar"/>
+              </w:rPr>
+              <w:t xml:space="preserve">02_Specifications/Vendor_Taxonomy_V1_Master.md</w:t>
+            </w:r>
+            <w:r>
+              <w:t xml:space="preserve"> </w:t>
+            </w:r>
+            <w:r>
+              <w:t xml:space="preserve">— 192 sub-categories + 3 new booth entries 2026-05-24 (Donut Wall · Sorbetes Cart · Food Cart Generic) + § 10 Vendor presentation patterns (2026-05-24 row 6) + § 11 5-tier recommendation priority ladder (2026-05-24 row 7) · phased V1.1 → V1.5+</w:t>
+            </w:r>
+          </w:p>
+        </w:tc>
+      </w:tr>
+      <w:tr>
+        <w:tc>
+          <w:tcPr/>
+          <w:p>
+            <w:pPr>
+              <w:pStyle w:val="Compact"/>
+            </w:pPr>
+            <w:r>
+              <w:t xml:space="preserve">📐 V1.2 spec drafted (2026-05-19)</w:t>
+            </w:r>
+          </w:p>
+        </w:tc>
+        <w:tc>
+          <w:tcPr/>
+          <w:p>
+            <w:pPr>
+              <w:pStyle w:val="Compact"/>
+            </w:pPr>
+            <w:r>
+              <w:t xml:space="preserve">2</w:t>
+            </w:r>
+          </w:p>
+        </w:tc>
+        <w:tc>
+          <w:tcPr/>
+          <w:p>
+            <w:pPr>
+              <w:pStyle w:val="Compact"/>
+            </w:pPr>
+            <w:r>
+              <w:t xml:space="preserve">0048 multi-moderator event access · 0049 multi-payer cart</w:t>
+            </w:r>
+          </w:p>
+        </w:tc>
+      </w:tr>
+      <w:tr>
+        <w:tc>
+          <w:tcPr/>
+          <w:p>
+            <w:pPr>
+              <w:pStyle w:val="Compact"/>
+            </w:pPr>
+            <w:r>
+              <w:t xml:space="preserve">📐 V1.2 amendments to existing iterations (2026-05-19)</w:t>
+            </w:r>
+          </w:p>
+        </w:tc>
+        <w:tc>
+          <w:tcPr/>
+          <w:p>
+            <w:pPr>
+              <w:pStyle w:val="Compact"/>
+            </w:pPr>
+            <w:r>
+              <w:t xml:space="preserve">5</w:t>
+            </w:r>
+          </w:p>
+        </w:tc>
+        <w:tc>
+          <w:tcPr/>
+          <w:p>
+            <w:pPr>
+              <w:pStyle w:val="Compact"/>
+            </w:pPr>
+            <w:r>
+              <w:t xml:space="preserve">0007 · 0019 · 0021 · 0028 · 0034</w:t>
+            </w:r>
+          </w:p>
+        </w:tc>
+      </w:tr>
+      <w:tr>
+        <w:tc>
+          <w:tcPr/>
+          <w:p>
+            <w:pPr>
+              <w:pStyle w:val="Compact"/>
+            </w:pPr>
+            <w:r>
+              <w:t xml:space="preserve">📐</w:t>
+            </w:r>
+            <w:r>
+              <w:t xml:space="preserve"> </w:t>
+            </w:r>
+            <w:r>
+              <w:rPr>
+                <w:b/>
+                <w:bCs/>
+              </w:rPr>
+              <w:t xml:space="preserve">V1 architectural locks shipped to spec but engineering deferred</w:t>
+            </w:r>
+            <w:r>
+              <w:t xml:space="preserve"> </w:t>
+            </w:r>
+            <w:r>
+              <w:t xml:space="preserve">(2026-05-23 → 2026-05-28)</w:t>
+            </w:r>
+          </w:p>
+        </w:tc>
+        <w:tc>
+          <w:tcPr/>
+          <w:p>
+            <w:pPr>
+              <w:pStyle w:val="Compact"/>
+            </w:pPr>
+            <w:r>
+              <w:t xml:space="preserve">7</w:t>
+            </w:r>
+          </w:p>
+        </w:tc>
+        <w:tc>
+          <w:tcPr/>
+          <w:p>
+            <w:pPr>
+              <w:pStyle w:val="Compact"/>
+            </w:pPr>
+            <w:r>
+              <w:t xml:space="preserve">Today’s Focus SKU model · Lock/delete/overlap 5-rule architecture · 5-tier recommendation ladder · Package-inclusion auto-tagging · Per-card hard-floor scheduler · Vendor Pattern A V1.1 multi-photo tile upgrade · Caterer venue-recommended integration (V1 SCOPE FLAG pending owner re-confirm)</w:t>
+            </w:r>
+          </w:p>
+        </w:tc>
+      </w:tr>
+      <w:tr>
+        <w:tc>
+          <w:tcPr/>
+          <w:p>
+            <w:pPr>
+              <w:pStyle w:val="Compact"/>
+            </w:pPr>
+            <w:r>
+              <w:t xml:space="preserve">⛔ Blocked</w:t>
+            </w:r>
+          </w:p>
+        </w:tc>
+        <w:tc>
+          <w:tcPr/>
+          <w:p>
+            <w:pPr>
+              <w:pStyle w:val="Compact"/>
+            </w:pPr>
+            <w:r>
+              <w:t xml:space="preserve">0</w:t>
+            </w:r>
+          </w:p>
+        </w:tc>
+        <w:tc>
+          <w:tcPr/>
+          <w:p>
+            <w:pPr>
+              <w:pStyle w:val="Compact"/>
+            </w:pPr>
+            <w:r>
+              <w:t xml:space="preserve">—</w:t>
+            </w:r>
+          </w:p>
+        </w:tc>
+      </w:tr>
+      <w:tr>
+        <w:tc>
+          <w:tcPr/>
+          <w:p>
+            <w:pPr>
+              <w:pStyle w:val="Compact"/>
+            </w:pPr>
+            <w:r>
+              <w:t xml:space="preserve">🚫 Retired</w:t>
+            </w:r>
+          </w:p>
+        </w:tc>
+        <w:tc>
+          <w:tcPr/>
+          <w:p>
+            <w:pPr>
+              <w:pStyle w:val="Compact"/>
+            </w:pPr>
+            <w:r>
+              <w:rPr>
+                <w:b/>
+                <w:bCs/>
+              </w:rPr>
+              <w:t xml:space="preserve">6</w:t>
+            </w:r>
+          </w:p>
+        </w:tc>
+        <w:tc>
+          <w:tcPr/>
+          <w:p>
+            <w:pPr>
+              <w:pStyle w:val="Compact"/>
+            </w:pPr>
+            <w:r>
+              <w:t xml:space="preserve">0003, 0014, 0027, 0024 (folded into 0002 Phase 1 on 2026-05-16), 0039 (RETIRED 2026-05-19 — AdSense path blocked),</w:t>
+            </w:r>
+            <w:r>
+              <w:t xml:space="preserve"> </w:t>
+            </w:r>
+            <w:r>
+              <w:rPr>
+                <w:b/>
+                <w:bCs/>
+              </w:rPr>
+              <w:t xml:space="preserve">0032</w:t>
+            </w:r>
+            <w:r>
+              <w:t xml:space="preserve"> </w:t>
+            </w:r>
+            <w:r>
+              <w:t xml:space="preserve">(RETIRED 2026-05-18 — replaced by free dual e-sign on every vendor contract; migration</w:t>
+            </w:r>
+            <w:r>
+              <w:t xml:space="preserve"> </w:t>
+            </w:r>
+            <w:r>
+              <w:rPr>
+                <w:rStyle w:val="VerbatimChar"/>
+              </w:rPr>
+              <w:t xml:space="preserve">20260518200000_vendor_contracts_dual_esign_retire_0032.sql</w:t>
+            </w:r>
+            <w:r>
+              <w:t xml:space="preserve">)</w:t>
+            </w:r>
+          </w:p>
+        </w:tc>
+      </w:tr>
+    </w:tbl>
+    <w:p>
+      <w:pPr>
+        <w:pStyle w:val="BodyText"/>
+      </w:pPr>
+      <w:r>
+        <w:rPr>
+          <w:b/>
+          <w:bCs/>
+        </w:rPr>
+        <w:t xml:space="preserve">Bold</w:t>
+      </w:r>
+      <w:r>
+        <w:t xml:space="preserve"> </w:t>
+      </w:r>
+      <w:r>
+        <w:t xml:space="preserve">= changed today.</w:t>
+      </w:r>
+    </w:p>
+    <w:p>
+      <w:r>
+        <w:pict>
+          <v:rect style="width:0;height:1.5pt" o:hralign="center" o:hrstd="t" o:hr="t"/>
+        </w:pict>
+      </w:r>
+    </w:p>
+    <w:bookmarkEnd w:id="21"/>
+    <w:bookmarkStart w:id="31" w:name="per-iteration-status-post-2026-05-14"/>
     <w:p>
       <w:pPr>
         <w:pStyle w:val="Heading2"/>
@@ -1100,7 +3960,7 @@
             <w:r>
               <w:t xml:space="preserve"> </w:t>
             </w:r>
-            <w:hyperlink r:id="rId14">
+            <w:hyperlink r:id="rId22">
               <w:r>
                 <w:rPr>
                   <w:rStyle w:val="Hyperlink"/>
@@ -1117,7 +3977,7 @@
             <w:r>
               <w:t xml:space="preserve"> </w:t>
             </w:r>
-            <w:hyperlink r:id="rId15">
+            <w:hyperlink r:id="rId23">
               <w:r>
                 <w:rPr>
                   <w:rStyle w:val="Hyperlink"/>
@@ -1134,7 +3994,7 @@
             <w:r>
               <w:t xml:space="preserve"> </w:t>
             </w:r>
-            <w:hyperlink r:id="rId16">
+            <w:hyperlink r:id="rId24">
               <w:r>
                 <w:rPr>
                   <w:rStyle w:val="Hyperlink"/>
@@ -1775,7 +4635,7 @@
             <w:r>
               <w:t xml:space="preserve"> </w:t>
             </w:r>
-            <w:hyperlink r:id="rId17">
+            <w:hyperlink r:id="rId25">
               <w:r>
                 <w:rPr>
                   <w:rStyle w:val="Hyperlink"/>
@@ -1792,7 +4652,7 @@
             <w:r>
               <w:t xml:space="preserve"> </w:t>
             </w:r>
-            <w:hyperlink r:id="rId18">
+            <w:hyperlink r:id="rId26">
               <w:r>
                 <w:rPr>
                   <w:rStyle w:val="Hyperlink"/>
@@ -1863,7 +4723,7 @@
             <w:r>
               <w:t xml:space="preserve"> </w:t>
             </w:r>
-            <w:hyperlink r:id="rId19">
+            <w:hyperlink r:id="rId27">
               <w:r>
                 <w:rPr>
                   <w:rStyle w:val="Hyperlink"/>
@@ -2463,287 +5323,18 @@
               <w:pStyle w:val="Compact"/>
             </w:pPr>
             <w:r>
-              <w:t xml:space="preserve">✅ Shipped</w:t>
-            </w:r>
-          </w:p>
-        </w:tc>
-        <w:tc>
-          <w:tcPr/>
-          <w:p>
-            <w:pPr>
-              <w:pStyle w:val="Compact"/>
-            </w:pPr>
-            <w:r>
-              <w:t xml:space="preserve">Landing-page conversion upgrades — split CTA, trust signals, pricing table (PR #21)</w:t>
-            </w:r>
-          </w:p>
-        </w:tc>
-      </w:tr>
-      <w:tr>
-        <w:tc>
-          <w:tcPr/>
-          <w:p>
-            <w:pPr>
-              <w:pStyle w:val="Compact"/>
-            </w:pPr>
-            <w:r>
-              <w:t xml:space="preserve">0016</w:t>
-            </w:r>
-          </w:p>
-        </w:tc>
-        <w:tc>
-          <w:tcPr/>
-          <w:p>
-            <w:pPr>
-              <w:pStyle w:val="Compact"/>
-            </w:pPr>
-            <w:r>
-              <w:t xml:space="preserve">Step-by-Step Plan Builder (Setnayan Concierge)</w:t>
-            </w:r>
-          </w:p>
-        </w:tc>
-        <w:tc>
-          <w:tcPr/>
-          <w:p>
-            <w:pPr>
-              <w:pStyle w:val="Compact"/>
-            </w:pPr>
-            <w:r>
-              <w:t xml:space="preserve">✅ Shipped + ⚙️ wizard architecture schema landed 2026-05-18</w:t>
-            </w:r>
-          </w:p>
-        </w:tc>
-        <w:tc>
-          <w:tcPr/>
-          <w:p>
-            <w:pPr>
-              <w:pStyle w:val="Compact"/>
-            </w:pPr>
-            <w:r>
-              <w:t xml:space="preserve">Single SKU ₱4,999 wedding-anchored access locked 2026-05-17. Pricing migrations:</w:t>
-            </w:r>
-            <w:r>
-              <w:t xml:space="preserve"> </w:t>
-            </w:r>
-            <w:r>
-              <w:rPr>
-                <w:rStyle w:val="VerbatimChar"/>
-              </w:rPr>
-              <w:t xml:space="preserve">_concierge_pay_flat_and_charm</w:t>
-            </w:r>
-            <w:r>
-              <w:t xml:space="preserve"> </w:t>
-            </w:r>
-            <w:r>
-              <w:t xml:space="preserve">(2026-05-18) +</w:t>
-            </w:r>
-            <w:r>
-              <w:t xml:space="preserve"> </w:t>
-            </w:r>
-            <w:r>
-              <w:rPr>
-                <w:rStyle w:val="VerbatimChar"/>
-              </w:rPr>
-              <w:t xml:space="preserve">_concierge_repriced_to_2499</w:t>
-            </w:r>
-            <w:r>
-              <w:t xml:space="preserve"> </w:t>
-            </w:r>
-            <w:r>
-              <w:t xml:space="preserve">(2026-05-18 launch promo) + corrected back 2026-05-19. Wizard architecture schema (pgvector synthesis, migration 64</w:t>
-            </w:r>
-            <w:r>
-              <w:t xml:space="preserve"> </w:t>
-            </w:r>
-            <w:r>
-              <w:rPr>
-                <w:rStyle w:val="VerbatimChar"/>
-              </w:rPr>
-              <w:t xml:space="preserve">iteration_0016_wizard_architecture_schema.sql</w:t>
-            </w:r>
-            <w:r>
-              <w:t xml:space="preserve">) landed 2026-05-18.</w:t>
-            </w:r>
-            <w:r>
-              <w:t xml:space="preserve"> </w:t>
-            </w:r>
-            <w:r>
-              <w:rPr>
-                <w:rStyle w:val="VerbatimChar"/>
-              </w:rPr>
-              <w:t xml:space="preserve">lib/concierge.ts</w:t>
-            </w:r>
-            <w:r>
-              <w:t xml:space="preserve"> </w:t>
-            </w:r>
-            <w:r>
-              <w:t xml:space="preserve">+</w:t>
-            </w:r>
-            <w:r>
-              <w:t xml:space="preserve"> </w:t>
-            </w:r>
-            <w:r>
-              <w:rPr>
-                <w:rStyle w:val="VerbatimChar"/>
-              </w:rPr>
-              <w:t xml:space="preserve">/dashboard/profile/concierge</w:t>
-            </w:r>
-            <w:r>
-              <w:t xml:space="preserve"> </w:t>
-            </w:r>
-            <w:r>
-              <w:t xml:space="preserve">route +</w:t>
-            </w:r>
-            <w:r>
-              <w:t xml:space="preserve"> </w:t>
-            </w:r>
-            <w:r>
-              <w:rPr>
-                <w:rStyle w:val="VerbatimChar"/>
-              </w:rPr>
-              <w:t xml:space="preserve">/admin/concierge-abuse</w:t>
-            </w:r>
-            <w:r>
-              <w:t xml:space="preserve"> </w:t>
-            </w:r>
-            <w:r>
-              <w:t xml:space="preserve">tab shipped.</w:t>
-            </w:r>
-          </w:p>
-        </w:tc>
-      </w:tr>
-      <w:tr>
-        <w:tc>
-          <w:tcPr/>
-          <w:p>
-            <w:pPr>
-              <w:pStyle w:val="Compact"/>
-            </w:pPr>
-            <w:r>
-              <w:t xml:space="preserve">0017</w:t>
-            </w:r>
-          </w:p>
-        </w:tc>
-        <w:tc>
-          <w:tcPr/>
-          <w:p>
-            <w:pPr>
-              <w:pStyle w:val="Compact"/>
-            </w:pPr>
-            <w:r>
-              <w:t xml:space="preserve">Patiktok</w:t>
-            </w:r>
-          </w:p>
-        </w:tc>
-        <w:tc>
-          <w:tcPr/>
-          <w:p>
-            <w:pPr>
-              <w:pStyle w:val="Compact"/>
-            </w:pPr>
-            <w:r>
-              <w:t xml:space="preserve">⚙️ Schema + OAuth + UI scaffolds + music refs shipped 2026-05-16</w:t>
-            </w:r>
-          </w:p>
-        </w:tc>
-        <w:tc>
-          <w:tcPr/>
-          <w:p>
-            <w:pPr>
-              <w:pStyle w:val="Compact"/>
-            </w:pPr>
-            <w:r>
-              <w:t xml:space="preserve">Migrations 50-52 (</w:t>
-            </w:r>
-            <w:r>
-              <w:rPr>
-                <w:rStyle w:val="VerbatimChar"/>
-              </w:rPr>
-              <w:t xml:space="preserve">iteration_0017_patiktok.sql</w:t>
-            </w:r>
-            <w:r>
-              <w:t xml:space="preserve"> </w:t>
-            </w:r>
-            <w:r>
-              <w:t xml:space="preserve">+</w:t>
-            </w:r>
-            <w:r>
-              <w:t xml:space="preserve"> </w:t>
-            </w:r>
-            <w:r>
-              <w:rPr>
-                <w:rStyle w:val="VerbatimChar"/>
-              </w:rPr>
-              <w:t xml:space="preserve">_oauth.sql</w:t>
-            </w:r>
-            <w:r>
-              <w:t xml:space="preserve"> </w:t>
-            </w:r>
-            <w:r>
-              <w:t xml:space="preserve">+</w:t>
-            </w:r>
-            <w:r>
-              <w:t xml:space="preserve"> </w:t>
-            </w:r>
-            <w:r>
-              <w:rPr>
-                <w:rStyle w:val="VerbatimChar"/>
-              </w:rPr>
-              <w:t xml:space="preserve">_music.sql</w:t>
-            </w:r>
-            <w:r>
-              <w:t xml:space="preserve">) shipped.</w:t>
-            </w:r>
-            <w:r>
-              <w:t xml:space="preserve"> </w:t>
-            </w:r>
-            <w:r>
-              <w:rPr>
-                <w:rStyle w:val="VerbatimChar"/>
-              </w:rPr>
-              <w:t xml:space="preserve">lib/patiktok.ts</w:t>
-            </w:r>
-            <w:r>
-              <w:t xml:space="preserve"> </w:t>
-            </w:r>
-            <w:r>
-              <w:t xml:space="preserve">+</w:t>
-            </w:r>
-            <w:r>
-              <w:t xml:space="preserve"> </w:t>
-            </w:r>
-            <w:r>
-              <w:rPr>
-                <w:rStyle w:val="VerbatimChar"/>
-              </w:rPr>
-              <w:t xml:space="preserve">lib/patiktok-tiktok.ts</w:t>
-            </w:r>
-            <w:r>
-              <w:t xml:space="preserve"> </w:t>
-            </w:r>
-            <w:r>
-              <w:t xml:space="preserve">+ 2 OAuth routes + internal worker route + UI routes (</w:t>
-            </w:r>
-            <w:r>
-              <w:rPr>
-                <w:rStyle w:val="VerbatimChar"/>
-              </w:rPr>
-              <w:t xml:space="preserve">/booth</w:t>
-            </w:r>
-            <w:r>
-              <w:t xml:space="preserve">,</w:t>
-            </w:r>
-            <w:r>
-              <w:t xml:space="preserve"> </w:t>
-            </w:r>
-            <w:r>
-              <w:rPr>
-                <w:rStyle w:val="VerbatimChar"/>
-              </w:rPr>
-              <w:t xml:space="preserve">/[templateId]</w:t>
-            </w:r>
-            <w:r>
-              <w:t xml:space="preserve">).</w:t>
+              <w:t xml:space="preserve">✅ Shipped (refreshed 2026-05-22)</w:t>
+            </w:r>
+          </w:p>
+        </w:tc>
+        <w:tc>
+          <w:tcPr/>
+          <w:p>
+            <w:pPr>
+              <w:pStyle w:val="Compact"/>
+            </w:pPr>
+            <w:r>
+              <w:t xml:space="preserve">Landing-page conversion upgrades — split CTA, trust signals, pricing table (PR #21).</w:t>
             </w:r>
             <w:r>
               <w:t xml:space="preserve"> </w:t>
@@ -2753,65 +5344,149 @@
                 <w:b/>
                 <w:bCs/>
               </w:rPr>
-              <w:t xml:space="preserve">Owner action:</w:t>
-            </w:r>
-            <w:r>
-              <w:t xml:space="preserve"> </w:t>
-            </w:r>
-            <w:r>
-              <w:t xml:space="preserve">TikTok app review pending (#20f). SKU lock 2026-05-16 (see history below).</w:t>
-            </w:r>
-          </w:p>
-        </w:tc>
-      </w:tr>
-      <w:tr>
-        <w:tc>
-          <w:tcPr/>
-          <w:p>
-            <w:pPr>
-              <w:pStyle w:val="Compact"/>
-            </w:pPr>
-            <w:r>
-              <w:t xml:space="preserve">0018</w:t>
-            </w:r>
-          </w:p>
-        </w:tc>
-        <w:tc>
-          <w:tcPr/>
-          <w:p>
-            <w:pPr>
-              <w:pStyle w:val="Compact"/>
-            </w:pPr>
-            <w:r>
-              <w:t xml:space="preserve">Supplies Marketplace</w:t>
-            </w:r>
-          </w:p>
-        </w:tc>
-        <w:tc>
-          <w:tcPr/>
-          <w:p>
-            <w:pPr>
-              <w:pStyle w:val="Compact"/>
-            </w:pPr>
-            <w:r>
-              <w:t xml:space="preserve">⚙️ Schema + pricing resolver shipped 2026-05-19</w:t>
-            </w:r>
-          </w:p>
-        </w:tc>
-        <w:tc>
-          <w:tcPr/>
-          <w:p>
-            <w:pPr>
-              <w:pStyle w:val="Compact"/>
-            </w:pPr>
-            <w:r>
-              <w:t xml:space="preserve">Migrations 69 + 70 (</w:t>
-            </w:r>
-            <w:r>
-              <w:rPr>
-                <w:rStyle w:val="VerbatimChar"/>
-              </w:rPr>
-              <w:t xml:space="preserve">iteration_0018_supplies_foundation.sql</w:t>
+              <w:t xml:space="preserve">2026-05-22:</w:t>
+            </w:r>
+            <w:r>
+              <w:t xml:space="preserve"> </w:t>
+            </w:r>
+            <w:r>
+              <w:t xml:space="preserve">schema.org Pro pricing added (#278), sitemap refresh covering all live routes (#279),</w:t>
+            </w:r>
+            <w:r>
+              <w:t xml:space="preserve"> </w:t>
+            </w:r>
+            <w:r>
+              <w:rPr>
+                <w:rStyle w:val="VerbatimChar"/>
+              </w:rPr>
+              <w:t xml:space="preserve">/features</w:t>
+            </w:r>
+            <w:r>
+              <w:t xml:space="preserve"> </w:t>
+            </w:r>
+            <w:r>
+              <w:t xml:space="preserve">extended with Patiktok + Pakanta marketing surfaces (#281), Setnayan Pay worked example refreshed +</w:t>
+            </w:r>
+            <w:r>
+              <w:t xml:space="preserve"> </w:t>
+            </w:r>
+            <w:r>
+              <w:t xml:space="preserve">“couple”</w:t>
+            </w:r>
+            <w:r>
+              <w:t xml:space="preserve"> </w:t>
+            </w:r>
+            <w:r>
+              <w:t xml:space="preserve">→</w:t>
+            </w:r>
+            <w:r>
+              <w:t xml:space="preserve"> </w:t>
+            </w:r>
+            <w:r>
+              <w:t xml:space="preserve">“customer/host”</w:t>
+            </w:r>
+            <w:r>
+              <w:t xml:space="preserve"> </w:t>
+            </w:r>
+            <w:r>
+              <w:t xml:space="preserve">actor terminology sweep across marketing copy (#282), marketing chrome polish (#286), Privacy Policy v1 lock with Public Editorial + Concierge Brain consent sections (#273).</w:t>
+            </w:r>
+          </w:p>
+        </w:tc>
+      </w:tr>
+      <w:tr>
+        <w:tc>
+          <w:tcPr/>
+          <w:p>
+            <w:pPr>
+              <w:pStyle w:val="Compact"/>
+            </w:pPr>
+            <w:r>
+              <w:t xml:space="preserve">0016</w:t>
+            </w:r>
+          </w:p>
+        </w:tc>
+        <w:tc>
+          <w:tcPr/>
+          <w:p>
+            <w:pPr>
+              <w:pStyle w:val="Compact"/>
+            </w:pPr>
+            <w:r>
+              <w:t xml:space="preserve">Step-by-Step Plan Builder (Setnayan Concierge)</w:t>
+            </w:r>
+          </w:p>
+        </w:tc>
+        <w:tc>
+          <w:tcPr/>
+          <w:p>
+            <w:pPr>
+              <w:pStyle w:val="Compact"/>
+            </w:pPr>
+            <w:r>
+              <w:t xml:space="preserve">✅ Shipped + ⚙️ wizard architecture schema landed 2026-05-18</w:t>
+            </w:r>
+          </w:p>
+        </w:tc>
+        <w:tc>
+          <w:tcPr/>
+          <w:p>
+            <w:pPr>
+              <w:pStyle w:val="Compact"/>
+            </w:pPr>
+            <w:r>
+              <w:t xml:space="preserve">Single SKU ₱4,999 wedding-anchored access locked 2026-05-17. Pricing migrations:</w:t>
+            </w:r>
+            <w:r>
+              <w:t xml:space="preserve"> </w:t>
+            </w:r>
+            <w:r>
+              <w:rPr>
+                <w:rStyle w:val="VerbatimChar"/>
+              </w:rPr>
+              <w:t xml:space="preserve">_concierge_pay_flat_and_charm</w:t>
+            </w:r>
+            <w:r>
+              <w:t xml:space="preserve"> </w:t>
+            </w:r>
+            <w:r>
+              <w:t xml:space="preserve">(2026-05-18) +</w:t>
+            </w:r>
+            <w:r>
+              <w:t xml:space="preserve"> </w:t>
+            </w:r>
+            <w:r>
+              <w:rPr>
+                <w:rStyle w:val="VerbatimChar"/>
+              </w:rPr>
+              <w:t xml:space="preserve">_concierge_repriced_to_2499</w:t>
+            </w:r>
+            <w:r>
+              <w:t xml:space="preserve"> </w:t>
+            </w:r>
+            <w:r>
+              <w:t xml:space="preserve">(2026-05-18 launch promo) + corrected back 2026-05-19. Wizard architecture schema (pgvector synthesis, migration 64</w:t>
+            </w:r>
+            <w:r>
+              <w:t xml:space="preserve"> </w:t>
+            </w:r>
+            <w:r>
+              <w:rPr>
+                <w:rStyle w:val="VerbatimChar"/>
+              </w:rPr>
+              <w:t xml:space="preserve">iteration_0016_wizard_architecture_schema.sql</w:t>
+            </w:r>
+            <w:r>
+              <w:t xml:space="preserve">) landed 2026-05-18.</w:t>
+            </w:r>
+            <w:r>
+              <w:t xml:space="preserve"> </w:t>
+            </w:r>
+            <w:r>
+              <w:rPr>
+                <w:rStyle w:val="VerbatimChar"/>
+              </w:rPr>
+              <w:t xml:space="preserve">lib/concierge.ts</w:t>
             </w:r>
             <w:r>
               <w:t xml:space="preserve"> </w:t>
@@ -2826,98 +5501,28 @@
               <w:rPr>
                 <w:rStyle w:val="VerbatimChar"/>
               </w:rPr>
-              <w:t xml:space="preserve">_pricing_resolver_fn.sql</w:t>
-            </w:r>
-            <w:r>
-              <w:t xml:space="preserve">) shipped via PRs #143 + #146.</w:t>
-            </w:r>
-            <w:r>
-              <w:t xml:space="preserve"> </w:t>
-            </w:r>
-            <w:r>
-              <w:rPr>
-                <w:rStyle w:val="VerbatimChar"/>
-              </w:rPr>
-              <w:t xml:space="preserve">lib/supplies/</w:t>
-            </w:r>
-            <w:r>
-              <w:t xml:space="preserve"> </w:t>
-            </w:r>
-            <w:r>
-              <w:t xml:space="preserve">subfolder shipped. UI route</w:t>
-            </w:r>
-            <w:r>
-              <w:t xml:space="preserve"> </w:t>
-            </w:r>
-            <w:r>
-              <w:rPr>
-                <w:rStyle w:val="VerbatimChar"/>
-              </w:rPr>
-              <w:t xml:space="preserve">/dashboard/[eventId]/add-ons/supplies-marketplace/page.tsx</w:t>
-            </w:r>
-            <w:r>
-              <w:t xml:space="preserve"> </w:t>
-            </w:r>
-            <w:r>
-              <w:t xml:space="preserve">shipped. PR #148 aligned UI copy with locked Setnayan-sourced resale model. Remaining: supplier vendor onboarding, order/fulfillment flow, couple-side cart integration. Surface stays behind</w:t>
-            </w:r>
-            <w:r>
-              <w:t xml:space="preserve"> </w:t>
-            </w:r>
-            <w:r>
-              <w:t xml:space="preserve">“Coming to your area soon”</w:t>
-            </w:r>
-            <w:r>
-              <w:t xml:space="preserve"> </w:t>
-            </w:r>
-            <w:r>
-              <w:t xml:space="preserve">empty state until supplier vendor agreements signed.</w:t>
-            </w:r>
-          </w:p>
-        </w:tc>
-      </w:tr>
-      <w:tr>
-        <w:tc>
-          <w:tcPr/>
-          <w:p>
-            <w:pPr>
-              <w:pStyle w:val="Compact"/>
-            </w:pPr>
-            <w:r>
-              <w:t xml:space="preserve">0019</w:t>
-            </w:r>
-          </w:p>
-        </w:tc>
-        <w:tc>
-          <w:tcPr/>
-          <w:p>
-            <w:pPr>
-              <w:pStyle w:val="Compact"/>
-            </w:pPr>
-            <w:r>
-              <w:t xml:space="preserve">Communications</w:t>
-            </w:r>
-          </w:p>
-        </w:tc>
-        <w:tc>
-          <w:tcPr/>
-          <w:p>
-            <w:pPr>
-              <w:pStyle w:val="Compact"/>
-            </w:pPr>
-            <w:r>
-              <w:t xml:space="preserve">⚠️ Partial — chat + files shipped · video meetings RETIRED 2026-05-16</w:t>
-            </w:r>
-          </w:p>
-        </w:tc>
-        <w:tc>
-          <w:tcPr/>
-          <w:p>
-            <w:pPr>
-              <w:pStyle w:val="Compact"/>
-            </w:pPr>
-            <w:r>
-              <w:t xml:space="preserve">Force-majeure flow + admin escalation in Phase 2 agent (in flight);</w:t>
+              <w:t xml:space="preserve">/dashboard/profile/concierge</w:t>
+            </w:r>
+            <w:r>
+              <w:t xml:space="preserve"> </w:t>
+            </w:r>
+            <w:r>
+              <w:t xml:space="preserve">route +</w:t>
+            </w:r>
+            <w:r>
+              <w:t xml:space="preserve"> </w:t>
+            </w:r>
+            <w:r>
+              <w:rPr>
+                <w:rStyle w:val="VerbatimChar"/>
+              </w:rPr>
+              <w:t xml:space="preserve">/admin/concierge-abuse</w:t>
+            </w:r>
+            <w:r>
+              <w:t xml:space="preserve"> </w:t>
+            </w:r>
+            <w:r>
+              <w:t xml:space="preserve">tab shipped.</w:t>
             </w:r>
             <w:r>
               <w:t xml:space="preserve"> </w:t>
@@ -2927,151 +5532,149 @@
                 <w:b/>
                 <w:bCs/>
               </w:rPr>
-              <w:t xml:space="preserve">video meetings (Daily.co) RETIRED entirely from V1+ on 2026-05-16</w:t>
-            </w:r>
-            <w:r>
-              <w:t xml:space="preserve"> </w:t>
-            </w:r>
-            <w:r>
-              <w:t xml:space="preserve">— couples + vendors use external tools (Google Meet, Zoom, Messenger, WhatsApp). Chat + file attachments + in-app viewers + coordinator-join + force-majeure flow all retained.</w:t>
-            </w:r>
-          </w:p>
-        </w:tc>
-      </w:tr>
-      <w:tr>
-        <w:tc>
-          <w:tcPr/>
-          <w:p>
-            <w:pPr>
-              <w:pStyle w:val="Compact"/>
-            </w:pPr>
-            <w:r>
-              <w:t xml:space="preserve">0020</w:t>
-            </w:r>
-          </w:p>
-        </w:tc>
-        <w:tc>
-          <w:tcPr/>
-          <w:p>
-            <w:pPr>
-              <w:pStyle w:val="Compact"/>
-            </w:pPr>
-            <w:r>
-              <w:t xml:space="preserve">Interaction Prototype</w:t>
-            </w:r>
-          </w:p>
-        </w:tc>
-        <w:tc>
-          <w:tcPr/>
-          <w:p>
-            <w:pPr>
-              <w:pStyle w:val="Compact"/>
-            </w:pPr>
-            <w:r>
-              <w:t xml:space="preserve">n/a</w:t>
-            </w:r>
-          </w:p>
-        </w:tc>
-        <w:tc>
-          <w:tcPr/>
-          <w:p>
-            <w:pPr>
-              <w:pStyle w:val="Compact"/>
-            </w:pPr>
-            <w:r>
-              <w:t xml:space="preserve">Design artifact only</w:t>
-            </w:r>
-          </w:p>
-        </w:tc>
-      </w:tr>
-      <w:tr>
-        <w:tc>
-          <w:tcPr/>
-          <w:p>
-            <w:pPr>
-              <w:pStyle w:val="Compact"/>
-            </w:pPr>
-            <w:r>
-              <w:t xml:space="preserve">0021</w:t>
-            </w:r>
-          </w:p>
-        </w:tc>
-        <w:tc>
-          <w:tcPr/>
-          <w:p>
-            <w:pPr>
-              <w:pStyle w:val="Compact"/>
-            </w:pPr>
-            <w:r>
-              <w:t xml:space="preserve">Couple Dashboard</w:t>
-            </w:r>
-          </w:p>
-        </w:tc>
-        <w:tc>
-          <w:tcPr/>
-          <w:p>
-            <w:pPr>
-              <w:pStyle w:val="Compact"/>
-            </w:pPr>
-            <w:r>
-              <w:t xml:space="preserve">✅ Shipped</w:t>
-            </w:r>
-          </w:p>
-        </w:tc>
-        <w:tc>
-          <w:tcPr/>
-          <w:p>
-            <w:pPr>
-              <w:pStyle w:val="Compact"/>
-            </w:pPr>
-            <w:r>
-              <w:t xml:space="preserve">Day-of mode (PR #11) + event-day pre-load CTA (PR #12) + dispute entry placeholder (PR #22)</w:t>
-            </w:r>
-          </w:p>
-        </w:tc>
-      </w:tr>
-      <w:tr>
-        <w:tc>
-          <w:tcPr/>
-          <w:p>
-            <w:pPr>
-              <w:pStyle w:val="Compact"/>
-            </w:pPr>
-            <w:r>
-              <w:t xml:space="preserve">0022</w:t>
-            </w:r>
-          </w:p>
-        </w:tc>
-        <w:tc>
-          <w:tcPr/>
-          <w:p>
-            <w:pPr>
-              <w:pStyle w:val="Compact"/>
-            </w:pPr>
-            <w:r>
-              <w:t xml:space="preserve">Vendor Dashboard</w:t>
-            </w:r>
-          </w:p>
-        </w:tc>
-        <w:tc>
-          <w:tcPr/>
-          <w:p>
-            <w:pPr>
-              <w:pStyle w:val="Compact"/>
-            </w:pPr>
-            <w:r>
-              <w:t xml:space="preserve">⚠️ Partial</w:t>
-            </w:r>
-          </w:p>
-        </w:tc>
-        <w:tc>
-          <w:tcPr/>
-          <w:p>
-            <w:pPr>
-              <w:pStyle w:val="Compact"/>
-            </w:pPr>
-            <w:r>
-              <w:t xml:space="preserve">5 new placeholder routes shipped (PR #22); services + bookings + team + earnings in Phase 2 agent (in flight).</w:t>
+              <w:t xml:space="preserve">2026-05-22:</w:t>
+            </w:r>
+            <w:r>
+              <w:t xml:space="preserve"> </w:t>
+            </w:r>
+            <w:r>
+              <w:t xml:space="preserve">Concierge Brain consent disclosure added to Privacy Policy (#273).</w:t>
+            </w:r>
+          </w:p>
+        </w:tc>
+      </w:tr>
+      <w:tr>
+        <w:tc>
+          <w:tcPr/>
+          <w:p>
+            <w:pPr>
+              <w:pStyle w:val="Compact"/>
+            </w:pPr>
+            <w:r>
+              <w:t xml:space="preserve">0017</w:t>
+            </w:r>
+          </w:p>
+        </w:tc>
+        <w:tc>
+          <w:tcPr/>
+          <w:p>
+            <w:pPr>
+              <w:pStyle w:val="Compact"/>
+            </w:pPr>
+            <w:r>
+              <w:t xml:space="preserve">Patiktok</w:t>
+            </w:r>
+          </w:p>
+        </w:tc>
+        <w:tc>
+          <w:tcPr/>
+          <w:p>
+            <w:pPr>
+              <w:pStyle w:val="Compact"/>
+            </w:pPr>
+            <w:r>
+              <w:t xml:space="preserve">⚙️ Schema + OAuth + UI scaffolds + music refs shipped 2026-05-16</w:t>
+            </w:r>
+          </w:p>
+        </w:tc>
+        <w:tc>
+          <w:tcPr/>
+          <w:p>
+            <w:pPr>
+              <w:pStyle w:val="Compact"/>
+            </w:pPr>
+            <w:r>
+              <w:t xml:space="preserve">Migrations 50-52 (</w:t>
+            </w:r>
+            <w:r>
+              <w:rPr>
+                <w:rStyle w:val="VerbatimChar"/>
+              </w:rPr>
+              <w:t xml:space="preserve">iteration_0017_patiktok.sql</w:t>
+            </w:r>
+            <w:r>
+              <w:t xml:space="preserve"> </w:t>
+            </w:r>
+            <w:r>
+              <w:t xml:space="preserve">+</w:t>
+            </w:r>
+            <w:r>
+              <w:t xml:space="preserve"> </w:t>
+            </w:r>
+            <w:r>
+              <w:rPr>
+                <w:rStyle w:val="VerbatimChar"/>
+              </w:rPr>
+              <w:t xml:space="preserve">_oauth.sql</w:t>
+            </w:r>
+            <w:r>
+              <w:t xml:space="preserve"> </w:t>
+            </w:r>
+            <w:r>
+              <w:t xml:space="preserve">+</w:t>
+            </w:r>
+            <w:r>
+              <w:t xml:space="preserve"> </w:t>
+            </w:r>
+            <w:r>
+              <w:rPr>
+                <w:rStyle w:val="VerbatimChar"/>
+              </w:rPr>
+              <w:t xml:space="preserve">_music.sql</w:t>
+            </w:r>
+            <w:r>
+              <w:t xml:space="preserve">) shipped.</w:t>
+            </w:r>
+            <w:r>
+              <w:t xml:space="preserve"> </w:t>
+            </w:r>
+            <w:r>
+              <w:rPr>
+                <w:rStyle w:val="VerbatimChar"/>
+              </w:rPr>
+              <w:t xml:space="preserve">lib/patiktok.ts</w:t>
+            </w:r>
+            <w:r>
+              <w:t xml:space="preserve"> </w:t>
+            </w:r>
+            <w:r>
+              <w:t xml:space="preserve">+</w:t>
+            </w:r>
+            <w:r>
+              <w:t xml:space="preserve"> </w:t>
+            </w:r>
+            <w:r>
+              <w:rPr>
+                <w:rStyle w:val="VerbatimChar"/>
+              </w:rPr>
+              <w:t xml:space="preserve">lib/patiktok-tiktok.ts</w:t>
+            </w:r>
+            <w:r>
+              <w:t xml:space="preserve"> </w:t>
+            </w:r>
+            <w:r>
+              <w:t xml:space="preserve">+ 2 OAuth routes + internal worker route + UI routes (</w:t>
+            </w:r>
+            <w:r>
+              <w:rPr>
+                <w:rStyle w:val="VerbatimChar"/>
+              </w:rPr>
+              <w:t xml:space="preserve">/booth</w:t>
+            </w:r>
+            <w:r>
+              <w:t xml:space="preserve">,</w:t>
+            </w:r>
+            <w:r>
+              <w:t xml:space="preserve"> </w:t>
+            </w:r>
+            <w:r>
+              <w:rPr>
+                <w:rStyle w:val="VerbatimChar"/>
+              </w:rPr>
+              <w:t xml:space="preserve">/[templateId]</w:t>
+            </w:r>
+            <w:r>
+              <w:t xml:space="preserve">).</w:t>
             </w:r>
             <w:r>
               <w:t xml:space="preserve"> </w:t>
@@ -3081,16 +5684,360 @@
                 <w:b/>
                 <w:bCs/>
               </w:rPr>
-              <w:t xml:space="preserve">Wedding compatibility tag editor added 2026-05-20 via PR</w:t>
+              <w:t xml:space="preserve">Owner action:</w:t>
+            </w:r>
+            <w:r>
+              <w:t xml:space="preserve"> </w:t>
+            </w:r>
+            <w:r>
+              <w:t xml:space="preserve">TikTok app review pending (#20f). SKU lock 2026-05-16 (see history below).</w:t>
+            </w:r>
+          </w:p>
+        </w:tc>
+      </w:tr>
+      <w:tr>
+        <w:tc>
+          <w:tcPr/>
+          <w:p>
+            <w:pPr>
+              <w:pStyle w:val="Compact"/>
+            </w:pPr>
+            <w:r>
+              <w:t xml:space="preserve">0018</w:t>
+            </w:r>
+          </w:p>
+        </w:tc>
+        <w:tc>
+          <w:tcPr/>
+          <w:p>
+            <w:pPr>
+              <w:pStyle w:val="Compact"/>
+            </w:pPr>
+            <w:r>
+              <w:t xml:space="preserve">Supplies Marketplace</w:t>
+            </w:r>
+          </w:p>
+        </w:tc>
+        <w:tc>
+          <w:tcPr/>
+          <w:p>
+            <w:pPr>
+              <w:pStyle w:val="Compact"/>
+            </w:pPr>
+            <w:r>
+              <w:t xml:space="preserve">⚙️ Schema + pricing resolver shipped 2026-05-19</w:t>
+            </w:r>
+          </w:p>
+        </w:tc>
+        <w:tc>
+          <w:tcPr/>
+          <w:p>
+            <w:pPr>
+              <w:pStyle w:val="Compact"/>
+            </w:pPr>
+            <w:r>
+              <w:t xml:space="preserve">Migrations 69 + 70 (</w:t>
+            </w:r>
+            <w:r>
+              <w:rPr>
+                <w:rStyle w:val="VerbatimChar"/>
+              </w:rPr>
+              <w:t xml:space="preserve">iteration_0018_supplies_foundation.sql</w:t>
+            </w:r>
+            <w:r>
+              <w:t xml:space="preserve"> </w:t>
+            </w:r>
+            <w:r>
+              <w:t xml:space="preserve">+</w:t>
+            </w:r>
+            <w:r>
+              <w:t xml:space="preserve"> </w:t>
+            </w:r>
+            <w:r>
+              <w:rPr>
+                <w:rStyle w:val="VerbatimChar"/>
+              </w:rPr>
+              <w:t xml:space="preserve">_pricing_resolver_fn.sql</w:t>
+            </w:r>
+            <w:r>
+              <w:t xml:space="preserve">) shipped via PRs #143 + #146.</w:t>
+            </w:r>
+            <w:r>
+              <w:t xml:space="preserve"> </w:t>
+            </w:r>
+            <w:r>
+              <w:rPr>
+                <w:rStyle w:val="VerbatimChar"/>
+              </w:rPr>
+              <w:t xml:space="preserve">lib/supplies/</w:t>
+            </w:r>
+            <w:r>
+              <w:t xml:space="preserve"> </w:t>
+            </w:r>
+            <w:r>
+              <w:t xml:space="preserve">subfolder shipped. UI route</w:t>
+            </w:r>
+            <w:r>
+              <w:t xml:space="preserve"> </w:t>
+            </w:r>
+            <w:r>
+              <w:rPr>
+                <w:rStyle w:val="VerbatimChar"/>
+              </w:rPr>
+              <w:t xml:space="preserve">/dashboard/[eventId]/add-ons/supplies-marketplace/page.tsx</w:t>
+            </w:r>
+            <w:r>
+              <w:t xml:space="preserve"> </w:t>
+            </w:r>
+            <w:r>
+              <w:t xml:space="preserve">shipped. PR #148 aligned UI copy with locked Setnayan-sourced resale model. Remaining: supplier vendor onboarding, order/fulfillment flow, couple-side cart integration. Surface stays behind</w:t>
+            </w:r>
+            <w:r>
+              <w:t xml:space="preserve"> </w:t>
+            </w:r>
+            <w:r>
+              <w:t xml:space="preserve">“Coming to your area soon”</w:t>
+            </w:r>
+            <w:r>
+              <w:t xml:space="preserve"> </w:t>
+            </w:r>
+            <w:r>
+              <w:t xml:space="preserve">empty state until supplier vendor agreements signed.</w:t>
+            </w:r>
+          </w:p>
+        </w:tc>
+      </w:tr>
+      <w:tr>
+        <w:tc>
+          <w:tcPr/>
+          <w:p>
+            <w:pPr>
+              <w:pStyle w:val="Compact"/>
+            </w:pPr>
+            <w:r>
+              <w:t xml:space="preserve">0019</w:t>
+            </w:r>
+          </w:p>
+        </w:tc>
+        <w:tc>
+          <w:tcPr/>
+          <w:p>
+            <w:pPr>
+              <w:pStyle w:val="Compact"/>
+            </w:pPr>
+            <w:r>
+              <w:t xml:space="preserve">Communications</w:t>
+            </w:r>
+          </w:p>
+        </w:tc>
+        <w:tc>
+          <w:tcPr/>
+          <w:p>
+            <w:pPr>
+              <w:pStyle w:val="Compact"/>
+            </w:pPr>
+            <w:r>
+              <w:t xml:space="preserve">⚠️ Partial — chat + files shipped · video meetings RETIRED 2026-05-16</w:t>
+            </w:r>
+          </w:p>
+        </w:tc>
+        <w:tc>
+          <w:tcPr/>
+          <w:p>
+            <w:pPr>
+              <w:pStyle w:val="Compact"/>
+            </w:pPr>
+            <w:r>
+              <w:t xml:space="preserve">Force-majeure flow + admin escalation in Phase 2 agent (in flight);</w:t>
+            </w:r>
+            <w:r>
+              <w:t xml:space="preserve"> </w:t>
             </w:r>
             <w:r>
               <w:rPr>
                 <w:b/>
                 <w:bCs/>
               </w:rPr>
-              <w:t xml:space="preserve"> </w:t>
-            </w:r>
-            <w:hyperlink r:id="rId20">
+              <w:t xml:space="preserve">video meetings (Daily.co) RETIRED entirely from V1+ on 2026-05-16</w:t>
+            </w:r>
+            <w:r>
+              <w:t xml:space="preserve"> </w:t>
+            </w:r>
+            <w:r>
+              <w:t xml:space="preserve">— couples + vendors use external tools (Google Meet, Zoom, Messenger, WhatsApp). Chat + file attachments + in-app viewers + coordinator-join + force-majeure flow all retained.</w:t>
+            </w:r>
+          </w:p>
+        </w:tc>
+      </w:tr>
+      <w:tr>
+        <w:tc>
+          <w:tcPr/>
+          <w:p>
+            <w:pPr>
+              <w:pStyle w:val="Compact"/>
+            </w:pPr>
+            <w:r>
+              <w:t xml:space="preserve">0020</w:t>
+            </w:r>
+          </w:p>
+        </w:tc>
+        <w:tc>
+          <w:tcPr/>
+          <w:p>
+            <w:pPr>
+              <w:pStyle w:val="Compact"/>
+            </w:pPr>
+            <w:r>
+              <w:t xml:space="preserve">Interaction Prototype</w:t>
+            </w:r>
+          </w:p>
+        </w:tc>
+        <w:tc>
+          <w:tcPr/>
+          <w:p>
+            <w:pPr>
+              <w:pStyle w:val="Compact"/>
+            </w:pPr>
+            <w:r>
+              <w:t xml:space="preserve">n/a</w:t>
+            </w:r>
+          </w:p>
+        </w:tc>
+        <w:tc>
+          <w:tcPr/>
+          <w:p>
+            <w:pPr>
+              <w:pStyle w:val="Compact"/>
+            </w:pPr>
+            <w:r>
+              <w:t xml:space="preserve">Design artifact only</w:t>
+            </w:r>
+          </w:p>
+        </w:tc>
+      </w:tr>
+      <w:tr>
+        <w:tc>
+          <w:tcPr/>
+          <w:p>
+            <w:pPr>
+              <w:pStyle w:val="Compact"/>
+            </w:pPr>
+            <w:r>
+              <w:t xml:space="preserve">0021</w:t>
+            </w:r>
+          </w:p>
+        </w:tc>
+        <w:tc>
+          <w:tcPr/>
+          <w:p>
+            <w:pPr>
+              <w:pStyle w:val="Compact"/>
+            </w:pPr>
+            <w:r>
+              <w:t xml:space="preserve">Couple Dashboard</w:t>
+            </w:r>
+          </w:p>
+        </w:tc>
+        <w:tc>
+          <w:tcPr/>
+          <w:p>
+            <w:pPr>
+              <w:pStyle w:val="Compact"/>
+            </w:pPr>
+            <w:r>
+              <w:t xml:space="preserve">✅ Shipped (TILES expanded 2026-05-22)</w:t>
+            </w:r>
+          </w:p>
+        </w:tc>
+        <w:tc>
+          <w:tcPr/>
+          <w:p>
+            <w:pPr>
+              <w:pStyle w:val="Compact"/>
+            </w:pPr>
+            <w:r>
+              <w:t xml:space="preserve">Day-of mode (PR #11) + event-day pre-load CTA (PR #12) + dispute entry placeholder (PR #22).</w:t>
+            </w:r>
+            <w:r>
+              <w:t xml:space="preserve"> </w:t>
+            </w:r>
+            <w:r>
+              <w:rPr>
+                <w:b/>
+                <w:bCs/>
+              </w:rPr>
+              <w:t xml:space="preserve">2026-05-22:</w:t>
+            </w:r>
+            <w:r>
+              <w:t xml:space="preserve"> </w:t>
+            </w:r>
+            <w:r>
+              <w:t xml:space="preserve">TILES grid expanded via PR #287 — new entry points cover prior orphan routes; reachability invariant restored.</w:t>
+            </w:r>
+          </w:p>
+        </w:tc>
+      </w:tr>
+      <w:tr>
+        <w:tc>
+          <w:tcPr/>
+          <w:p>
+            <w:pPr>
+              <w:pStyle w:val="Compact"/>
+            </w:pPr>
+            <w:r>
+              <w:t xml:space="preserve">0022</w:t>
+            </w:r>
+          </w:p>
+        </w:tc>
+        <w:tc>
+          <w:tcPr/>
+          <w:p>
+            <w:pPr>
+              <w:pStyle w:val="Compact"/>
+            </w:pPr>
+            <w:r>
+              <w:t xml:space="preserve">Vendor Dashboard</w:t>
+            </w:r>
+          </w:p>
+        </w:tc>
+        <w:tc>
+          <w:tcPr/>
+          <w:p>
+            <w:pPr>
+              <w:pStyle w:val="Compact"/>
+            </w:pPr>
+            <w:r>
+              <w:t xml:space="preserve">⚠️ Partial</w:t>
+            </w:r>
+          </w:p>
+        </w:tc>
+        <w:tc>
+          <w:tcPr/>
+          <w:p>
+            <w:pPr>
+              <w:pStyle w:val="Compact"/>
+            </w:pPr>
+            <w:r>
+              <w:t xml:space="preserve">5 new placeholder routes shipped (PR #22); services + bookings + team + earnings in Phase 2 agent (in flight).</w:t>
+            </w:r>
+            <w:r>
+              <w:t xml:space="preserve"> </w:t>
+            </w:r>
+            <w:r>
+              <w:rPr>
+                <w:b/>
+                <w:bCs/>
+              </w:rPr>
+              <w:t xml:space="preserve">Wedding compatibility tag editor added 2026-05-20 via PR</w:t>
+            </w:r>
+            <w:r>
+              <w:rPr>
+                <w:b/>
+                <w:bCs/>
+              </w:rPr>
+              <w:t xml:space="preserve"> </w:t>
+            </w:r>
+            <w:hyperlink r:id="rId28">
               <w:r>
                 <w:rPr>
                   <w:rStyle w:val="Hyperlink"/>
@@ -3184,325 +6131,129 @@
               <w:pStyle w:val="Compact"/>
             </w:pPr>
             <w:r>
-              <w:t xml:space="preserve">✅ Shipped + 2 placeholders</w:t>
-            </w:r>
-          </w:p>
-        </w:tc>
-        <w:tc>
-          <w:tcPr/>
-          <w:p>
-            <w:pPr>
-              <w:pStyle w:val="Compact"/>
-            </w:pPr>
-            <w:r>
-              <w:t xml:space="preserve">Funnels + Force-majeure tabs added (PR #22) — filled in by Phase 2 agent; Delete + Blacklist actions (PR #9)</w:t>
-            </w:r>
-          </w:p>
-        </w:tc>
-      </w:tr>
-      <w:tr>
-        <w:tc>
-          <w:tcPr/>
-          <w:p>
-            <w:pPr>
-              <w:pStyle w:val="Compact"/>
-            </w:pPr>
-            <w:r>
-              <w:t xml:space="preserve">0024</w:t>
-            </w:r>
-          </w:p>
-        </w:tc>
-        <w:tc>
-          <w:tcPr/>
-          <w:p>
-            <w:pPr>
-              <w:pStyle w:val="Compact"/>
-            </w:pPr>
-            <w:r>
-              <w:t xml:space="preserve">Save the Date</w:t>
-            </w:r>
-          </w:p>
-        </w:tc>
-        <w:tc>
-          <w:tcPr/>
-          <w:p>
-            <w:pPr>
-              <w:pStyle w:val="Compact"/>
-            </w:pPr>
-            <w:r>
-              <w:t xml:space="preserve">🚫 Page-render SKU retired · 🟡 V1 ₱99 MP4 SKU (confirmed in V1 alongside 2026-05-18 V1.5+ promotion)</w:t>
-            </w:r>
-          </w:p>
-        </w:tc>
-        <w:tc>
-          <w:tcPr/>
-          <w:p>
-            <w:pPr>
-              <w:pStyle w:val="Compact"/>
-            </w:pPr>
+              <w:t xml:space="preserve">✅ Shipped + 2 placeholders (nav refreshed 2026-05-22)</w:t>
+            </w:r>
+          </w:p>
+        </w:tc>
+        <w:tc>
+          <w:tcPr/>
+          <w:p>
+            <w:pPr>
+              <w:pStyle w:val="Compact"/>
+            </w:pPr>
+            <w:r>
+              <w:t xml:space="preserve">Funnels + Force-majeure tabs added (PR #22) — filled in by Phase 2 agent; Delete + Blacklist actions (PR #9).</w:t>
+            </w:r>
+            <w:r>
+              <w:t xml:space="preserve"> </w:t>
+            </w:r>
             <w:r>
               <w:rPr>
                 <w:b/>
                 <w:bCs/>
               </w:rPr>
-              <w:t xml:space="preserve">Two 2026-05-16 changes:</w:t>
-            </w:r>
-            <w:r>
-              <w:t xml:space="preserve"> </w:t>
-            </w:r>
-            <w:r>
-              <w:t xml:space="preserve">(a) Original ₱99 page-render SKU retired (Phase 1 of landing page is free in 0002). (b) NEW Save-the-Date Video MP4 SKU reintroduced 2026-05-16 — explicitly distinct from retired SKU: input = 5-10 engagement photos · output = single 30-60s 1080×1920 vertical MP4 with Setnayan-owned music + closing-card landing-page URL · ₱99/render · multi-purchase ·</w:t>
-            </w:r>
-            <w:r>
-              <w:t xml:space="preserve"> </w:t>
-            </w:r>
-            <w:r>
-              <w:rPr>
-                <w:rStyle w:val="VerbatimChar"/>
-              </w:rPr>
-              <w:t xml:space="preserve">save_the_date_video_render</w:t>
-            </w:r>
-            <w:r>
-              <w:t xml:space="preserve"> </w:t>
-            </w:r>
-            <w:r>
-              <w:t xml:space="preserve">SKU code. Drives traffic back to the free landing page via end-card. ~70% net margin under V1 tax tier.</w:t>
-            </w:r>
-          </w:p>
-        </w:tc>
-      </w:tr>
-      <w:tr>
-        <w:tc>
-          <w:tcPr/>
-          <w:p>
-            <w:pPr>
-              <w:pStyle w:val="Compact"/>
-            </w:pPr>
-            <w:r>
-              <w:t xml:space="preserve">0025</w:t>
-            </w:r>
-          </w:p>
-        </w:tc>
-        <w:tc>
-          <w:tcPr/>
-          <w:p>
-            <w:pPr>
-              <w:pStyle w:val="Compact"/>
-            </w:pPr>
-            <w:r>
-              <w:t xml:space="preserve">Profile Settings</w:t>
-            </w:r>
-          </w:p>
-        </w:tc>
-        <w:tc>
-          <w:tcPr/>
-          <w:p>
-            <w:pPr>
-              <w:pStyle w:val="Compact"/>
-            </w:pPr>
-            <w:r>
-              <w:t xml:space="preserve">✅ Shipped</w:t>
-            </w:r>
-          </w:p>
-        </w:tc>
-        <w:tc>
-          <w:tcPr/>
-          <w:p>
-            <w:pPr>
-              <w:pStyle w:val="Compact"/>
-            </w:pPr>
-            <w:r>
-              <w:t xml:space="preserve">EN/TL locale toggle in Phase 2 agent (in flight)</w:t>
-            </w:r>
-          </w:p>
-        </w:tc>
-      </w:tr>
-      <w:tr>
-        <w:tc>
-          <w:tcPr/>
-          <w:p>
-            <w:pPr>
-              <w:pStyle w:val="Compact"/>
-            </w:pPr>
-            <w:r>
-              <w:t xml:space="preserve">0026</w:t>
-            </w:r>
-          </w:p>
-        </w:tc>
-        <w:tc>
-          <w:tcPr/>
-          <w:p>
-            <w:pPr>
-              <w:pStyle w:val="Compact"/>
-            </w:pPr>
-            <w:r>
-              <w:t xml:space="preserve">BIR Tax Compliance</w:t>
-            </w:r>
-          </w:p>
-        </w:tc>
-        <w:tc>
-          <w:tcPr/>
-          <w:p>
-            <w:pPr>
-              <w:pStyle w:val="Compact"/>
-            </w:pPr>
-            <w:r>
-              <w:t xml:space="preserve">✅ Shipped</w:t>
-            </w:r>
-          </w:p>
-        </w:tc>
-        <w:tc>
-          <w:tcPr/>
-          <w:p>
-            <w:pPr>
-              <w:pStyle w:val="Compact"/>
-            </w:pPr>
-            <w:r>
-              <w:t xml:space="preserve">TIN auto-format (PR #5)</w:t>
-            </w:r>
-          </w:p>
-        </w:tc>
-      </w:tr>
-      <w:tr>
-        <w:tc>
-          <w:tcPr/>
-          <w:p>
-            <w:pPr>
-              <w:pStyle w:val="Compact"/>
-            </w:pPr>
-            <w:r>
-              <w:t xml:space="preserve">0027</w:t>
-            </w:r>
-          </w:p>
-        </w:tc>
-        <w:tc>
-          <w:tcPr/>
-          <w:p>
-            <w:pPr>
-              <w:pStyle w:val="Compact"/>
-            </w:pPr>
-            <w:r>
-              <w:t xml:space="preserve">E-signature</w:t>
-            </w:r>
-          </w:p>
-        </w:tc>
-        <w:tc>
-          <w:tcPr/>
-          <w:p>
-            <w:pPr>
-              <w:pStyle w:val="Compact"/>
-            </w:pPr>
-            <w:r>
-              <w:t xml:space="preserve">🚫 V1.5 deferred (NOT promoted on 2026-05-18 — no iteration folder exists; needs separate folder-creation task before promotion)</w:t>
-            </w:r>
-          </w:p>
-        </w:tc>
-        <w:tc>
-          <w:tcPr/>
-          <w:p>
-            <w:pPr>
-              <w:pStyle w:val="Compact"/>
-            </w:pPr>
-            <w:r>
-              <w:t xml:space="preserve">—</w:t>
-            </w:r>
-          </w:p>
-        </w:tc>
-      </w:tr>
-      <w:tr>
-        <w:tc>
-          <w:tcPr/>
-          <w:p>
-            <w:pPr>
-              <w:pStyle w:val="Compact"/>
-            </w:pPr>
-            <w:r>
-              <w:t xml:space="preserve">0028</w:t>
-            </w:r>
-          </w:p>
-        </w:tc>
-        <w:tc>
-          <w:tcPr/>
-          <w:p>
-            <w:pPr>
-              <w:pStyle w:val="Compact"/>
-            </w:pPr>
-            <w:r>
-              <w:t xml:space="preserve">Email Notifications</w:t>
-            </w:r>
-          </w:p>
-        </w:tc>
-        <w:tc>
-          <w:tcPr/>
-          <w:p>
-            <w:pPr>
-              <w:pStyle w:val="Compact"/>
-            </w:pPr>
-            <w:r>
-              <w:t xml:space="preserve">✅</w:t>
-            </w:r>
-            <w:r>
-              <w:t xml:space="preserve"> </w:t>
-            </w:r>
+              <w:t xml:space="preserve">2026-05-22:</w:t>
+            </w:r>
+            <w:r>
+              <w:t xml:space="preserve"> </w:t>
+            </w:r>
+            <w:r>
+              <w:t xml:space="preserve">Admin nav refreshed via PR #285 — Funnels + Force-majeure + Website editor entry points consolidated; consistent breadcrumb pattern across all surfaces.</w:t>
+            </w:r>
+          </w:p>
+        </w:tc>
+      </w:tr>
+      <w:tr>
+        <w:tc>
+          <w:tcPr/>
+          <w:p>
+            <w:pPr>
+              <w:pStyle w:val="Compact"/>
+            </w:pPr>
+            <w:r>
+              <w:t xml:space="preserve">0024</w:t>
+            </w:r>
+          </w:p>
+        </w:tc>
+        <w:tc>
+          <w:tcPr/>
+          <w:p>
+            <w:pPr>
+              <w:pStyle w:val="Compact"/>
+            </w:pPr>
+            <w:r>
+              <w:t xml:space="preserve">Save the Date</w:t>
+            </w:r>
+          </w:p>
+        </w:tc>
+        <w:tc>
+          <w:tcPr/>
+          <w:p>
+            <w:pPr>
+              <w:pStyle w:val="Compact"/>
+            </w:pPr>
+            <w:r>
+              <w:t xml:space="preserve">🚫 Page-render SKU retired · 🟡 V1 ₱99 MP4 SKU (confirmed in V1 alongside 2026-05-18 V1.5+ promotion)</w:t>
+            </w:r>
+          </w:p>
+        </w:tc>
+        <w:tc>
+          <w:tcPr/>
+          <w:p>
+            <w:pPr>
+              <w:pStyle w:val="Compact"/>
+            </w:pPr>
             <w:r>
               <w:rPr>
                 <w:b/>
                 <w:bCs/>
               </w:rPr>
-              <w:t xml:space="preserve">9/10 templates</w:t>
-            </w:r>
-            <w:r>
-              <w:t xml:space="preserve"> </w:t>
-            </w:r>
-            <w:r>
-              <w:t xml:space="preserve">(PR #28 added 2 more 2026-05-14)</w:t>
-            </w:r>
-          </w:p>
-        </w:tc>
-        <w:tc>
-          <w:tcPr/>
-          <w:p>
-            <w:pPr>
-              <w:pStyle w:val="Compact"/>
-            </w:pPr>
-            <w:r>
-              <w:t xml:space="preserve">Welcome, chat_message, order_quoted, order_paid, payment_matched, payment_rejected, rsvp_received, help_ticket_replied, vendor_inquiry_received. Force-majeure-filed notification type added 2026-05-17 (migration</w:t>
-            </w:r>
-            <w:r>
-              <w:t xml:space="preserve"> </w:t>
-            </w:r>
-            <w:r>
-              <w:rPr>
-                <w:rStyle w:val="VerbatimChar"/>
-              </w:rPr>
-              <w:t xml:space="preserve">20260517020000_notification_type_force_majeure_filed.sql</w:t>
-            </w:r>
-            <w:r>
-              <w:t xml:space="preserve">).</w:t>
-            </w:r>
-          </w:p>
-        </w:tc>
-      </w:tr>
-      <w:tr>
-        <w:tc>
-          <w:tcPr/>
-          <w:p>
-            <w:pPr>
-              <w:pStyle w:val="Compact"/>
-            </w:pPr>
-            <w:r>
-              <w:t xml:space="preserve">0029</w:t>
-            </w:r>
-          </w:p>
-        </w:tc>
-        <w:tc>
-          <w:tcPr/>
-          <w:p>
-            <w:pPr>
-              <w:pStyle w:val="Compact"/>
-            </w:pPr>
-            <w:r>
-              <w:t xml:space="preserve">Help Center</w:t>
+              <w:t xml:space="preserve">Two 2026-05-16 changes:</w:t>
+            </w:r>
+            <w:r>
+              <w:t xml:space="preserve"> </w:t>
+            </w:r>
+            <w:r>
+              <w:t xml:space="preserve">(a) Original ₱99 page-render SKU retired (Phase 1 of landing page is free in 0002). (b) NEW Save-the-Date Video MP4 SKU reintroduced 2026-05-16 — explicitly distinct from retired SKU: input = 5-10 engagement photos · output = single 30-60s 1080×1920 vertical MP4 with Setnayan-owned music + closing-card landing-page URL · ₱99/render · multi-purchase ·</w:t>
+            </w:r>
+            <w:r>
+              <w:t xml:space="preserve"> </w:t>
+            </w:r>
+            <w:r>
+              <w:rPr>
+                <w:rStyle w:val="VerbatimChar"/>
+              </w:rPr>
+              <w:t xml:space="preserve">save_the_date_video_render</w:t>
+            </w:r>
+            <w:r>
+              <w:t xml:space="preserve"> </w:t>
+            </w:r>
+            <w:r>
+              <w:t xml:space="preserve">SKU code. Drives traffic back to the free landing page via end-card. ~70% net margin under V1 tax tier.</w:t>
+            </w:r>
+          </w:p>
+        </w:tc>
+      </w:tr>
+      <w:tr>
+        <w:tc>
+          <w:tcPr/>
+          <w:p>
+            <w:pPr>
+              <w:pStyle w:val="Compact"/>
+            </w:pPr>
+            <w:r>
+              <w:t xml:space="preserve">0025</w:t>
+            </w:r>
+          </w:p>
+        </w:tc>
+        <w:tc>
+          <w:tcPr/>
+          <w:p>
+            <w:pPr>
+              <w:pStyle w:val="Compact"/>
+            </w:pPr>
+            <w:r>
+              <w:t xml:space="preserve">Profile Settings</w:t>
             </w:r>
           </w:p>
         </w:tc>
@@ -3524,6 +6275,98 @@
               <w:pStyle w:val="Compact"/>
             </w:pPr>
             <w:r>
+              <w:t xml:space="preserve">EN/TL locale toggle in Phase 2 agent (in flight)</w:t>
+            </w:r>
+          </w:p>
+        </w:tc>
+      </w:tr>
+      <w:tr>
+        <w:tc>
+          <w:tcPr/>
+          <w:p>
+            <w:pPr>
+              <w:pStyle w:val="Compact"/>
+            </w:pPr>
+            <w:r>
+              <w:t xml:space="preserve">0026</w:t>
+            </w:r>
+          </w:p>
+        </w:tc>
+        <w:tc>
+          <w:tcPr/>
+          <w:p>
+            <w:pPr>
+              <w:pStyle w:val="Compact"/>
+            </w:pPr>
+            <w:r>
+              <w:t xml:space="preserve">BIR Tax Compliance</w:t>
+            </w:r>
+          </w:p>
+        </w:tc>
+        <w:tc>
+          <w:tcPr/>
+          <w:p>
+            <w:pPr>
+              <w:pStyle w:val="Compact"/>
+            </w:pPr>
+            <w:r>
+              <w:t xml:space="preserve">✅ Shipped</w:t>
+            </w:r>
+          </w:p>
+        </w:tc>
+        <w:tc>
+          <w:tcPr/>
+          <w:p>
+            <w:pPr>
+              <w:pStyle w:val="Compact"/>
+            </w:pPr>
+            <w:r>
+              <w:t xml:space="preserve">TIN auto-format (PR #5)</w:t>
+            </w:r>
+          </w:p>
+        </w:tc>
+      </w:tr>
+      <w:tr>
+        <w:tc>
+          <w:tcPr/>
+          <w:p>
+            <w:pPr>
+              <w:pStyle w:val="Compact"/>
+            </w:pPr>
+            <w:r>
+              <w:t xml:space="preserve">0027</w:t>
+            </w:r>
+          </w:p>
+        </w:tc>
+        <w:tc>
+          <w:tcPr/>
+          <w:p>
+            <w:pPr>
+              <w:pStyle w:val="Compact"/>
+            </w:pPr>
+            <w:r>
+              <w:t xml:space="preserve">E-signature</w:t>
+            </w:r>
+          </w:p>
+        </w:tc>
+        <w:tc>
+          <w:tcPr/>
+          <w:p>
+            <w:pPr>
+              <w:pStyle w:val="Compact"/>
+            </w:pPr>
+            <w:r>
+              <w:t xml:space="preserve">🚫 V1.5 deferred (NOT promoted on 2026-05-18 — no iteration folder exists; needs separate folder-creation task before promotion)</w:t>
+            </w:r>
+          </w:p>
+        </w:tc>
+        <w:tc>
+          <w:tcPr/>
+          <w:p>
+            <w:pPr>
+              <w:pStyle w:val="Compact"/>
+            </w:pPr>
+            <w:r>
               <w:t xml:space="preserve">—</w:t>
             </w:r>
           </w:p>
@@ -3537,121 +6380,29 @@
               <w:pStyle w:val="Compact"/>
             </w:pPr>
             <w:r>
-              <w:t xml:space="preserve">0030</w:t>
-            </w:r>
-          </w:p>
-        </w:tc>
-        <w:tc>
-          <w:tcPr/>
-          <w:p>
-            <w:pPr>
-              <w:pStyle w:val="Compact"/>
-            </w:pPr>
-            <w:r>
-              <w:t xml:space="preserve">Guided Tour</w:t>
-            </w:r>
-          </w:p>
-        </w:tc>
-        <w:tc>
-          <w:tcPr/>
-          <w:p>
-            <w:pPr>
-              <w:pStyle w:val="Compact"/>
-            </w:pPr>
-            <w:r>
-              <w:t xml:space="preserve">⚠️ Partial</w:t>
-            </w:r>
-          </w:p>
-        </w:tc>
-        <w:tc>
-          <w:tcPr/>
-          <w:p>
-            <w:pPr>
-              <w:pStyle w:val="Compact"/>
-            </w:pPr>
-            <w:r>
-              <w:t xml:space="preserve">Per-surface mini-tours still queued (not in current Phase 2 batch)</w:t>
-            </w:r>
-          </w:p>
-        </w:tc>
-      </w:tr>
-      <w:tr>
-        <w:tc>
-          <w:tcPr/>
-          <w:p>
-            <w:pPr>
-              <w:pStyle w:val="Compact"/>
-            </w:pPr>
-            <w:r>
-              <w:t xml:space="preserve">0031</w:t>
-            </w:r>
-          </w:p>
-        </w:tc>
-        <w:tc>
-          <w:tcPr/>
-          <w:p>
-            <w:pPr>
-              <w:pStyle w:val="Compact"/>
-            </w:pPr>
-            <w:r>
-              <w:t xml:space="preserve">Day-of Guest</w:t>
-            </w:r>
-          </w:p>
-        </w:tc>
-        <w:tc>
-          <w:tcPr/>
-          <w:p>
-            <w:pPr>
-              <w:pStyle w:val="Compact"/>
-            </w:pPr>
-            <w:r>
-              <w:t xml:space="preserve">✅ Shipped (NEW)</w:t>
-            </w:r>
-          </w:p>
-        </w:tc>
-        <w:tc>
-          <w:tcPr/>
-          <w:p>
-            <w:pPr>
-              <w:pStyle w:val="Compact"/>
-            </w:pPr>
-            <w:r>
-              <w:t xml:space="preserve">Banner + 6-card grid auto-activates T-1h to T+8h (PR #11); 3 of 6 cards are stubs depending on 0009/0011/0012</w:t>
-            </w:r>
-          </w:p>
-        </w:tc>
-      </w:tr>
-      <w:tr>
-        <w:tc>
-          <w:tcPr/>
-          <w:p>
-            <w:pPr>
-              <w:pStyle w:val="Compact"/>
-            </w:pPr>
-            <w:r>
-              <w:t xml:space="preserve">0032</w:t>
-            </w:r>
-          </w:p>
-        </w:tc>
-        <w:tc>
-          <w:tcPr/>
-          <w:p>
-            <w:pPr>
-              <w:pStyle w:val="Compact"/>
-            </w:pPr>
-            <w:r>
-              <w:t xml:space="preserve">Contract Intelligence</w:t>
-            </w:r>
-          </w:p>
-        </w:tc>
-        <w:tc>
-          <w:tcPr/>
-          <w:p>
-            <w:pPr>
-              <w:pStyle w:val="Compact"/>
-            </w:pPr>
-            <w:r>
-              <w:t xml:space="preserve">🚫</w:t>
+              <w:t xml:space="preserve">0028</w:t>
+            </w:r>
+          </w:p>
+        </w:tc>
+        <w:tc>
+          <w:tcPr/>
+          <w:p>
+            <w:pPr>
+              <w:pStyle w:val="Compact"/>
+            </w:pPr>
+            <w:r>
+              <w:t xml:space="preserve">Email Notifications</w:t>
+            </w:r>
+          </w:p>
+        </w:tc>
+        <w:tc>
+          <w:tcPr/>
+          <w:p>
+            <w:pPr>
+              <w:pStyle w:val="Compact"/>
+            </w:pPr>
+            <w:r>
+              <w:t xml:space="preserve">✅</w:t>
             </w:r>
             <w:r>
               <w:t xml:space="preserve"> </w:t>
@@ -3661,57 +6412,36 @@
                 <w:b/>
                 <w:bCs/>
               </w:rPr>
-              <w:t xml:space="preserve">RETIRED 2026-05-18</w:t>
-            </w:r>
-          </w:p>
-        </w:tc>
-        <w:tc>
-          <w:tcPr/>
-          <w:p>
-            <w:pPr>
-              <w:pStyle w:val="Compact"/>
-            </w:pPr>
-            <w:r>
-              <w:t xml:space="preserve">Migration</w:t>
-            </w:r>
-            <w:r>
-              <w:t xml:space="preserve"> </w:t>
-            </w:r>
-            <w:r>
-              <w:rPr>
-                <w:rStyle w:val="VerbatimChar"/>
-              </w:rPr>
-              <w:t xml:space="preserve">20260518200000_vendor_contracts_dual_esign_retire_0032.sql</w:t>
-            </w:r>
-            <w:r>
-              <w:t xml:space="preserve"> </w:t>
-            </w:r>
-            <w:r>
-              <w:t xml:space="preserve">flipped both SKU rows (</w:t>
-            </w:r>
-            <w:r>
-              <w:rPr>
-                <w:rStyle w:val="VerbatimChar"/>
-              </w:rPr>
-              <w:t xml:space="preserve">contract_intelligence_upgrade</w:t>
-            </w:r>
-            <w:r>
-              <w:t xml:space="preserve"> </w:t>
-            </w:r>
-            <w:r>
-              <w:t xml:space="preserve">couple-side ₱199 + vendor-side) to</w:t>
-            </w:r>
-            <w:r>
-              <w:t xml:space="preserve"> </w:t>
-            </w:r>
-            <w:r>
-              <w:rPr>
-                <w:rStyle w:val="VerbatimChar"/>
-              </w:rPr>
-              <w:t xml:space="preserve">is_active=FALSE</w:t>
-            </w:r>
-            <w:r>
-              <w:t xml:space="preserve">. Replaced by</w:t>
+              <w:t xml:space="preserve">10/10 templates</w:t>
+            </w:r>
+            <w:r>
+              <w:t xml:space="preserve"> </w:t>
+            </w:r>
+            <w:r>
+              <w:t xml:space="preserve">(PR #288 added 1 more 2026-05-22 + CI link audit)</w:t>
+            </w:r>
+          </w:p>
+        </w:tc>
+        <w:tc>
+          <w:tcPr/>
+          <w:p>
+            <w:pPr>
+              <w:pStyle w:val="Compact"/>
+            </w:pPr>
+            <w:r>
+              <w:t xml:space="preserve">Welcome, chat_message, order_quoted, order_paid, payment_matched, payment_rejected, rsvp_received, help_ticket_replied, vendor_inquiry_received + 1 new template via #288. Force-majeure-filed notification type added 2026-05-17 (migration</w:t>
+            </w:r>
+            <w:r>
+              <w:t xml:space="preserve"> </w:t>
+            </w:r>
+            <w:r>
+              <w:rPr>
+                <w:rStyle w:val="VerbatimChar"/>
+              </w:rPr>
+              <w:t xml:space="preserve">20260517020000_notification_type_force_majeure_filed.sql</w:t>
+            </w:r>
+            <w:r>
+              <w:t xml:space="preserve">).</w:t>
             </w:r>
             <w:r>
               <w:t xml:space="preserve"> </w:t>
@@ -3721,52 +6451,83 @@
                 <w:b/>
                 <w:bCs/>
               </w:rPr>
-              <w:t xml:space="preserve">free dual e-signature on every vendor contract</w:t>
-            </w:r>
-            <w:r>
-              <w:t xml:space="preserve"> </w:t>
-            </w:r>
-            <w:r>
-              <w:t xml:space="preserve">(no AI in V1) — vendor uploads contract PDF, picks event/couple, both parties sign with canvas-captured signatures, signatures stored as PNG image URLs in R2 with IP + UA + timestamp for evidentiary trail (RA 8792 compliant). Notary integration explicitly excluded by owner (PH Notarial Law jurisdiction restrictions). Anthropic API setup deferred to V1.5+ for 0011/0012 AI highlights only. Spec file</w:t>
-            </w:r>
-            <w:r>
-              <w:t xml:space="preserve"> </w:t>
-            </w:r>
-            <w:r>
-              <w:rPr>
-                <w:rStyle w:val="VerbatimChar"/>
-              </w:rPr>
-              <w:t xml:space="preserve">0032_contract_intelligence/0032_contract_intelligence.md</w:t>
-            </w:r>
-            <w:r>
-              <w:t xml:space="preserve"> </w:t>
-            </w:r>
-            <w:r>
-              <w:t xml:space="preserve">kept as reference for V1.5+ revival.</w:t>
-            </w:r>
-          </w:p>
-        </w:tc>
-      </w:tr>
-      <w:tr>
-        <w:tc>
-          <w:tcPr/>
-          <w:p>
-            <w:pPr>
-              <w:pStyle w:val="Compact"/>
-            </w:pPr>
-            <w:r>
-              <w:t xml:space="preserve">0033</w:t>
-            </w:r>
-          </w:p>
-        </w:tc>
-        <w:tc>
-          <w:tcPr/>
-          <w:p>
-            <w:pPr>
-              <w:pStyle w:val="Compact"/>
-            </w:pPr>
-            <w:r>
-              <w:t xml:space="preserve">Public API</w:t>
+              <w:t xml:space="preserve">2026-05-22:</w:t>
+            </w:r>
+            <w:r>
+              <w:t xml:space="preserve"> </w:t>
+            </w:r>
+            <w:r>
+              <w:t xml:space="preserve">CI lint guard for email-link URL validity now blocks merges on broken links.</w:t>
+            </w:r>
+          </w:p>
+        </w:tc>
+      </w:tr>
+      <w:tr>
+        <w:tc>
+          <w:tcPr/>
+          <w:p>
+            <w:pPr>
+              <w:pStyle w:val="Compact"/>
+            </w:pPr>
+            <w:r>
+              <w:t xml:space="preserve">0029</w:t>
+            </w:r>
+          </w:p>
+        </w:tc>
+        <w:tc>
+          <w:tcPr/>
+          <w:p>
+            <w:pPr>
+              <w:pStyle w:val="Compact"/>
+            </w:pPr>
+            <w:r>
+              <w:t xml:space="preserve">Help Center</w:t>
+            </w:r>
+          </w:p>
+        </w:tc>
+        <w:tc>
+          <w:tcPr/>
+          <w:p>
+            <w:pPr>
+              <w:pStyle w:val="Compact"/>
+            </w:pPr>
+            <w:r>
+              <w:t xml:space="preserve">✅ Shipped</w:t>
+            </w:r>
+          </w:p>
+        </w:tc>
+        <w:tc>
+          <w:tcPr/>
+          <w:p>
+            <w:pPr>
+              <w:pStyle w:val="Compact"/>
+            </w:pPr>
+            <w:r>
+              <w:t xml:space="preserve">—</w:t>
+            </w:r>
+          </w:p>
+        </w:tc>
+      </w:tr>
+      <w:tr>
+        <w:tc>
+          <w:tcPr/>
+          <w:p>
+            <w:pPr>
+              <w:pStyle w:val="Compact"/>
+            </w:pPr>
+            <w:r>
+              <w:t xml:space="preserve">0030</w:t>
+            </w:r>
+          </w:p>
+        </w:tc>
+        <w:tc>
+          <w:tcPr/>
+          <w:p>
+            <w:pPr>
+              <w:pStyle w:val="Compact"/>
+            </w:pPr>
+            <w:r>
+              <w:t xml:space="preserve">Guided Tour</w:t>
             </w:r>
           </w:p>
         </w:tc>
@@ -3788,77 +6549,53 @@
               <w:pStyle w:val="Compact"/>
             </w:pPr>
             <w:r>
-              <w:rPr>
-                <w:rStyle w:val="VerbatimChar"/>
-              </w:rPr>
-              <w:t xml:space="preserve">/health</w:t>
-            </w:r>
-            <w:r>
-              <w:t xml:space="preserve"> </w:t>
-            </w:r>
-            <w:r>
-              <w:t xml:space="preserve">+</w:t>
-            </w:r>
-            <w:r>
-              <w:t xml:space="preserve"> </w:t>
-            </w:r>
-            <w:r>
-              <w:rPr>
-                <w:rStyle w:val="VerbatimChar"/>
-              </w:rPr>
-              <w:t xml:space="preserve">/me</w:t>
-            </w:r>
-            <w:r>
-              <w:t xml:space="preserve"> </w:t>
-            </w:r>
-            <w:r>
-              <w:t xml:space="preserve">shipped earlier; Phase 2 agent in flight adds events/guests/vendors read-only</w:t>
-            </w:r>
-          </w:p>
-        </w:tc>
-      </w:tr>
-      <w:tr>
-        <w:tc>
-          <w:tcPr/>
-          <w:p>
-            <w:pPr>
-              <w:pStyle w:val="Compact"/>
-            </w:pPr>
-            <w:r>
-              <w:t xml:space="preserve">0034</w:t>
-            </w:r>
-          </w:p>
-        </w:tc>
-        <w:tc>
-          <w:tcPr/>
-          <w:p>
-            <w:pPr>
-              <w:pStyle w:val="Compact"/>
-            </w:pPr>
-            <w:r>
-              <w:t xml:space="preserve">Payments &amp; Cart</w:t>
-            </w:r>
-          </w:p>
-        </w:tc>
-        <w:tc>
-          <w:tcPr/>
-          <w:p>
-            <w:pPr>
-              <w:pStyle w:val="Compact"/>
-            </w:pPr>
-            <w:r>
-              <w:t xml:space="preserve">✅ Shipped (V1 manual reconciliation) · 🟡 Setnayan Pay reprice + Maya Business pending V1.5+</w:t>
-            </w:r>
-          </w:p>
-        </w:tc>
-        <w:tc>
-          <w:tcPr/>
-          <w:p>
-            <w:pPr>
-              <w:pStyle w:val="Compact"/>
-            </w:pPr>
-            <w:r>
-              <w:t xml:space="preserve">TIN format fix flows through receipts (PR #5).</w:t>
+              <w:t xml:space="preserve">Per-surface mini-tours still queued (not in current Phase 2 batch)</w:t>
+            </w:r>
+          </w:p>
+        </w:tc>
+      </w:tr>
+      <w:tr>
+        <w:tc>
+          <w:tcPr/>
+          <w:p>
+            <w:pPr>
+              <w:pStyle w:val="Compact"/>
+            </w:pPr>
+            <w:r>
+              <w:t xml:space="preserve">0031</w:t>
+            </w:r>
+          </w:p>
+        </w:tc>
+        <w:tc>
+          <w:tcPr/>
+          <w:p>
+            <w:pPr>
+              <w:pStyle w:val="Compact"/>
+            </w:pPr>
+            <w:r>
+              <w:t xml:space="preserve">Day-of Guest</w:t>
+            </w:r>
+          </w:p>
+        </w:tc>
+        <w:tc>
+          <w:tcPr/>
+          <w:p>
+            <w:pPr>
+              <w:pStyle w:val="Compact"/>
+            </w:pPr>
+            <w:r>
+              <w:t xml:space="preserve">✅ Shipped — PWA Phase 1 landed 2026-05-22 via PR #284</w:t>
+            </w:r>
+          </w:p>
+        </w:tc>
+        <w:tc>
+          <w:tcPr/>
+          <w:p>
+            <w:pPr>
+              <w:pStyle w:val="Compact"/>
+            </w:pPr>
+            <w:r>
+              <w:t xml:space="preserve">Banner + 6-card grid auto-activates T-1h to T+8h (PR #11).</w:t>
             </w:r>
             <w:r>
               <w:t xml:space="preserve"> </w:t>
@@ -3868,13 +6605,48 @@
                 <w:b/>
                 <w:bCs/>
               </w:rPr>
-              <w:t xml:space="preserve">2026-05-16:</w:t>
-            </w:r>
-            <w:r>
-              <w:t xml:space="preserve"> </w:t>
-            </w:r>
-            <w:r>
-              <w:t xml:space="preserve">Setnayan Pay convenience fee repriced 3% → flat</w:t>
+              <w:t xml:space="preserve">2026-05-22:</w:t>
+            </w:r>
+            <w:r>
+              <w:t xml:space="preserve"> </w:t>
+            </w:r>
+            <w:r>
+              <w:t xml:space="preserve">PWA Phase 1 ships offline shell + service-worker fallback for weak-signal venues. 3 of 6 cards still stubs depending on 0009/0011/0012; offline shell renders cached state without breaking.</w:t>
+            </w:r>
+          </w:p>
+        </w:tc>
+      </w:tr>
+      <w:tr>
+        <w:tc>
+          <w:tcPr/>
+          <w:p>
+            <w:pPr>
+              <w:pStyle w:val="Compact"/>
+            </w:pPr>
+            <w:r>
+              <w:t xml:space="preserve">0032</w:t>
+            </w:r>
+          </w:p>
+        </w:tc>
+        <w:tc>
+          <w:tcPr/>
+          <w:p>
+            <w:pPr>
+              <w:pStyle w:val="Compact"/>
+            </w:pPr>
+            <w:r>
+              <w:t xml:space="preserve">Contract Intelligence</w:t>
+            </w:r>
+          </w:p>
+        </w:tc>
+        <w:tc>
+          <w:tcPr/>
+          <w:p>
+            <w:pPr>
+              <w:pStyle w:val="Compact"/>
+            </w:pPr>
+            <w:r>
+              <w:t xml:space="preserve">🚫</w:t>
             </w:r>
             <w:r>
               <w:t xml:space="preserve"> </w:t>
@@ -3884,13 +6656,57 @@
                 <w:b/>
                 <w:bCs/>
               </w:rPr>
-              <w:t xml:space="preserve">5.0%</w:t>
-            </w:r>
-            <w:r>
-              <w:t xml:space="preserve"> </w:t>
-            </w:r>
-            <w:r>
-              <w:t xml:space="preserve">on top of vendor price (supersedes morning’s 5.5%/6.5% dual-rate lock; flat 5.0% hits the owner-ratified 3% net design target under every plausible tax tier; admin-configurable per method but defaults uniform);</w:t>
+              <w:t xml:space="preserve">RETIRED 2026-05-18</w:t>
+            </w:r>
+          </w:p>
+        </w:tc>
+        <w:tc>
+          <w:tcPr/>
+          <w:p>
+            <w:pPr>
+              <w:pStyle w:val="Compact"/>
+            </w:pPr>
+            <w:r>
+              <w:t xml:space="preserve">Migration</w:t>
+            </w:r>
+            <w:r>
+              <w:t xml:space="preserve"> </w:t>
+            </w:r>
+            <w:r>
+              <w:rPr>
+                <w:rStyle w:val="VerbatimChar"/>
+              </w:rPr>
+              <w:t xml:space="preserve">20260518200000_vendor_contracts_dual_esign_retire_0032.sql</w:t>
+            </w:r>
+            <w:r>
+              <w:t xml:space="preserve"> </w:t>
+            </w:r>
+            <w:r>
+              <w:t xml:space="preserve">flipped both SKU rows (</w:t>
+            </w:r>
+            <w:r>
+              <w:rPr>
+                <w:rStyle w:val="VerbatimChar"/>
+              </w:rPr>
+              <w:t xml:space="preserve">contract_intelligence_upgrade</w:t>
+            </w:r>
+            <w:r>
+              <w:t xml:space="preserve"> </w:t>
+            </w:r>
+            <w:r>
+              <w:t xml:space="preserve">couple-side ₱199 + vendor-side) to</w:t>
+            </w:r>
+            <w:r>
+              <w:t xml:space="preserve"> </w:t>
+            </w:r>
+            <w:r>
+              <w:rPr>
+                <w:rStyle w:val="VerbatimChar"/>
+              </w:rPr>
+              <w:t xml:space="preserve">is_active=FALSE</w:t>
+            </w:r>
+            <w:r>
+              <w:t xml:space="preserve">. Replaced by</w:t>
             </w:r>
             <w:r>
               <w:t xml:space="preserve"> </w:t>
@@ -3900,292 +6716,539 @@
                 <w:b/>
                 <w:bCs/>
               </w:rPr>
-              <w:t xml:space="preserve">Option B confirmed — vendor absorbs gateway, Setnayan does NOT</w:t>
-            </w:r>
-            <w:r>
-              <w:t xml:space="preserve">; BIR Marketplace Withholding 0.5% pass-through per RMC 8-2024; Maya Business as V1.5+ primary gateway with Maya QR Ph preferred (1.5% gateway fee). Engineering pending: per-method config table, BIR 2307 generation, vendor_payouts table, gateway integration.</w:t>
-            </w:r>
-          </w:p>
-        </w:tc>
-      </w:tr>
-      <w:tr>
-        <w:tc>
-          <w:tcPr/>
-          <w:p>
-            <w:pPr>
-              <w:pStyle w:val="Compact"/>
-            </w:pPr>
-            <w:r>
-              <w:t xml:space="preserve">0035</w:t>
-            </w:r>
-          </w:p>
-        </w:tc>
-        <w:tc>
-          <w:tcPr/>
-          <w:p>
-            <w:pPr>
-              <w:pStyle w:val="Compact"/>
-            </w:pPr>
-            <w:r>
-              <w:t xml:space="preserve">Observability</w:t>
-            </w:r>
-          </w:p>
-        </w:tc>
-        <w:tc>
-          <w:tcPr/>
-          <w:p>
-            <w:pPr>
-              <w:pStyle w:val="Compact"/>
-            </w:pPr>
-            <w:r>
-              <w:t xml:space="preserve">✅ Shipped (NEW)</w:t>
-            </w:r>
-          </w:p>
-        </w:tc>
-        <w:tc>
-          <w:tcPr/>
-          <w:p>
-            <w:pPr>
-              <w:pStyle w:val="Compact"/>
-            </w:pPr>
-            <w:r>
-              <w:t xml:space="preserve">Sentry (PR #17) + PostHog 3-event funnel (PR #19); 4 more funnels go through PostHog Insights</w:t>
-            </w:r>
-          </w:p>
-        </w:tc>
-      </w:tr>
-      <w:tr>
-        <w:tc>
-          <w:tcPr/>
-          <w:p>
-            <w:pPr>
-              <w:pStyle w:val="Compact"/>
-            </w:pPr>
+              <w:t xml:space="preserve">free dual e-signature on every vendor contract</w:t>
+            </w:r>
+            <w:r>
+              <w:t xml:space="preserve"> </w:t>
+            </w:r>
+            <w:r>
+              <w:t xml:space="preserve">(no AI in V1) — vendor uploads contract PDF, picks event/couple, both parties sign with canvas-captured signatures, signatures stored as PNG image URLs in R2 with IP + UA + timestamp for evidentiary trail (RA 8792 compliant). Notary integration explicitly excluded by owner (PH Notarial Law jurisdiction restrictions). Anthropic API setup deferred to V1.5+ for 0011/0012 AI highlights only. Spec file</w:t>
+            </w:r>
+            <w:r>
+              <w:t xml:space="preserve"> </w:t>
+            </w:r>
+            <w:r>
+              <w:rPr>
+                <w:rStyle w:val="VerbatimChar"/>
+              </w:rPr>
+              <w:t xml:space="preserve">0032_contract_intelligence/0032_contract_intelligence.md</w:t>
+            </w:r>
+            <w:r>
+              <w:t xml:space="preserve"> </w:t>
+            </w:r>
+            <w:r>
+              <w:t xml:space="preserve">kept as reference for V1.5+ revival.</w:t>
+            </w:r>
+          </w:p>
+        </w:tc>
+      </w:tr>
+      <w:tr>
+        <w:tc>
+          <w:tcPr/>
+          <w:p>
+            <w:pPr>
+              <w:pStyle w:val="Compact"/>
+            </w:pPr>
+            <w:r>
+              <w:t xml:space="preserve">0033</w:t>
+            </w:r>
+          </w:p>
+        </w:tc>
+        <w:tc>
+          <w:tcPr/>
+          <w:p>
+            <w:pPr>
+              <w:pStyle w:val="Compact"/>
+            </w:pPr>
+            <w:r>
+              <w:t xml:space="preserve">Public API</w:t>
+            </w:r>
+          </w:p>
+        </w:tc>
+        <w:tc>
+          <w:tcPr/>
+          <w:p>
+            <w:pPr>
+              <w:pStyle w:val="Compact"/>
+            </w:pPr>
+            <w:r>
+              <w:t xml:space="preserve">⚠️ Partial</w:t>
+            </w:r>
+          </w:p>
+        </w:tc>
+        <w:tc>
+          <w:tcPr/>
+          <w:p>
+            <w:pPr>
+              <w:pStyle w:val="Compact"/>
+            </w:pPr>
+            <w:r>
+              <w:rPr>
+                <w:rStyle w:val="VerbatimChar"/>
+              </w:rPr>
+              <w:t xml:space="preserve">/health</w:t>
+            </w:r>
+            <w:r>
+              <w:t xml:space="preserve"> </w:t>
+            </w:r>
+            <w:r>
+              <w:t xml:space="preserve">+</w:t>
+            </w:r>
+            <w:r>
+              <w:t xml:space="preserve"> </w:t>
+            </w:r>
+            <w:r>
+              <w:rPr>
+                <w:rStyle w:val="VerbatimChar"/>
+              </w:rPr>
+              <w:t xml:space="preserve">/me</w:t>
+            </w:r>
+            <w:r>
+              <w:t xml:space="preserve"> </w:t>
+            </w:r>
+            <w:r>
+              <w:t xml:space="preserve">shipped earlier; Phase 2 agent in flight adds events/guests/vendors read-only</w:t>
+            </w:r>
+          </w:p>
+        </w:tc>
+      </w:tr>
+      <w:tr>
+        <w:tc>
+          <w:tcPr/>
+          <w:p>
+            <w:pPr>
+              <w:pStyle w:val="Compact"/>
+            </w:pPr>
+            <w:r>
+              <w:t xml:space="preserve">0034</w:t>
+            </w:r>
+          </w:p>
+        </w:tc>
+        <w:tc>
+          <w:tcPr/>
+          <w:p>
+            <w:pPr>
+              <w:pStyle w:val="Compact"/>
+            </w:pPr>
+            <w:r>
+              <w:t xml:space="preserve">Payments &amp; Cart</w:t>
+            </w:r>
+          </w:p>
+        </w:tc>
+        <w:tc>
+          <w:tcPr/>
+          <w:p>
+            <w:pPr>
+              <w:pStyle w:val="Compact"/>
+            </w:pPr>
+            <w:r>
+              <w:t xml:space="preserve">✅ Shipped (V1 manual reconciliation; race conditions sealed 2026-05-22) · 🟡 Setnayan Pay reprice + Maya Business pending V1.5+</w:t>
+            </w:r>
+          </w:p>
+        </w:tc>
+        <w:tc>
+          <w:tcPr/>
+          <w:p>
+            <w:pPr>
+              <w:pStyle w:val="Compact"/>
+            </w:pPr>
+            <w:r>
+              <w:t xml:space="preserve">TIN format fix flows through receipts (PR #5).</w:t>
+            </w:r>
+            <w:r>
+              <w:t xml:space="preserve"> </w:t>
+            </w:r>
             <w:r>
               <w:rPr>
                 <w:b/>
                 <w:bCs/>
               </w:rPr>
-              <w:t xml:space="preserve">0037</w:t>
-            </w:r>
-          </w:p>
-        </w:tc>
-        <w:tc>
-          <w:tcPr/>
-          <w:p>
-            <w:pPr>
-              <w:pStyle w:val="Compact"/>
-            </w:pPr>
+              <w:t xml:space="preserve">2026-05-16:</w:t>
+            </w:r>
+            <w:r>
+              <w:t xml:space="preserve"> </w:t>
+            </w:r>
+            <w:r>
+              <w:t xml:space="preserve">Setnayan Pay convenience fee repriced 3% → flat</w:t>
+            </w:r>
+            <w:r>
+              <w:t xml:space="preserve"> </w:t>
+            </w:r>
             <w:r>
               <w:rPr>
                 <w:b/>
                 <w:bCs/>
               </w:rPr>
-              <w:t xml:space="preserve">Event-Day Pre-load (NEW iteration)</w:t>
-            </w:r>
-          </w:p>
-        </w:tc>
-        <w:tc>
-          <w:tcPr/>
-          <w:p>
-            <w:pPr>
-              <w:pStyle w:val="Compact"/>
-            </w:pPr>
-            <w:r>
-              <w:t xml:space="preserve">✅ Shipped</w:t>
-            </w:r>
-          </w:p>
-        </w:tc>
-        <w:tc>
-          <w:tcPr/>
-          <w:p>
-            <w:pPr>
-              <w:pStyle w:val="Compact"/>
-            </w:pPr>
-            <w:r>
-              <w:t xml:space="preserve">Couple + vendor T-3d → T+1d</w:t>
-            </w:r>
-            <w:r>
-              <w:t xml:space="preserve"> </w:t>
-            </w:r>
-            <w:r>
-              <w:t xml:space="preserve">“Prepare for event day”</w:t>
-            </w:r>
-            <w:r>
-              <w:t xml:space="preserve"> </w:t>
-            </w:r>
-            <w:r>
-              <w:t xml:space="preserve">CTA + auto-prefetch T-24h → T+12h (PR #12). Spec drafted retroactively 2026-05-16 in</w:t>
-            </w:r>
-            <w:r>
-              <w:t xml:space="preserve"> </w:t>
-            </w:r>
-            <w:r>
-              <w:rPr>
-                <w:rStyle w:val="VerbatimChar"/>
-              </w:rPr>
-              <w:t xml:space="preserve">0037_event_day_preload/0037_event_day_preload.md</w:t>
-            </w:r>
-            <w:r>
-              <w:t xml:space="preserve"> </w:t>
-            </w:r>
-            <w:r>
-              <w:t xml:space="preserve">(renumbered from the originally proposed 0036 to avoid collision with</w:t>
-            </w:r>
-            <w:r>
-              <w:t xml:space="preserve"> </w:t>
-            </w:r>
-            <w:r>
-              <w:rPr>
-                <w:rStyle w:val="VerbatimChar"/>
-              </w:rPr>
-              <w:t xml:space="preserve">0036_pakanta</w:t>
-            </w:r>
-            <w:r>
-              <w:t xml:space="preserve">).</w:t>
-            </w:r>
-          </w:p>
-        </w:tc>
-      </w:tr>
-      <w:tr>
-        <w:tc>
-          <w:tcPr/>
-          <w:p>
-            <w:pPr>
-              <w:pStyle w:val="Compact"/>
-            </w:pPr>
+              <w:t xml:space="preserve">5.0%</w:t>
+            </w:r>
+            <w:r>
+              <w:t xml:space="preserve"> </w:t>
+            </w:r>
+            <w:r>
+              <w:t xml:space="preserve">on top of vendor price; Option B vendor absorbs gateway; BIR Marketplace Withholding 0.5% pass-through per RMC 8-2024; Maya Business as V1.5+ primary gateway.</w:t>
+            </w:r>
+            <w:r>
+              <w:t xml:space="preserve"> </w:t>
+            </w:r>
             <w:r>
               <w:rPr>
                 <w:b/>
                 <w:bCs/>
               </w:rPr>
-              <w:t xml:space="preserve">0043</w:t>
-            </w:r>
-          </w:p>
-        </w:tc>
-        <w:tc>
-          <w:tcPr/>
-          <w:p>
-            <w:pPr>
-              <w:pStyle w:val="Compact"/>
-            </w:pPr>
+              <w:t xml:space="preserve">2026-05-22:</w:t>
+            </w:r>
+            <w:r>
+              <w:t xml:space="preserve"> </w:t>
+            </w:r>
+            <w:r>
+              <w:t xml:space="preserve">service_catalog migration via #272 (price/feature corrections), payments idempotency column + unique index via #277 — race conditions on duplicate-submit / double-click checkout sealed at DB layer. Worked example refresh in marketing copy via #282.</w:t>
+            </w:r>
+          </w:p>
+        </w:tc>
+      </w:tr>
+      <w:tr>
+        <w:tc>
+          <w:tcPr/>
+          <w:p>
+            <w:pPr>
+              <w:pStyle w:val="Compact"/>
+            </w:pPr>
+            <w:r>
+              <w:t xml:space="preserve">0035</w:t>
+            </w:r>
+          </w:p>
+        </w:tc>
+        <w:tc>
+          <w:tcPr/>
+          <w:p>
+            <w:pPr>
+              <w:pStyle w:val="Compact"/>
+            </w:pPr>
+            <w:r>
+              <w:t xml:space="preserve">Observability</w:t>
+            </w:r>
+          </w:p>
+        </w:tc>
+        <w:tc>
+          <w:tcPr/>
+          <w:p>
+            <w:pPr>
+              <w:pStyle w:val="Compact"/>
+            </w:pPr>
+            <w:r>
+              <w:t xml:space="preserve">✅ Shipped — end-to-end 2026-05-22 via PRs #275 + #280 + #289</w:t>
+            </w:r>
+          </w:p>
+        </w:tc>
+        <w:tc>
+          <w:tcPr/>
+          <w:p>
+            <w:pPr>
+              <w:pStyle w:val="Compact"/>
+            </w:pPr>
+            <w:r>
+              <w:t xml:space="preserve">Sentry (PR #17) + PostHog 3-event funnel (PR #19); 4 more funnels go through PostHog Insights.</w:t>
+            </w:r>
+            <w:r>
+              <w:t xml:space="preserve"> </w:t>
+            </w:r>
             <w:r>
               <w:rPr>
                 <w:b/>
                 <w:bCs/>
               </w:rPr>
-              <w:t xml:space="preserve">Wedding Type Picker</w:t>
-            </w:r>
-          </w:p>
-        </w:tc>
-        <w:tc>
-          <w:tcPr/>
-          <w:p>
-            <w:pPr>
-              <w:pStyle w:val="Compact"/>
-            </w:pPr>
-            <w:r>
-              <w:t xml:space="preserve">✅ Shipped (V1 — schema + picker + compatibility loop)</w:t>
-            </w:r>
-          </w:p>
-        </w:tc>
-        <w:tc>
-          <w:tcPr/>
-          <w:p>
-            <w:pPr>
-              <w:pStyle w:val="Compact"/>
-            </w:pPr>
+              <w:t xml:space="preserve">2026-05-22:</w:t>
+            </w:r>
+            <w:r>
+              <w:t xml:space="preserve"> </w:t>
+            </w:r>
+            <w:r>
+              <w:rPr>
+                <w:rStyle w:val="VerbatimChar"/>
+              </w:rPr>
+              <w:t xml:space="preserve">/api/health</w:t>
+            </w:r>
+            <w:r>
+              <w:t xml:space="preserve"> </w:t>
+            </w:r>
+            <w:r>
+              <w:t xml:space="preserve">+</w:t>
+            </w:r>
+            <w:r>
+              <w:t xml:space="preserve"> </w:t>
+            </w:r>
+            <w:r>
+              <w:rPr>
+                <w:rStyle w:val="VerbatimChar"/>
+              </w:rPr>
+              <w:t xml:space="preserve">/api/health/deep</w:t>
+            </w:r>
+            <w:r>
+              <w:t xml:space="preserve"> </w:t>
+            </w:r>
+            <w:r>
+              <w:t xml:space="preserve">endpoints landed via #275 (Better Stack uptime can now ping);</w:t>
+            </w:r>
+            <w:r>
+              <w:t xml:space="preserve"> </w:t>
+            </w:r>
+            <w:r>
+              <w:rPr>
+                <w:rStyle w:val="VerbatimChar"/>
+              </w:rPr>
+              <w:t xml:space="preserve">/api/admin/sentry-smoke-test</w:t>
+            </w:r>
+            <w:r>
+              <w:t xml:space="preserve"> </w:t>
+            </w:r>
+            <w:r>
+              <w:t xml:space="preserve">endpoint landed via #280 (admin-gated controlled-error trigger — owner verification of email/Slack routing still pending); observability typecheck via #289 confirms all server actions are Sentry-instrumented cleanly.</w:t>
+            </w:r>
+            <w:r>
+              <w:t xml:space="preserve"> </w:t>
+            </w:r>
             <w:r>
               <w:rPr>
                 <w:b/>
                 <w:bCs/>
               </w:rPr>
-              <w:t xml:space="preserve">End-to-end engineering complete 2026-05-20.</w:t>
-            </w:r>
-            <w:r>
-              <w:t xml:space="preserve"> </w:t>
-            </w:r>
-            <w:r>
-              <w:t xml:space="preserve">Migration</w:t>
-            </w:r>
-            <w:r>
-              <w:t xml:space="preserve"> </w:t>
-            </w:r>
-            <w:r>
-              <w:rPr>
-                <w:rStyle w:val="VerbatimChar"/>
-              </w:rPr>
-              <w:t xml:space="preserve">20260521000000_iteration_0043_wedding_type_picker.sql</w:t>
-            </w:r>
-            <w:r>
-              <w:t xml:space="preserve"> </w:t>
-            </w:r>
-            <w:r>
-              <w:t xml:space="preserve">adds events.ceremony_type + venue_setting + sub_type + is_mixed + secondary_ceremony_type columns + vendor_profiles.compatible_ceremony_types + compatible_venue_settings + wedding_type_launch_status + couple_wedding_type_notify_signups tables. UI:</w:t>
-            </w:r>
-            <w:r>
-              <w:t xml:space="preserve"> </w:t>
-            </w:r>
-            <w:r>
-              <w:rPr>
-                <w:rStyle w:val="VerbatimChar"/>
-              </w:rPr>
-              <w:t xml:space="preserve">WeddingTypePicker</w:t>
-            </w:r>
-            <w:r>
-              <w:t xml:space="preserve"> </w:t>
-            </w:r>
-            <w:r>
-              <w:t xml:space="preserve">component on /dashboard/create-event renders 2-axis picker with 2 active types (Catholic + Civil) + 4 Coming-Soon types (INC / Christian / Muslim / Cultural) with inline email-capture flowing to</w:t>
-            </w:r>
-            <w:r>
-              <w:t xml:space="preserve"> </w:t>
-            </w:r>
-            <w:r>
-              <w:rPr>
-                <w:rStyle w:val="VerbatimChar"/>
-              </w:rPr>
-              <w:t xml:space="preserve">couple_wedding_type_notify_signups</w:t>
-            </w:r>
-            <w:r>
-              <w:t xml:space="preserve"> </w:t>
-            </w:r>
-            <w:r>
-              <w:t xml:space="preserve">via</w:t>
-            </w:r>
-            <w:r>
-              <w:t xml:space="preserve"> </w:t>
-            </w:r>
-            <w:r>
-              <w:rPr>
-                <w:rStyle w:val="VerbatimChar"/>
-              </w:rPr>
-              <w:t xml:space="preserve">notifyWhenWeddingTypeLaunches</w:t>
-            </w:r>
-            <w:r>
-              <w:t xml:space="preserve"> </w:t>
-            </w:r>
-            <w:r>
-              <w:t xml:space="preserve">action.</w:t>
-            </w:r>
-            <w:r>
-              <w:t xml:space="preserve"> </w:t>
-            </w:r>
+              <w:t xml:space="preserve">End-to-end shipped.</w:t>
+            </w:r>
+          </w:p>
+        </w:tc>
+      </w:tr>
+      <w:tr>
+        <w:tc>
+          <w:tcPr/>
+          <w:p>
+            <w:pPr>
+              <w:pStyle w:val="Compact"/>
+            </w:pPr>
             <w:r>
               <w:rPr>
                 <w:b/>
                 <w:bCs/>
               </w:rPr>
-              <w:t xml:space="preserve">Compatibility loop closed via</w:t>
-            </w:r>
+              <w:t xml:space="preserve">0037</w:t>
+            </w:r>
+          </w:p>
+        </w:tc>
+        <w:tc>
+          <w:tcPr/>
+          <w:p>
+            <w:pPr>
+              <w:pStyle w:val="Compact"/>
+            </w:pPr>
             <w:r>
               <w:rPr>
                 <w:b/>
                 <w:bCs/>
               </w:rPr>
-              <w:t xml:space="preserve"> </w:t>
-            </w:r>
-            <w:hyperlink r:id="rId21">
+              <w:t xml:space="preserve">Event-Day Pre-load (NEW iteration)</w:t>
+            </w:r>
+          </w:p>
+        </w:tc>
+        <w:tc>
+          <w:tcPr/>
+          <w:p>
+            <w:pPr>
+              <w:pStyle w:val="Compact"/>
+            </w:pPr>
+            <w:r>
+              <w:t xml:space="preserve">✅ Shipped</w:t>
+            </w:r>
+          </w:p>
+        </w:tc>
+        <w:tc>
+          <w:tcPr/>
+          <w:p>
+            <w:pPr>
+              <w:pStyle w:val="Compact"/>
+            </w:pPr>
+            <w:r>
+              <w:t xml:space="preserve">Couple + vendor T-3d → T+1d</w:t>
+            </w:r>
+            <w:r>
+              <w:t xml:space="preserve"> </w:t>
+            </w:r>
+            <w:r>
+              <w:t xml:space="preserve">“Prepare for event day”</w:t>
+            </w:r>
+            <w:r>
+              <w:t xml:space="preserve"> </w:t>
+            </w:r>
+            <w:r>
+              <w:t xml:space="preserve">CTA + auto-prefetch T-24h → T+12h (PR #12). Spec drafted retroactively 2026-05-16 in</w:t>
+            </w:r>
+            <w:r>
+              <w:t xml:space="preserve"> </w:t>
+            </w:r>
+            <w:r>
+              <w:rPr>
+                <w:rStyle w:val="VerbatimChar"/>
+              </w:rPr>
+              <w:t xml:space="preserve">0037_event_day_preload/0037_event_day_preload.md</w:t>
+            </w:r>
+            <w:r>
+              <w:t xml:space="preserve"> </w:t>
+            </w:r>
+            <w:r>
+              <w:t xml:space="preserve">(renumbered from the originally proposed 0036 to avoid collision with</w:t>
+            </w:r>
+            <w:r>
+              <w:t xml:space="preserve"> </w:t>
+            </w:r>
+            <w:r>
+              <w:rPr>
+                <w:rStyle w:val="VerbatimChar"/>
+              </w:rPr>
+              <w:t xml:space="preserve">0036_pakanta</w:t>
+            </w:r>
+            <w:r>
+              <w:t xml:space="preserve">).</w:t>
+            </w:r>
+          </w:p>
+        </w:tc>
+      </w:tr>
+      <w:tr>
+        <w:tc>
+          <w:tcPr/>
+          <w:p>
+            <w:pPr>
+              <w:pStyle w:val="Compact"/>
+            </w:pPr>
+            <w:r>
+              <w:rPr>
+                <w:b/>
+                <w:bCs/>
+              </w:rPr>
+              <w:t xml:space="preserve">0043</w:t>
+            </w:r>
+          </w:p>
+        </w:tc>
+        <w:tc>
+          <w:tcPr/>
+          <w:p>
+            <w:pPr>
+              <w:pStyle w:val="Compact"/>
+            </w:pPr>
+            <w:r>
+              <w:rPr>
+                <w:b/>
+                <w:bCs/>
+              </w:rPr>
+              <w:t xml:space="preserve">Wedding Type Picker</w:t>
+            </w:r>
+          </w:p>
+        </w:tc>
+        <w:tc>
+          <w:tcPr/>
+          <w:p>
+            <w:pPr>
+              <w:pStyle w:val="Compact"/>
+            </w:pPr>
+            <w:r>
+              <w:t xml:space="preserve">✅ Shipped (V1 — schema + picker + compatibility loop)</w:t>
+            </w:r>
+          </w:p>
+        </w:tc>
+        <w:tc>
+          <w:tcPr/>
+          <w:p>
+            <w:pPr>
+              <w:pStyle w:val="Compact"/>
+            </w:pPr>
+            <w:r>
+              <w:rPr>
+                <w:b/>
+                <w:bCs/>
+              </w:rPr>
+              <w:t xml:space="preserve">End-to-end engineering complete 2026-05-20.</w:t>
+            </w:r>
+            <w:r>
+              <w:t xml:space="preserve"> </w:t>
+            </w:r>
+            <w:r>
+              <w:t xml:space="preserve">Migration</w:t>
+            </w:r>
+            <w:r>
+              <w:t xml:space="preserve"> </w:t>
+            </w:r>
+            <w:r>
+              <w:rPr>
+                <w:rStyle w:val="VerbatimChar"/>
+              </w:rPr>
+              <w:t xml:space="preserve">20260521000000_iteration_0043_wedding_type_picker.sql</w:t>
+            </w:r>
+            <w:r>
+              <w:t xml:space="preserve"> </w:t>
+            </w:r>
+            <w:r>
+              <w:t xml:space="preserve">adds events.ceremony_type + venue_setting + sub_type + is_mixed + secondary_ceremony_type columns + vendor_profiles.compatible_ceremony_types + compatible_venue_settings + wedding_type_launch_status + couple_wedding_type_notify_signups tables. UI:</w:t>
+            </w:r>
+            <w:r>
+              <w:t xml:space="preserve"> </w:t>
+            </w:r>
+            <w:r>
+              <w:rPr>
+                <w:rStyle w:val="VerbatimChar"/>
+              </w:rPr>
+              <w:t xml:space="preserve">WeddingTypePicker</w:t>
+            </w:r>
+            <w:r>
+              <w:t xml:space="preserve"> </w:t>
+            </w:r>
+            <w:r>
+              <w:t xml:space="preserve">component on /dashboard/create-event renders 2-axis picker with 2 active types (Catholic + Civil) + 4 Coming-Soon types (INC / Christian / Muslim / Cultural) with inline email-capture flowing to</w:t>
+            </w:r>
+            <w:r>
+              <w:t xml:space="preserve"> </w:t>
+            </w:r>
+            <w:r>
+              <w:rPr>
+                <w:rStyle w:val="VerbatimChar"/>
+              </w:rPr>
+              <w:t xml:space="preserve">couple_wedding_type_notify_signups</w:t>
+            </w:r>
+            <w:r>
+              <w:t xml:space="preserve"> </w:t>
+            </w:r>
+            <w:r>
+              <w:t xml:space="preserve">via</w:t>
+            </w:r>
+            <w:r>
+              <w:t xml:space="preserve"> </w:t>
+            </w:r>
+            <w:r>
+              <w:rPr>
+                <w:rStyle w:val="VerbatimChar"/>
+              </w:rPr>
+              <w:t xml:space="preserve">notifyWhenWeddingTypeLaunches</w:t>
+            </w:r>
+            <w:r>
+              <w:t xml:space="preserve"> </w:t>
+            </w:r>
+            <w:r>
+              <w:t xml:space="preserve">action.</w:t>
+            </w:r>
+            <w:r>
+              <w:t xml:space="preserve"> </w:t>
+            </w:r>
+            <w:r>
+              <w:rPr>
+                <w:b/>
+                <w:bCs/>
+              </w:rPr>
+              <w:t xml:space="preserve">Compatibility loop closed via</w:t>
+            </w:r>
+            <w:r>
+              <w:rPr>
+                <w:b/>
+                <w:bCs/>
+              </w:rPr>
+              <w:t xml:space="preserve"> </w:t>
+            </w:r>
+            <w:hyperlink r:id="rId29">
               <w:r>
                 <w:rPr>
                   <w:rStyle w:val="Hyperlink"/>
@@ -4216,7 +7279,7 @@
             <w:r>
               <w:t xml:space="preserve"> </w:t>
             </w:r>
-            <w:hyperlink r:id="rId20">
+            <w:hyperlink r:id="rId28">
               <w:r>
                 <w:rPr>
                   <w:rStyle w:val="Hyperlink"/>
@@ -4235,7 +7298,7 @@
             <w:r>
               <w:t xml:space="preserve"> </w:t>
             </w:r>
-            <w:hyperlink r:id="rId22">
+            <w:hyperlink r:id="rId30">
               <w:r>
                 <w:rPr>
                   <w:rStyle w:val="Hyperlink"/>
@@ -5277,8 +8340,8 @@
         </w:pict>
       </w:r>
     </w:p>
-    <w:bookmarkEnd w:id="23"/>
-    <w:bookmarkStart w:id="24" w:name="cross-cutting-infra"/>
+    <w:bookmarkEnd w:id="31"/>
+    <w:bookmarkStart w:id="32" w:name="cross-cutting-infra"/>
     <w:p>
       <w:pPr>
         <w:pStyle w:val="Heading2"/>
@@ -5816,8 +8879,8 @@
         </w:pict>
       </w:r>
     </w:p>
-    <w:bookmarkEnd w:id="24"/>
-    <w:bookmarkStart w:id="25" w:name="pr-run-second-day-shipping"/>
+    <w:bookmarkEnd w:id="32"/>
+    <w:bookmarkStart w:id="33" w:name="pr-run-second-day-shipping"/>
     <w:p>
       <w:pPr>
         <w:pStyle w:val="Heading2"/>
@@ -6509,7 +9572,7 @@
         <w:t xml:space="preserve"> </w:t>
       </w:r>
       <w:r>
-        <w:t xml:space="preserve">(CRITICAL — applies before any V1 launch):</w:t>
+        <w:t xml:space="preserve">(RESOLVED 2026-05-20 evening):</w:t>
       </w:r>
       <w:r>
         <w:t xml:space="preserve"> </w:t>
@@ -6523,34 +9586,25 @@
       <w:r>
         <w:rPr>
           <w:rStyle w:val="VerbatimChar"/>
+          <w:strike/>
+        </w:rPr>
+        <w:t xml:space="preserve">supabase db push</w:t>
+      </w:r>
+      <w:r>
+        <w:t xml:space="preserve"> </w:t>
+      </w:r>
+      <w:r>
+        <w:t xml:space="preserve">— ✅</w:t>
+      </w:r>
+      <w:r>
+        <w:t xml:space="preserve"> </w:t>
+      </w:r>
+      <w:r>
+        <w:rPr>
           <w:b/>
           <w:bCs/>
         </w:rPr>
-        <w:t xml:space="preserve">supabase db push</w:t>
-      </w:r>
-      <w:r>
-        <w:t xml:space="preserve"> </w:t>
-      </w:r>
-      <w:r>
-        <w:t xml:space="preserve">— 10+ migrations are now pending production push:</w:t>
-      </w:r>
-      <w:r>
-        <w:t xml:space="preserve"> </w:t>
-      </w:r>
-      <w:r>
-        <w:t xml:space="preserve">- 6 from the 2026-05-14 run (vendor_reviews + vendor_dashboard expansion + force_majeure + api_scopes + notification_type + blacklist)</w:t>
-      </w:r>
-      <w:r>
-        <w:t xml:space="preserve"> </w:t>
-      </w:r>
-      <w:r>
-        <w:t xml:space="preserve">- 4 from the 2026-05-15 run (theme_preference enum extension + vendor_public_visibility + site_widgets + self_review_gate schema)</w:t>
-      </w:r>
-      <w:r>
-        <w:t xml:space="preserve"> </w:t>
-      </w:r>
-      <w:r>
-        <w:t xml:space="preserve">- Without</w:t>
+        <w:t xml:space="preserve">Verified caught up 2026-05-20 evening.</w:t>
       </w:r>
       <w:r>
         <w:t xml:space="preserve"> </w:t>
@@ -6559,10 +9613,64 @@
         <w:rPr>
           <w:rStyle w:val="VerbatimChar"/>
         </w:rPr>
-        <w:t xml:space="preserve">supabase db push</w:t>
-      </w:r>
-      <w:r>
-        <w:t xml:space="preserve">, half the new code in main 500s in production.</w:t>
+        <w:t xml:space="preserve">supabase migration list --linked</w:t>
+      </w:r>
+      <w:r>
+        <w:t xml:space="preserve"> </w:t>
+      </w:r>
+      <w:r>
+        <w:t xml:space="preserve">against</w:t>
+      </w:r>
+      <w:r>
+        <w:t xml:space="preserve"> </w:t>
+      </w:r>
+      <w:r>
+        <w:rPr>
+          <w:rStyle w:val="VerbatimChar"/>
+        </w:rPr>
+        <w:t xml:space="preserve">setnayan-prod</w:t>
+      </w:r>
+      <w:r>
+        <w:t xml:space="preserve"> </w:t>
+      </w:r>
+      <w:r>
+        <w:t xml:space="preserve">(ref</w:t>
+      </w:r>
+      <w:r>
+        <w:t xml:space="preserve"> </w:t>
+      </w:r>
+      <w:r>
+        <w:rPr>
+          <w:rStyle w:val="VerbatimChar"/>
+        </w:rPr>
+        <w:t xml:space="preserve">njrupjnvkjkitfctetvi</w:t>
+      </w:r>
+      <w:r>
+        <w:t xml:space="preserve">) shows all 88 local migrations applied on remote, ending at</w:t>
+      </w:r>
+      <w:r>
+        <w:t xml:space="preserve"> </w:t>
+      </w:r>
+      <w:r>
+        <w:rPr>
+          <w:rStyle w:val="VerbatimChar"/>
+        </w:rPr>
+        <w:t xml:space="preserve">20260522010000_iteration_0041_couple_event_type_notify_signups.sql</w:t>
+      </w:r>
+      <w:r>
+        <w:t xml:space="preserve">. No pending migrations as of this verification. The earlier</w:t>
+      </w:r>
+      <w:r>
+        <w:t xml:space="preserve"> </w:t>
+      </w:r>
+      <w:r>
+        <w:t xml:space="preserve">“10+ migrations pending”</w:t>
+      </w:r>
+      <w:r>
+        <w:t xml:space="preserve"> </w:t>
+      </w:r>
+      <w:r>
+        <w:t xml:space="preserve">warning rolled forward across multiple PR runs and finally cleared today.</w:t>
       </w:r>
     </w:p>
     <w:p>
@@ -6644,8 +9752,8 @@
         </w:pict>
       </w:r>
     </w:p>
-    <w:bookmarkEnd w:id="25"/>
-    <w:bookmarkStart w:id="26" w:name="phase-2-in-flight-as-of-eod-2026-05-14"/>
+    <w:bookmarkEnd w:id="33"/>
+    <w:bookmarkStart w:id="34" w:name="phase-2-in-flight-as-of-eod-2026-05-14"/>
     <w:p>
       <w:pPr>
         <w:pStyle w:val="Heading2"/>
@@ -7058,8 +10166,8 @@
         </w:pict>
       </w:r>
     </w:p>
-    <w:bookmarkEnd w:id="26"/>
-    <w:bookmarkStart w:id="27" w:name="phase-3-decision-gated-waiting-on-owner"/>
+    <w:bookmarkEnd w:id="34"/>
+    <w:bookmarkStart w:id="35" w:name="phase-3-decision-gated-waiting-on-owner"/>
     <w:p>
       <w:pPr>
         <w:pStyle w:val="Heading2"/>
@@ -7314,8 +10422,8 @@
         </w:pict>
       </w:r>
     </w:p>
-    <w:bookmarkEnd w:id="27"/>
-    <w:bookmarkStart w:id="28" w:name="X32e17fcbcd87a20ffe99bb964fbb4e9b52a96d9"/>
+    <w:bookmarkEnd w:id="35"/>
+    <w:bookmarkStart w:id="36" w:name="X32e17fcbcd87a20ffe99bb964fbb4e9b52a96d9"/>
     <w:p>
       <w:pPr>
         <w:pStyle w:val="Heading2"/>
@@ -7329,7 +10437,7 @@
         <w:pStyle w:val="Compact"/>
         <w:numPr>
           <w:ilvl w:val="0"/>
-          <w:numId w:val="1002"/>
+          <w:numId w:val="1005"/>
         </w:numPr>
       </w:pPr>
       <w:r>
@@ -7337,6 +10445,7 @@
           <w:rStyle w:val="VerbatimChar"/>
           <w:b/>
           <w:bCs/>
+          <w:strike/>
         </w:rPr>
         <w:t xml:space="preserve">supabase db push</w:t>
       </w:r>
@@ -7344,7 +10453,35 @@
         <w:t xml:space="preserve"> </w:t>
       </w:r>
       <w:r>
-        <w:t xml:space="preserve">— apply all pending migrations (PR #9 + Phase 2 PRs)</w:t>
+        <w:t xml:space="preserve">— ✅</w:t>
+      </w:r>
+      <w:r>
+        <w:t xml:space="preserve"> </w:t>
+      </w:r>
+      <w:r>
+        <w:rPr>
+          <w:b/>
+          <w:bCs/>
+        </w:rPr>
+        <w:t xml:space="preserve">DONE 2026-05-20 evening.</w:t>
+      </w:r>
+      <w:r>
+        <w:t xml:space="preserve"> </w:t>
+      </w:r>
+      <w:r>
+        <w:t xml:space="preserve">Verified via</w:t>
+      </w:r>
+      <w:r>
+        <w:t xml:space="preserve"> </w:t>
+      </w:r>
+      <w:r>
+        <w:rPr>
+          <w:rStyle w:val="VerbatimChar"/>
+        </w:rPr>
+        <w:t xml:space="preserve">supabase migration list --linked</w:t>
+      </w:r>
+      <w:r>
+        <w:t xml:space="preserve">; all 88 local migrations applied on remote.</w:t>
       </w:r>
     </w:p>
     <w:p>
@@ -7352,7 +10489,7 @@
         <w:pStyle w:val="Compact"/>
         <w:numPr>
           <w:ilvl w:val="0"/>
-          <w:numId w:val="1002"/>
+          <w:numId w:val="1005"/>
         </w:numPr>
       </w:pPr>
       <w:r>
@@ -7374,7 +10511,7 @@
         <w:pStyle w:val="Compact"/>
         <w:numPr>
           <w:ilvl w:val="0"/>
-          <w:numId w:val="1002"/>
+          <w:numId w:val="1005"/>
         </w:numPr>
       </w:pPr>
       <w:r>
@@ -7396,7 +10533,7 @@
         <w:pStyle w:val="Compact"/>
         <w:numPr>
           <w:ilvl w:val="0"/>
-          <w:numId w:val="1002"/>
+          <w:numId w:val="1005"/>
         </w:numPr>
       </w:pPr>
       <w:r>
@@ -7435,8 +10572,8 @@
         </w:pict>
       </w:r>
     </w:p>
-    <w:bookmarkEnd w:id="28"/>
-    <w:bookmarkStart w:id="29" w:name="X4c8e6cc93b0fb518bedd7ab3c66ef0a7e72801b"/>
+    <w:bookmarkEnd w:id="36"/>
+    <w:bookmarkStart w:id="37" w:name="X4c8e6cc93b0fb518bedd7ab3c66ef0a7e72801b"/>
     <w:p>
       <w:pPr>
         <w:pStyle w:val="Heading2"/>
@@ -7458,7 +10595,7 @@
         <w:pStyle w:val="Compact"/>
         <w:numPr>
           <w:ilvl w:val="0"/>
-          <w:numId w:val="1003"/>
+          <w:numId w:val="1006"/>
         </w:numPr>
       </w:pPr>
       <w:r>
@@ -7510,7 +10647,7 @@
         <w:pStyle w:val="Compact"/>
         <w:numPr>
           <w:ilvl w:val="0"/>
-          <w:numId w:val="1003"/>
+          <w:numId w:val="1006"/>
         </w:numPr>
       </w:pPr>
       <w:r>
@@ -7547,7 +10684,7 @@
         <w:pStyle w:val="Compact"/>
         <w:numPr>
           <w:ilvl w:val="0"/>
-          <w:numId w:val="1003"/>
+          <w:numId w:val="1006"/>
         </w:numPr>
       </w:pPr>
       <w:r>
@@ -7584,7 +10721,7 @@
         <w:pStyle w:val="Compact"/>
         <w:numPr>
           <w:ilvl w:val="0"/>
-          <w:numId w:val="1003"/>
+          <w:numId w:val="1006"/>
         </w:numPr>
       </w:pPr>
       <w:r>
@@ -7621,7 +10758,7 @@
         <w:pStyle w:val="Compact"/>
         <w:numPr>
           <w:ilvl w:val="0"/>
-          <w:numId w:val="1003"/>
+          <w:numId w:val="1006"/>
         </w:numPr>
       </w:pPr>
       <w:r>
@@ -7715,7 +10852,7 @@
         <w:pStyle w:val="Compact"/>
         <w:numPr>
           <w:ilvl w:val="0"/>
-          <w:numId w:val="1003"/>
+          <w:numId w:val="1006"/>
         </w:numPr>
       </w:pPr>
       <w:r>
@@ -7762,8 +10899,8 @@
         </w:pict>
       </w:r>
     </w:p>
-    <w:bookmarkEnd w:id="29"/>
-    <w:bookmarkStart w:id="32" w:name="how-to-re-generate-this-doc"/>
+    <w:bookmarkEnd w:id="37"/>
+    <w:bookmarkStart w:id="40" w:name="how-to-re-generate-this-doc"/>
     <w:p>
       <w:pPr>
         <w:pStyle w:val="Heading2"/>
@@ -7777,7 +10914,7 @@
         <w:pStyle w:val="Compact"/>
         <w:numPr>
           <w:ilvl w:val="0"/>
-          <w:numId w:val="1004"/>
+          <w:numId w:val="1007"/>
         </w:numPr>
       </w:pPr>
       <w:r>
@@ -7798,7 +10935,7 @@
         <w:pStyle w:val="Compact"/>
         <w:numPr>
           <w:ilvl w:val="0"/>
-          <w:numId w:val="1004"/>
+          <w:numId w:val="1007"/>
         </w:numPr>
       </w:pPr>
       <w:r>
@@ -7831,7 +10968,7 @@
         <w:pStyle w:val="Compact"/>
         <w:numPr>
           <w:ilvl w:val="0"/>
-          <w:numId w:val="1004"/>
+          <w:numId w:val="1007"/>
         </w:numPr>
       </w:pPr>
       <w:r>
@@ -7852,7 +10989,7 @@
         <w:pStyle w:val="Compact"/>
         <w:numPr>
           <w:ilvl w:val="0"/>
-          <w:numId w:val="1004"/>
+          <w:numId w:val="1007"/>
         </w:numPr>
       </w:pPr>
       <w:r>
@@ -7861,7 +10998,7 @@
       <w:r>
         <w:t xml:space="preserve"> </w:t>
       </w:r>
-      <w:hyperlink r:id="rId30">
+      <w:hyperlink r:id="rId38">
         <w:r>
           <w:rPr>
             <w:rStyle w:val="Hyperlink"/>
@@ -7878,7 +11015,7 @@
       <w:r>
         <w:t xml:space="preserve"> </w:t>
       </w:r>
-      <w:hyperlink r:id="rId31">
+      <w:hyperlink r:id="rId39">
         <w:r>
           <w:rPr>
             <w:rStyle w:val="Hyperlink"/>
@@ -7895,15 +11032,15 @@
         <w:pStyle w:val="Compact"/>
         <w:numPr>
           <w:ilvl w:val="0"/>
-          <w:numId w:val="1004"/>
+          <w:numId w:val="1007"/>
         </w:numPr>
       </w:pPr>
       <w:r>
         <w:t xml:space="preserve">Re-bucket every iteration. Update the table above.</w:t>
       </w:r>
     </w:p>
-    <w:bookmarkEnd w:id="32"/>
-    <w:bookmarkEnd w:id="33"/>
+    <w:bookmarkEnd w:id="40"/>
+    <w:bookmarkEnd w:id="41"/>
     <w:sectPr>
       <w:footnotePr>
         <w:numRestart w:val="eachSect"/>
@@ -8008,6 +11145,91 @@
     <w:lvl w:ilvl="8">
       <w:numFmt w:val="bullet"/>
       <w:lvlText w:val=" "/>
+      <w:lvlJc w:val="left"/>
+      <w:pPr>
+        <w:ind w:left="6480" w:hanging="360"/>
+      </w:pPr>
+    </w:lvl>
+  </w:abstractNum>
+  <w:abstractNum w:abstractNumId="99411">
+    <w:nsid w:val="00A99411"/>
+    <w:multiLevelType w:val="multilevel"/>
+    <w:lvl w:ilvl="0">
+      <w:start w:val="1"/>
+      <w:numFmt w:val="decimal"/>
+      <w:lvlText w:val="%1."/>
+      <w:lvlJc w:val="left"/>
+      <w:pPr>
+        <w:ind w:left="720" w:hanging="360"/>
+      </w:pPr>
+    </w:lvl>
+    <w:lvl w:ilvl="1">
+      <w:start w:val="1"/>
+      <w:numFmt w:val="decimal"/>
+      <w:lvlText w:val="%2."/>
+      <w:lvlJc w:val="left"/>
+      <w:pPr>
+        <w:ind w:left="1440" w:hanging="360"/>
+      </w:pPr>
+    </w:lvl>
+    <w:lvl w:ilvl="2">
+      <w:start w:val="1"/>
+      <w:numFmt w:val="decimal"/>
+      <w:lvlText w:val="%3."/>
+      <w:lvlJc w:val="left"/>
+      <w:pPr>
+        <w:ind w:left="2160" w:hanging="360"/>
+      </w:pPr>
+    </w:lvl>
+    <w:lvl w:ilvl="3">
+      <w:start w:val="1"/>
+      <w:numFmt w:val="decimal"/>
+      <w:lvlText w:val="%4."/>
+      <w:lvlJc w:val="left"/>
+      <w:pPr>
+        <w:ind w:left="2880" w:hanging="360"/>
+      </w:pPr>
+    </w:lvl>
+    <w:lvl w:ilvl="4">
+      <w:start w:val="1"/>
+      <w:numFmt w:val="decimal"/>
+      <w:lvlText w:val="%5."/>
+      <w:lvlJc w:val="left"/>
+      <w:pPr>
+        <w:ind w:left="3600" w:hanging="360"/>
+      </w:pPr>
+    </w:lvl>
+    <w:lvl w:ilvl="5">
+      <w:start w:val="1"/>
+      <w:numFmt w:val="decimal"/>
+      <w:lvlText w:val="%6."/>
+      <w:lvlJc w:val="left"/>
+      <w:pPr>
+        <w:ind w:left="4320" w:hanging="360"/>
+      </w:pPr>
+    </w:lvl>
+    <w:lvl w:ilvl="6">
+      <w:start w:val="1"/>
+      <w:numFmt w:val="decimal"/>
+      <w:lvlText w:val="%7."/>
+      <w:lvlJc w:val="left"/>
+      <w:pPr>
+        <w:ind w:left="5040" w:hanging="360"/>
+      </w:pPr>
+    </w:lvl>
+    <w:lvl w:ilvl="7">
+      <w:start w:val="1"/>
+      <w:numFmt w:val="decimal"/>
+      <w:lvlText w:val="%8."/>
+      <w:lvlJc w:val="left"/>
+      <w:pPr>
+        <w:ind w:left="5760" w:hanging="360"/>
+      </w:pPr>
+    </w:lvl>
+    <w:lvl w:ilvl="8">
+      <w:start w:val="1"/>
+      <w:numFmt w:val="decimal"/>
+      <w:lvlText w:val="%9."/>
       <w:lvlJc w:val="left"/>
       <w:pPr>
         <w:ind w:left="6480" w:hanging="360"/>
@@ -8117,96 +11339,38 @@
       </w:rPr>
     </w:lvl>
   </w:abstractNum>
-  <w:abstractNum w:abstractNumId="99411">
-    <w:nsid w:val="00A99411"/>
-    <w:multiLevelType w:val="multilevel"/>
-    <w:lvl w:ilvl="0">
-      <w:start w:val="1"/>
-      <w:numFmt w:val="decimal"/>
-      <w:lvlText w:val="%1."/>
-      <w:lvlJc w:val="left"/>
-      <w:pPr>
-        <w:ind w:left="720" w:hanging="360"/>
-      </w:pPr>
-    </w:lvl>
-    <w:lvl w:ilvl="1">
-      <w:start w:val="1"/>
-      <w:numFmt w:val="decimal"/>
-      <w:lvlText w:val="%2."/>
-      <w:lvlJc w:val="left"/>
-      <w:pPr>
-        <w:ind w:left="1440" w:hanging="360"/>
-      </w:pPr>
-    </w:lvl>
-    <w:lvl w:ilvl="2">
-      <w:start w:val="1"/>
-      <w:numFmt w:val="decimal"/>
-      <w:lvlText w:val="%3."/>
-      <w:lvlJc w:val="left"/>
-      <w:pPr>
-        <w:ind w:left="2160" w:hanging="360"/>
-      </w:pPr>
-    </w:lvl>
-    <w:lvl w:ilvl="3">
-      <w:start w:val="1"/>
-      <w:numFmt w:val="decimal"/>
-      <w:lvlText w:val="%4."/>
-      <w:lvlJc w:val="left"/>
-      <w:pPr>
-        <w:ind w:left="2880" w:hanging="360"/>
-      </w:pPr>
-    </w:lvl>
-    <w:lvl w:ilvl="4">
-      <w:start w:val="1"/>
-      <w:numFmt w:val="decimal"/>
-      <w:lvlText w:val="%5."/>
-      <w:lvlJc w:val="left"/>
-      <w:pPr>
-        <w:ind w:left="3600" w:hanging="360"/>
-      </w:pPr>
-    </w:lvl>
-    <w:lvl w:ilvl="5">
-      <w:start w:val="1"/>
-      <w:numFmt w:val="decimal"/>
-      <w:lvlText w:val="%6."/>
-      <w:lvlJc w:val="left"/>
-      <w:pPr>
-        <w:ind w:left="4320" w:hanging="360"/>
-      </w:pPr>
-    </w:lvl>
-    <w:lvl w:ilvl="6">
-      <w:start w:val="1"/>
-      <w:numFmt w:val="decimal"/>
-      <w:lvlText w:val="%7."/>
-      <w:lvlJc w:val="left"/>
-      <w:pPr>
-        <w:ind w:left="5040" w:hanging="360"/>
-      </w:pPr>
-    </w:lvl>
-    <w:lvl w:ilvl="7">
-      <w:start w:val="1"/>
-      <w:numFmt w:val="decimal"/>
-      <w:lvlText w:val="%8."/>
-      <w:lvlJc w:val="left"/>
-      <w:pPr>
-        <w:ind w:left="5760" w:hanging="360"/>
-      </w:pPr>
-    </w:lvl>
-    <w:lvl w:ilvl="8">
-      <w:start w:val="1"/>
-      <w:numFmt w:val="decimal"/>
-      <w:lvlText w:val="%9."/>
-      <w:lvlJc w:val="left"/>
-      <w:pPr>
-        <w:ind w:left="6480" w:hanging="360"/>
-      </w:pPr>
-    </w:lvl>
-  </w:abstractNum>
   <w:num w:numId="1000">
     <w:abstractNumId w:val="990"/>
   </w:num>
   <w:num w:numId="1001">
-    <w:abstractNumId w:val="991"/>
+    <w:abstractNumId w:val="99411"/>
+    <w:lvlOverride w:ilvl="0">
+      <w:startOverride w:val="1"/>
+    </w:lvlOverride>
+    <w:lvlOverride w:ilvl="1">
+      <w:startOverride w:val="1"/>
+    </w:lvlOverride>
+    <w:lvlOverride w:ilvl="2">
+      <w:startOverride w:val="1"/>
+    </w:lvlOverride>
+    <w:lvlOverride w:ilvl="3">
+      <w:startOverride w:val="1"/>
+    </w:lvlOverride>
+    <w:lvlOverride w:ilvl="4">
+      <w:startOverride w:val="1"/>
+    </w:lvlOverride>
+    <w:lvlOverride w:ilvl="5">
+      <w:startOverride w:val="1"/>
+    </w:lvlOverride>
+    <w:lvlOverride w:ilvl="6">
+      <w:startOverride w:val="1"/>
+    </w:lvlOverride>
+    <w:lvlOverride w:ilvl="7">
+      <w:startOverride w:val="1"/>
+    </w:lvlOverride>
+    <w:lvlOverride w:ilvl="8">
+      <w:startOverride w:val="1"/>
+    </w:lvlOverride>
   </w:num>
   <w:num w:numId="1002">
     <w:abstractNumId w:val="991"/>
@@ -8242,6 +11406,42 @@
     </w:lvlOverride>
   </w:num>
   <w:num w:numId="1004">
+    <w:abstractNumId w:val="991"/>
+  </w:num>
+  <w:num w:numId="1005">
+    <w:abstractNumId w:val="991"/>
+  </w:num>
+  <w:num w:numId="1006">
+    <w:abstractNumId w:val="99411"/>
+    <w:lvlOverride w:ilvl="0">
+      <w:startOverride w:val="1"/>
+    </w:lvlOverride>
+    <w:lvlOverride w:ilvl="1">
+      <w:startOverride w:val="1"/>
+    </w:lvlOverride>
+    <w:lvlOverride w:ilvl="2">
+      <w:startOverride w:val="1"/>
+    </w:lvlOverride>
+    <w:lvlOverride w:ilvl="3">
+      <w:startOverride w:val="1"/>
+    </w:lvlOverride>
+    <w:lvlOverride w:ilvl="4">
+      <w:startOverride w:val="1"/>
+    </w:lvlOverride>
+    <w:lvlOverride w:ilvl="5">
+      <w:startOverride w:val="1"/>
+    </w:lvlOverride>
+    <w:lvlOverride w:ilvl="6">
+      <w:startOverride w:val="1"/>
+    </w:lvlOverride>
+    <w:lvlOverride w:ilvl="7">
+      <w:startOverride w:val="1"/>
+    </w:lvlOverride>
+    <w:lvlOverride w:ilvl="8">
+      <w:startOverride w:val="1"/>
+    </w:lvlOverride>
+  </w:num>
+  <w:num w:numId="1007">
     <w:abstractNumId w:val="99411"/>
     <w:lvlOverride w:ilvl="0">
       <w:startOverride w:val="1"/>
